--- a/paper/TACT Paper/tact.docx
+++ b/paper/TACT Paper/tact.docx
@@ -53,13 +53,13 @@
         <w:pStyle w:val="FirstParagraph"/>
       </w:pPr>
       <w:r>
-        <w:t xml:space="preserve">Confidence-weighted self-consistency improves on majority voting when a frozen</w:t>
-      </w:r>
-      <w:r>
-        <w:t xml:space="preserve"> </w:t>
-      </w:r>
-      <w:r>
-        <w:t xml:space="preserve">model’s self-reported confidence is calibrated in</w:t>
+        <w:t xml:space="preserve">Confidence-weighted self-consistency beats majority voting when a frozen</w:t>
+      </w:r>
+      <w:r>
+        <w:t xml:space="preserve"> </w:t>
+      </w:r>
+      <w:r>
+        <w:t xml:space="preserve">model’s confidence is calibrated in</w:t>
       </w:r>
       <w:r>
         <w:t xml:space="preserve"> </w:t>
@@ -72,25 +72,19 @@
         <w:t xml:space="preserve">direction</w:t>
       </w:r>
       <w:r>
-        <w:t xml:space="preserve">. Every</w:t>
-      </w:r>
-      <w:r>
-        <w:t xml:space="preserve"> </w:t>
-      </w:r>
-      <w:r>
-        <w:t xml:space="preserve">published scheme is monotone increasing in confidence, so an anti-correlated</w:t>
-      </w:r>
-      <w:r>
-        <w:t xml:space="preserve"> </w:t>
-      </w:r>
-      <w:r>
-        <w:t xml:space="preserve">channel poisons the vote, and binary calibration gates survive inversion only</w:t>
-      </w:r>
-      <w:r>
-        <w:t xml:space="preserve"> </w:t>
-      </w:r>
-      <w:r>
-        <w:t xml:space="preserve">by discarding discriminative signal.</w:t>
+        <w:t xml:space="preserve">. Every published scheme is monotone increasing in confidence, so an</w:t>
+      </w:r>
+      <w:r>
+        <w:t xml:space="preserve"> </w:t>
+      </w:r>
+      <w:r>
+        <w:t xml:space="preserve">anti-correlated channel poisons the vote, and calibration gates survive</w:t>
+      </w:r>
+      <w:r>
+        <w:t xml:space="preserve"> </w:t>
+      </w:r>
+      <w:r>
+        <w:t xml:space="preserve">inversion only by discarding signal.</w:t>
       </w:r>
       <w:r>
         <w:t xml:space="preserve"> </w:t>
@@ -105,13 +99,7 @@
         <w:t xml:space="preserve"> </w:t>
       </w:r>
       <w:r>
-        <w:t xml:space="preserve">derives the vote exponent from the</w:t>
-      </w:r>
-      <w:r>
-        <w:t xml:space="preserve"> </w:t>
-      </w:r>
-      <w:r>
-        <w:t xml:space="preserve">measured,</w:t>
+        <w:t xml:space="preserve">derives the vote exponent from the measured</w:t>
       </w:r>
       <w:r>
         <w:t xml:space="preserve"> </w:t>
@@ -124,7 +112,10 @@
         <w:t xml:space="preserve">signed</w:t>
       </w:r>
       <w:r>
-        <w:t xml:space="preserve">, within-item discrimination of the channel: a pooled</w:t>
+        <w:t xml:space="preserve"> </w:t>
+      </w:r>
+      <w:r>
+        <w:t xml:space="preserve">within-item discrimination of the channel: a pooled</w:t>
       </w:r>
       <w:r>
         <w:t xml:space="preserve"> </w:t>
@@ -141,43 +132,18 @@
         </m:r>
       </m:oMath>
       <w:r>
-        <w:t xml:space="preserve"> </w:t>
-      </w:r>
-      <w:r>
-        <w:t xml:space="preserve">with an item-clustered standard error, positive-part</w:t>
-      </w:r>
-      <w:r>
-        <w:t xml:space="preserve"> </w:t>
-      </w:r>
-      <w:r>
-        <w:t xml:space="preserve">James–Stein shrinkage, and a Bayes-discriminant link, which at the default</w:t>
-      </w:r>
-      <w:r>
-        <w:t xml:space="preserve"> </w:t>
-      </w:r>
-      <w:r>
-        <w:t xml:space="preserve">base rate</w:t>
-      </w:r>
-      <w:r>
-        <w:t xml:space="preserve"> </w:t>
-      </w:r>
-      <m:oMath>
-        <m:acc>
-          <m:accPr>
-            <m:chr m:val="‾"/>
-          </m:accPr>
-          <m:e>
-            <m:r>
-              <m:t>p</m:t>
-            </m:r>
-          </m:e>
-        </m:acc>
-        <m:r>
-          <m:rPr>
-            <m:sty m:val="p"/>
-          </m:rPr>
-          <m:t>=</m:t>
-        </m:r>
+        <w:t xml:space="preserve">, shrunk toward zero and mapped through a</w:t>
+      </w:r>
+      <w:r>
+        <w:t xml:space="preserve"> </w:t>
+      </w:r>
+      <w:r>
+        <w:t xml:space="preserve">Bayes-discriminant link that at base rate</w:t>
+      </w:r>
+      <w:r>
+        <w:t xml:space="preserve"> </w:t>
+      </w:r>
+      <m:oMath>
         <m:f>
           <m:fPr>
             <m:type m:val="lin"/>
@@ -247,66 +213,37 @@
         </m:rad>
       </m:oMath>
       <w:r>
-        <w:t xml:space="preserve"> </w:t>
-      </w:r>
-      <w:r>
-        <w:t xml:space="preserve">with</w:t>
-      </w:r>
-      <w:r>
-        <w:t xml:space="preserve"> </w:t>
-      </w:r>
-      <m:oMath>
-        <m:r>
-          <m:t>z</m:t>
-        </m:r>
-      </m:oMath>
-      <w:r>
-        <w:t xml:space="preserve"> </w:t>
-      </w:r>
-      <w:r>
-        <w:t xml:space="preserve">the</w:t>
-      </w:r>
-      <w:r>
-        <w:t xml:space="preserve"> </w:t>
-      </w:r>
-      <w:r>
-        <w:t xml:space="preserve">probit of the shrunk pooled AUC. Inside the shrinkage dead zone the vote is</w:t>
-      </w:r>
-      <w:r>
-        <w:t xml:space="preserve"> </w:t>
-      </w:r>
-      <w:r>
-        <w:t xml:space="preserve">bit-identical to plain self-consistency. A label-free variant estimates the</w:t>
-      </w:r>
-      <w:r>
-        <w:t xml:space="preserve"> </w:t>
-      </w:r>
-      <w:r>
-        <w:t xml:space="preserve">sign from agreement pseudo-labels under an attenuation identity that</w:t>
-      </w:r>
-      <w:r>
-        <w:t xml:space="preserve"> </w:t>
-      </w:r>
-      <w:r>
-        <w:t xml:space="preserve">guarantees sign consistency while the plurality-error rate stays below one</w:t>
-      </w:r>
-      <w:r>
-        <w:t xml:space="preserve"> </w:t>
-      </w:r>
-      <w:r>
-        <w:t xml:space="preserve">half; past that boundary it mis-signs, which the paper measures and reports.</w:t>
-      </w:r>
-      <w:r>
-        <w:t xml:space="preserve"> </w:t>
-      </w:r>
-      <w:r>
-        <w:t xml:space="preserve">On a synthetic-oracle harness it recovers anti-correlated channels that pin</w:t>
-      </w:r>
-      <w:r>
-        <w:t xml:space="preserve"> </w:t>
-      </w:r>
-      <w:r>
-        <w:t xml:space="preserve">every published protocol to the majority floor (</w:t>
+        <w:t xml:space="preserve">. Inside the dead zone the vote is</w:t>
+      </w:r>
+      <w:r>
+        <w:t xml:space="preserve"> </w:t>
+      </w:r>
+      <w:r>
+        <w:t xml:space="preserve">bit-identical to plain self-consistency. Under a class-conditional-noise</w:t>
+      </w:r>
+      <w:r>
+        <w:t xml:space="preserve"> </w:t>
+      </w:r>
+      <w:r>
+        <w:t xml:space="preserve">assumption, a label-free variant preserves the sign of the estimate when the</w:t>
+      </w:r>
+      <w:r>
+        <w:t xml:space="preserve"> </w:t>
+      </w:r>
+      <w:r>
+        <w:t xml:space="preserve">pair-weighted plurality-error rate is below one half. Controlled experiments</w:t>
+      </w:r>
+      <w:r>
+        <w:t xml:space="preserve"> </w:t>
+      </w:r>
+      <w:r>
+        <w:t xml:space="preserve">beyond that boundary show sign reversal. On a synthetic oracle it recovers channels that pin published protocols to</w:t>
+      </w:r>
+      <w:r>
+        <w:t xml:space="preserve"> </w:t>
+      </w:r>
+      <w:r>
+        <w:t xml:space="preserve">the majority floor (</w:t>
       </w:r>
       <m:oMath>
         <m:r>
@@ -325,13 +262,13 @@
         </m:r>
       </m:oMath>
       <w:r>
-        <w:t xml:space="preserve">) and</w:t>
-      </w:r>
-      <w:r>
-        <w:t xml:space="preserve"> </w:t>
-      </w:r>
-      <w:r>
-        <w:t xml:space="preserve">cracks the heterogeneity floor with zero paired losses (</w:t>
+        <w:t xml:space="preserve">) and cracks the</w:t>
+      </w:r>
+      <w:r>
+        <w:t xml:space="preserve"> </w:t>
+      </w:r>
+      <w:r>
+        <w:t xml:space="preserve">heterogeneity floor with zero paired losses (</w:t>
       </w:r>
       <m:oMath>
         <m:r>
@@ -350,13 +287,13 @@
         </m:r>
       </m:oMath>
       <w:r>
-        <w:t xml:space="preserve">).</w:t>
-      </w:r>
-      <w:r>
-        <w:t xml:space="preserve"> </w:t>
-      </w:r>
-      <w:r>
-        <w:t xml:space="preserve">Against a dev-picked</w:t>
+        <w:t xml:space="preserve">); against a</w:t>
+      </w:r>
+      <w:r>
+        <w:t xml:space="preserve"> </w:t>
+      </w:r>
+      <w:r>
+        <w:t xml:space="preserve">dev-picked</w:t>
       </w:r>
       <w:r>
         <w:t xml:space="preserve"> </w:t>
@@ -372,54 +309,19 @@
         <w:t xml:space="preserve"> </w:t>
       </w:r>
       <w:r>
-        <w:t xml:space="preserve">grid, which the sweep shows is a far</w:t>
-      </w:r>
-      <w:r>
-        <w:t xml:space="preserve"> </w:t>
-      </w:r>
-      <w:r>
-        <w:t xml:space="preserve">stronger baseline than the published protocols, the advantage narrows to</w:t>
-      </w:r>
-      <w:r>
-        <w:t xml:space="preserve"> </w:t>
-      </w:r>
-      <w:r>
-        <w:t xml:space="preserve">distortion, echo, and label-free operation. Two real-trace campaigns then</w:t>
-      </w:r>
-      <w:r>
-        <w:t xml:space="preserve"> </w:t>
-      </w:r>
-      <w:r>
-        <w:t xml:space="preserve">bound the setting: the channel is null on saturated benchmarks</w:t>
-      </w:r>
-      <w:r>
-        <w:t xml:space="preserve"> </w:t>
-      </w:r>
-      <w:r>
-        <w:t xml:space="preserve">(</w:t>
-      </w:r>
-      <m:oMath>
-        <m:r>
-          <m:t>z</m:t>
-        </m:r>
-        <m:r>
-          <m:rPr>
-            <m:sty m:val="p"/>
-          </m:rPr>
-          <m:t>=</m:t>
-        </m:r>
-        <m:r>
-          <m:rPr>
-            <m:sty m:val="p"/>
-          </m:rPr>
-          <m:t>−</m:t>
-        </m:r>
-        <m:r>
-          <m:t>1.24</m:t>
-        </m:r>
-      </m:oMath>
-      <w:r>
-        <w:t xml:space="preserve">) and positive on competition mathematics (</w:t>
+        <w:t xml:space="preserve">grid the advantage narrows to distortion, echo and</w:t>
+      </w:r>
+      <w:r>
+        <w:t xml:space="preserve"> </w:t>
+      </w:r>
+      <w:r>
+        <w:t xml:space="preserve">label-free operation. Two real-trace campaigns bound it: the channel is null on saturated</w:t>
+      </w:r>
+      <w:r>
+        <w:t xml:space="preserve"> </w:t>
+      </w:r>
+      <w:r>
+        <w:t xml:space="preserve">benchmarks and positive on competition mathematics (</w:t>
       </w:r>
       <m:oMath>
         <m:acc>
@@ -449,33 +351,13 @@
         </m:r>
       </m:oMath>
       <w:r>
-        <w:t xml:space="preserve">,</w:t>
-      </w:r>
-      <w:r>
-        <w:t xml:space="preserve"> </w:t>
-      </w:r>
-      <m:oMath>
-        <m:r>
-          <m:t>z</m:t>
-        </m:r>
-        <m:r>
-          <m:rPr>
-            <m:sty m:val="p"/>
-          </m:rPr>
-          <m:t>=</m:t>
-        </m:r>
-        <m:r>
-          <m:rPr>
-            <m:sty m:val="p"/>
-          </m:rPr>
-          <m:t>+</m:t>
-        </m:r>
-        <m:r>
-          <m:t>2.54</m:t>
-        </m:r>
-      </m:oMath>
-      <w:r>
-        <w:t xml:space="preserve">), yet the stratum any such method can act on measures</w:t>
+        <w:t xml:space="preserve">), yet the</w:t>
+      </w:r>
+      <w:r>
+        <w:t xml:space="preserve"> </w:t>
+      </w:r>
+      <w:r>
+        <w:t xml:space="preserve">stratum any such method can act on measures</w:t>
       </w:r>
       <w:r>
         <w:t xml:space="preserve"> </w:t>
@@ -503,13 +385,19 @@
         <w:t xml:space="preserve"> </w:t>
       </w:r>
       <w:r>
-        <w:t xml:space="preserve">of items across five substrates in two domains, so abstention is the correct</w:t>
-      </w:r>
-      <w:r>
-        <w:t xml:space="preserve"> </w:t>
-      </w:r>
-      <w:r>
-        <w:t xml:space="preserve">default and the dead zone implements it.</w:t>
+        <w:t xml:space="preserve">of items across five</w:t>
+      </w:r>
+      <w:r>
+        <w:t xml:space="preserve"> </w:t>
+      </w:r>
+      <w:r>
+        <w:t xml:space="preserve">substrates in two domains. Accordingly, the dead zone leaves the vote unchanged</w:t>
+      </w:r>
+      <w:r>
+        <w:t xml:space="preserve"> </w:t>
+      </w:r>
+      <w:r>
+        <w:t xml:space="preserve">whenever the pooled evidence does not clear its pre-specified threshold.</w:t>
       </w:r>
     </w:p>
     <w:p>
@@ -619,7 +507,6 @@
         <m:r>
           <m:rPr>
             <m:nor/>
-            <m:sty m:val="p"/>
           </m:rPr>
           <m:t>True</m:t>
         </m:r>
@@ -671,20 +558,7 @@
         <w:t xml:space="preserve"> </w:t>
       </w:r>
       <w:r>
-        <w:t xml:space="preserve">at a fraction of the sampling budget, and introduced Within-Question Discrimination (WQD) to argue that</w:t>
-      </w:r>
-      <w:r>
-        <w:t xml:space="preserve"> </w:t>
-      </w:r>
-      <w:r>
-        <w:rPr>
-          <w:i/>
-          <w:iCs/>
-        </w:rPr>
-        <w:t xml:space="preserve">discrimination</w:t>
-      </w:r>
-      <w:r>
-        <w:t xml:space="preserve">, not calibration, is the property that makes a confidence signal useful for voting.</w:t>
+        <w:t xml:space="preserve">at a fraction of the sampling budget, and introduced Within-Question Discrimination (WQD) to identify discrimination as the confidence property relevant to voting, independently of calibration.</w:t>
       </w:r>
     </w:p>
     <w:p>
@@ -692,7 +566,13 @@
         <w:pStyle w:val="BodyText"/>
       </w:pPr>
       <w:r>
-        <w:t xml:space="preserve">This refinement carries a structural fragility that, to the best of our knowledge, no published method addresses. Every existing weighting scheme is monotone</w:t>
+        <w:t xml:space="preserve">The methods surveyed here leave one structural case untreated. Their weighting</w:t>
+      </w:r>
+      <w:r>
+        <w:t xml:space="preserve"> </w:t>
+      </w:r>
+      <w:r>
+        <w:t xml:space="preserve">rules are monotone</w:t>
       </w:r>
       <w:r>
         <w:t xml:space="preserve"> </w:t>
@@ -708,7 +588,13 @@
         <w:t xml:space="preserve"> </w:t>
       </w:r>
       <w:r>
-        <w:t xml:space="preserve">in confidence, including CISC’s softmax weights, reliability-aware pseudo-counts [</w:t>
+        <w:t xml:space="preserve">in confidence, including CISC’s softmax</w:t>
+      </w:r>
+      <w:r>
+        <w:t xml:space="preserve"> </w:t>
+      </w:r>
+      <w:r>
+        <w:t xml:space="preserve">weights, reliability-aware pseudo-counts [</w:t>
       </w:r>
       <w:hyperlink w:anchor="bib:reasc2026">
         <w:r>
@@ -719,7 +605,13 @@
         </w:r>
       </w:hyperlink>
       <w:r>
-        <w:t xml:space="preserve">], and warmup-thresholded filtering [</w:t>
+        <w:t xml:space="preserve">], and</w:t>
+      </w:r>
+      <w:r>
+        <w:t xml:space="preserve"> </w:t>
+      </w:r>
+      <w:r>
+        <w:t xml:space="preserve">warmup-thresholded filtering [</w:t>
       </w:r>
       <w:hyperlink w:anchor="bib:deepconf2025">
         <w:r>
@@ -730,23 +622,31 @@
         </w:r>
       </w:hyperlink>
       <w:r>
-        <w:t xml:space="preserve">]. The trust decision is which magnitude of up-weighting to apply; the possibility that the channel is</w:t>
-      </w:r>
-      <w:r>
-        <w:t xml:space="preserve"> </w:t>
-      </w:r>
-      <w:r>
-        <w:rPr>
-          <w:i/>
-          <w:iCs/>
-        </w:rPr>
-        <w:t xml:space="preserve">anti-correlated</w:t>
-      </w:r>
-      <w:r>
-        <w:t xml:space="preserve"> </w:t>
-      </w:r>
-      <w:r>
-        <w:t xml:space="preserve">with correctness is never searched for. Yet miscalibration of direction is not exotic: reinforcement fine-tuning is known to distort verbalized confidence, distribution shift can invert a signal that was informative in-domain, and in the experiments reported here a simple anti-correlated channel (</w:t>
+        <w:t xml:space="preserve">]. They tune the magnitude of</w:t>
+      </w:r>
+      <w:r>
+        <w:t xml:space="preserve"> </w:t>
+      </w:r>
+      <w:r>
+        <w:t xml:space="preserve">positive weighting without searching for an anti-correlated channel. Such</w:t>
+      </w:r>
+      <w:r>
+        <w:t xml:space="preserve"> </w:t>
+      </w:r>
+      <w:r>
+        <w:t xml:space="preserve">direction errors can arise when reinforcement fine-tuning distorts verbalized</w:t>
+      </w:r>
+      <w:r>
+        <w:t xml:space="preserve"> </w:t>
+      </w:r>
+      <w:r>
+        <w:t xml:space="preserve">confidence or distribution shift reverses an in-domain signal. In the</w:t>
+      </w:r>
+      <w:r>
+        <w:t xml:space="preserve"> </w:t>
+      </w:r>
+      <w:r>
+        <w:t xml:space="preserve">experiments reported here, a simple anti-correlated channel (</w:t>
       </w:r>
       <m:oMath>
         <m:r>
@@ -769,7 +669,13 @@
         </m:r>
       </m:oMath>
       <w:r>
-        <w:t xml:space="preserve">; Section </w:t>
+        <w:t xml:space="preserve">;</w:t>
+      </w:r>
+      <w:r>
+        <w:t xml:space="preserve"> </w:t>
+      </w:r>
+      <w:r>
+        <w:t xml:space="preserve">Section </w:t>
       </w:r>
       <w:hyperlink w:anchor="sec:setup">
         <w:r>
@@ -780,7 +686,43 @@
         </w:r>
       </w:hyperlink>
       <w:r>
-        <w:t xml:space="preserve">) drives confidence-weighted baselines from near-perfect accuracy to far below the majority-vote floor, while the same evidence, read with the correct sign, is a perfect signal. The defensive alternative, a binary dev-set gate that disables the channel when calibration error is high, survives the inversion but discards discriminative signal wholesale: a systematically under-confident yet perfectly ranked channel fails an ECE gate for reasons irrelevant to voting utility [</w:t>
+        <w:t xml:space="preserve">) drives confidence-weighted baselines from near-perfect</w:t>
+      </w:r>
+      <w:r>
+        <w:t xml:space="preserve"> </w:t>
+      </w:r>
+      <w:r>
+        <w:t xml:space="preserve">accuracy to far below the majority-vote floor, while signed weighting recovers</w:t>
+      </w:r>
+      <w:r>
+        <w:t xml:space="preserve"> </w:t>
+      </w:r>
+      <w:r>
+        <w:t xml:space="preserve">the signal. A binary dev-set gate that disables the channel when calibration</w:t>
+      </w:r>
+      <w:r>
+        <w:t xml:space="preserve"> </w:t>
+      </w:r>
+      <w:r>
+        <w:t xml:space="preserve">error is high survives the inversion but discards discriminative information:</w:t>
+      </w:r>
+      <w:r>
+        <w:t xml:space="preserve"> </w:t>
+      </w:r>
+      <w:r>
+        <w:t xml:space="preserve">a systematically under-confident yet perfectly ranked channel fails an ECE</w:t>
+      </w:r>
+      <w:r>
+        <w:t xml:space="preserve"> </w:t>
+      </w:r>
+      <w:r>
+        <w:t xml:space="preserve">gate for reasons unrelated to voting utility</w:t>
+      </w:r>
+      <w:r>
+        <w:t xml:space="preserve"> </w:t>
+      </w:r>
+      <w:r>
+        <w:t xml:space="preserve">[</w:t>
       </w:r>
       <w:hyperlink w:anchor="bib:taubenfeld2025cisc">
         <w:r>
@@ -826,7 +768,7 @@
         <w:t xml:space="preserve"> </w:t>
       </w:r>
       <w:r>
-        <w:t xml:space="preserve">within-item discrimination of the confidence channel, and mapping that scalar, with its uncertainty, to a vote exponent. The contributions are:</w:t>
+        <w:t xml:space="preserve">within-item discrimination of the confidence channel, and mapping that scalar, with its uncertainty, to a vote exponent.</w:t>
       </w:r>
     </w:p>
     <w:p>
@@ -838,7 +780,7 @@
           <w:b/>
           <w:bCs/>
         </w:rPr>
-        <w:t xml:space="preserve">C1: Signed, analytically-tempered weighting.</w:t>
+        <w:t xml:space="preserve">Signed confidence tempering.</w:t>
       </w:r>
       <w:r>
         <w:t xml:space="preserve"> </w:t>
@@ -952,7 +894,7 @@
         </m:r>
       </m:oMath>
       <w:r>
-        <w:t xml:space="preserve">’s within-item confidence midrank and</w:t>
+        <w:t xml:space="preserve">’s within-item confidence midrank. The exponent</w:t>
       </w:r>
       <w:r>
         <w:t xml:space="preserve"> </w:t>
@@ -966,7 +908,83 @@
         <w:t xml:space="preserve"> </w:t>
       </w:r>
       <w:r>
-        <w:t xml:space="preserve">is</w:t>
+        <w:t xml:space="preserve">is derived from a pooled van Elteren Somers’</w:t>
+      </w:r>
+      <w:r>
+        <w:t xml:space="preserve"> </w:t>
+      </w:r>
+      <m:oMath>
+        <m:r>
+          <m:t>D</m:t>
+        </m:r>
+      </m:oMath>
+      <w:r>
+        <w:t xml:space="preserve"> </w:t>
+      </w:r>
+      <w:r>
+        <w:t xml:space="preserve">(equal to</w:t>
+      </w:r>
+      <w:r>
+        <w:t xml:space="preserve"> </w:t>
+      </w:r>
+      <m:oMath>
+        <m:r>
+          <m:t>2</m:t>
+        </m:r>
+        <m:r>
+          <m:rPr>
+            <m:sty m:val="p"/>
+          </m:rPr>
+          <m:t>⋅</m:t>
+        </m:r>
+        <m:r>
+          <m:rPr>
+            <m:sty m:val="p"/>
+          </m:rPr>
+          <m:t>W</m:t>
+        </m:r>
+        <m:r>
+          <m:rPr>
+            <m:sty m:val="p"/>
+          </m:rPr>
+          <m:t>Q</m:t>
+        </m:r>
+        <m:r>
+          <m:rPr>
+            <m:sty m:val="p"/>
+          </m:rPr>
+          <m:t>D</m:t>
+        </m:r>
+        <m:r>
+          <m:rPr>
+            <m:sty m:val="p"/>
+          </m:rPr>
+          <m:t>−</m:t>
+        </m:r>
+        <m:r>
+          <m:t>1</m:t>
+        </m:r>
+      </m:oMath>
+      <w:r>
+        <w:t xml:space="preserve">) with an exact tie-corrected null variance and an</w:t>
+      </w:r>
+      <w:r>
+        <w:t xml:space="preserve"> </w:t>
+      </w:r>
+      <w:r>
+        <w:t xml:space="preserve">item-clustered jackknife standard error, shrunk by positive-part James–Stein</w:t>
+      </w:r>
+      <w:r>
+        <w:t xml:space="preserve"> </w:t>
+      </w:r>
+      <w:r>
+        <w:t xml:space="preserve">with a significance floor, then mapped through a Bayes-discriminant link. Two</w:t>
+      </w:r>
+      <w:r>
+        <w:t xml:space="preserve"> </w:t>
+      </w:r>
+      <w:r>
+        <w:t xml:space="preserve">anchors are exact: inside the dead zone the vote is</w:t>
       </w:r>
       <w:r>
         <w:t xml:space="preserve"> </w:t>
@@ -976,29 +994,98 @@
           <w:i/>
           <w:iCs/>
         </w:rPr>
-        <w:t xml:space="preserve">derived</w:t>
-      </w:r>
-      <w:r>
-        <w:t xml:space="preserve">, not grid-searched: a pooled van Elteren Somers’</w:t>
-      </w:r>
-      <w:r>
-        <w:t xml:space="preserve"> </w:t>
-      </w:r>
-      <m:oMath>
-        <m:r>
-          <m:t>D</m:t>
-        </m:r>
-      </m:oMath>
-      <w:r>
-        <w:t xml:space="preserve"> </w:t>
-      </w:r>
-      <w:r>
-        <w:t xml:space="preserve">(equal to</w:t>
-      </w:r>
-      <w:r>
-        <w:t xml:space="preserve"> </w:t>
-      </w:r>
-      <m:oMath>
+        <w:t xml:space="preserve">bit-identical</w:t>
+      </w:r>
+      <w:r>
+        <w:t xml:space="preserve"> </w:t>
+      </w:r>
+      <w:r>
+        <w:t xml:space="preserve">to</w:t>
+      </w:r>
+      <w:r>
+        <w:t xml:space="preserve"> </w:t>
+      </w:r>
+      <w:r>
+        <w:rPr>
+          <w:smallCaps/>
+        </w:rPr>
+        <w:t xml:space="preserve">sc</w:t>
+      </w:r>
+      <w:r>
+        <w:t xml:space="preserve"> </w:t>
+      </w:r>
+      <w:r>
+        <w:t xml:space="preserve">via a shared code path, and the log-value feature map reproduces</w:t>
+      </w:r>
+      <w:r>
+        <w:t xml:space="preserve"> </w:t>
+      </w:r>
+      <w:r>
+        <w:t xml:space="preserve">CISC-power. Since</w:t>
+      </w:r>
+      <w:r>
+        <w:t xml:space="preserve"> </w:t>
+      </w:r>
+      <m:oMath>
+        <m:r>
+          <m:t>φ</m:t>
+        </m:r>
+      </m:oMath>
+      <w:r>
+        <w:t xml:space="preserve"> </w:t>
+      </w:r>
+      <w:r>
+        <w:t xml:space="preserve">uses only within-item ranks, the method is</w:t>
+      </w:r>
+      <w:r>
+        <w:t xml:space="preserve"> </w:t>
+      </w:r>
+      <w:r>
+        <w:t xml:space="preserve">invariant to every strictly monotone distortion of the confidence scale, and</w:t>
+      </w:r>
+      <w:r>
+        <w:t xml:space="preserve"> </w:t>
+      </w:r>
+      <w:r>
+        <w:t xml:space="preserve">under compression it beats the best exponent in the tested grid</w:t>
+      </w:r>
+      <w:r>
+        <w:t xml:space="preserve"> </w:t>
+      </w:r>
+      <m:oMath>
+        <m:r>
+          <m:rPr>
+            <m:sty m:val="p"/>
+          </m:rPr>
+          <m:t>{</m:t>
+        </m:r>
+        <m:r>
+          <m:t>0.25</m:t>
+        </m:r>
+        <m:r>
+          <m:rPr>
+            <m:sty m:val="p"/>
+          </m:rPr>
+          <m:t>,</m:t>
+        </m:r>
+        <m:r>
+          <m:t>0.5</m:t>
+        </m:r>
+        <m:r>
+          <m:rPr>
+            <m:sty m:val="p"/>
+          </m:rPr>
+          <m:t>,</m:t>
+        </m:r>
+        <m:r>
+          <m:t>1</m:t>
+        </m:r>
+        <m:r>
+          <m:rPr>
+            <m:sty m:val="p"/>
+          </m:rPr>
+          <m:t>,</m:t>
+        </m:r>
         <m:r>
           <m:t>2</m:t>
         </m:r>
@@ -1006,167 +1093,9 @@
           <m:rPr>
             <m:sty m:val="p"/>
           </m:rPr>
-          <m:t>⋅</m:t>
-        </m:r>
-        <m:r>
-          <m:rPr>
-            <m:sty m:val="p"/>
-          </m:rPr>
-          <m:t>W</m:t>
-        </m:r>
-        <m:r>
-          <m:rPr>
-            <m:sty m:val="p"/>
-          </m:rPr>
-          <m:t>Q</m:t>
-        </m:r>
-        <m:r>
-          <m:rPr>
-            <m:sty m:val="p"/>
-          </m:rPr>
-          <m:t>D</m:t>
-        </m:r>
-        <m:r>
-          <m:rPr>
-            <m:sty m:val="p"/>
-          </m:rPr>
-          <m:t>−</m:t>
-        </m:r>
-        <m:r>
-          <m:t>1</m:t>
-        </m:r>
-      </m:oMath>
-      <w:r>
-        <w:t xml:space="preserve">) with an exact tie-corrected null variance and an</w:t>
-      </w:r>
-      <w:r>
-        <w:t xml:space="preserve"> </w:t>
-      </w:r>
-      <w:r>
-        <w:t xml:space="preserve">item-clustered jackknife standard error, shrunk by positive-part James–Stein</w:t>
-      </w:r>
-      <w:r>
-        <w:t xml:space="preserve"> </w:t>
-      </w:r>
-      <w:r>
-        <w:t xml:space="preserve">with a significance floor, then mapped through a Bayes-discriminant link. Two</w:t>
-      </w:r>
-      <w:r>
-        <w:t xml:space="preserve"> </w:t>
-      </w:r>
-      <w:r>
-        <w:t xml:space="preserve">anchors are exact: inside the dead zone the vote is</w:t>
-      </w:r>
-      <w:r>
-        <w:t xml:space="preserve"> </w:t>
-      </w:r>
-      <w:r>
-        <w:rPr>
-          <w:i/>
-          <w:iCs/>
-        </w:rPr>
-        <w:t xml:space="preserve">bit-identical</w:t>
-      </w:r>
-      <w:r>
-        <w:t xml:space="preserve"> </w:t>
-      </w:r>
-      <w:r>
-        <w:t xml:space="preserve">to</w:t>
-      </w:r>
-      <w:r>
-        <w:t xml:space="preserve"> </w:t>
-      </w:r>
-      <w:r>
-        <w:rPr>
-          <w:smallCaps/>
-        </w:rPr>
-        <w:t xml:space="preserve">sc</w:t>
-      </w:r>
-      <w:r>
-        <w:t xml:space="preserve"> </w:t>
-      </w:r>
-      <w:r>
-        <w:t xml:space="preserve">via a shared code path, and the log-value feature map reproduces</w:t>
-      </w:r>
-      <w:r>
-        <w:t xml:space="preserve"> </w:t>
-      </w:r>
-      <w:r>
-        <w:t xml:space="preserve">CISC-power. Since</w:t>
-      </w:r>
-      <w:r>
-        <w:t xml:space="preserve"> </w:t>
-      </w:r>
-      <m:oMath>
-        <m:r>
-          <m:t>φ</m:t>
-        </m:r>
-      </m:oMath>
-      <w:r>
-        <w:t xml:space="preserve"> </w:t>
-      </w:r>
-      <w:r>
-        <w:t xml:space="preserve">uses only within-item ranks, the method is</w:t>
-      </w:r>
-      <w:r>
-        <w:t xml:space="preserve"> </w:t>
-      </w:r>
-      <w:r>
-        <w:t xml:space="preserve">invariant to every strictly monotone distortion of the confidence scale, and</w:t>
-      </w:r>
-      <w:r>
-        <w:t xml:space="preserve"> </w:t>
-      </w:r>
-      <w:r>
-        <w:t xml:space="preserve">under compression it beats the best exponent in the tested grid</w:t>
-      </w:r>
-      <w:r>
-        <w:t xml:space="preserve"> </w:t>
-      </w:r>
-      <m:oMath>
-        <m:r>
-          <m:rPr>
-            <m:sty m:val="p"/>
-          </m:rPr>
-          <m:t>{</m:t>
-        </m:r>
-        <m:r>
-          <m:t>0.25</m:t>
-        </m:r>
-        <m:r>
-          <m:rPr>
-            <m:sty m:val="p"/>
-          </m:rPr>
           <m:t>,</m:t>
         </m:r>
         <m:r>
-          <m:t>0.5</m:t>
-        </m:r>
-        <m:r>
-          <m:rPr>
-            <m:sty m:val="p"/>
-          </m:rPr>
-          <m:t>,</m:t>
-        </m:r>
-        <m:r>
-          <m:t>1</m:t>
-        </m:r>
-        <m:r>
-          <m:rPr>
-            <m:sty m:val="p"/>
-          </m:rPr>
-          <m:t>,</m:t>
-        </m:r>
-        <m:r>
-          <m:t>2</m:t>
-        </m:r>
-        <m:r>
-          <m:rPr>
-            <m:sty m:val="p"/>
-          </m:rPr>
-          <m:t>,</m:t>
-        </m:r>
-        <m:r>
           <m:t>4</m:t>
         </m:r>
         <m:r>
@@ -1199,13 +1128,13 @@
         </m:r>
       </m:oMath>
       <w:r>
-        <w:t xml:space="preserve">; that optimum sits at the largest</w:t>
-      </w:r>
-      <w:r>
-        <w:t xml:space="preserve"> </w:t>
-      </w:r>
-      <w:r>
-        <w:t xml:space="preserve">exponent tried, so the comparison bounds the grid, not the family).</w:t>
+        <w:t xml:space="preserve">). Because that optimum sits at the</w:t>
+      </w:r>
+      <w:r>
+        <w:t xml:space="preserve"> </w:t>
+      </w:r>
+      <w:r>
+        <w:t xml:space="preserve">largest exponent tried, the comparison applies only to the reported grid.</w:t>
       </w:r>
     </w:p>
     <w:p>
@@ -1217,7 +1146,7 @@
           <w:b/>
           <w:bCs/>
         </w:rPr>
-        <w:t xml:space="preserve">C2: Label-free estimation of the sign.</w:t>
+        <w:t xml:space="preserve">Label-free estimation and its boundary.</w:t>
       </w:r>
       <w:r>
         <w:t xml:space="preserve"> </w:t>
@@ -1379,13 +1308,7 @@
         </m:r>
       </m:oMath>
       <w:r>
-        <w:t xml:space="preserve">: while</w:t>
-      </w:r>
-      <w:r>
-        <w:t xml:space="preserve"> </w:t>
-      </w:r>
-      <w:r>
-        <w:t xml:space="preserve">the pair-weighted plurality-error rate</w:t>
+        <w:t xml:space="preserve">. For</w:t>
       </w:r>
       <w:r>
         <w:t xml:space="preserve"> </w:t>
@@ -1401,17 +1324,12 @@
             </m:r>
           </m:e>
         </m:acc>
-      </m:oMath>
-      <w:r>
-        <w:t xml:space="preserve"> </w:t>
-      </w:r>
-      <w:r>
-        <w:t xml:space="preserve">is below</w:t>
-      </w:r>
-      <w:r>
-        <w:t xml:space="preserve"> </w:t>
-      </w:r>
-      <m:oMath>
+        <m:r>
+          <m:rPr>
+            <m:sty m:val="p"/>
+          </m:rPr>
+          <m:t>&lt;</m:t>
+        </m:r>
         <m:r>
           <m:t>1</m:t>
         </m:r>
@@ -1426,29 +1344,13 @@
         </m:r>
       </m:oMath>
       <w:r>
-        <w:t xml:space="preserve"> </w:t>
-      </w:r>
-      <w:r>
-        <w:t xml:space="preserve">the estimate</w:t>
-      </w:r>
-      <w:r>
-        <w:t xml:space="preserve"> </w:t>
-      </w:r>
-      <w:r>
-        <w:t xml:space="preserve">can only</w:t>
-      </w:r>
-      <w:r>
-        <w:t xml:space="preserve"> </w:t>
-      </w:r>
-      <w:r>
-        <w:rPr>
-          <w:i/>
-          <w:iCs/>
-        </w:rPr>
-        <w:t xml:space="preserve">under</w:t>
-      </w:r>
-      <w:r>
-        <w:t xml:space="preserve">-trust, never mis-sign. A split-half inversion</w:t>
+        <w:t xml:space="preserve">, the expected estimate preserves the sign and attenuates its</w:t>
+      </w:r>
+      <w:r>
+        <w:t xml:space="preserve"> </w:t>
+      </w:r>
+      <w:r>
+        <w:t xml:space="preserve">magnitude. A split-half inversion</w:t>
       </w:r>
       <w:r>
         <w:t xml:space="preserve"> </w:t>
@@ -1469,52 +1371,7 @@
         <w:t xml:space="preserve"> </w:t>
       </w:r>
       <w:r>
-        <w:t xml:space="preserve">at the identifiability boundary. Past</w:t>
-      </w:r>
-      <w:r>
-        <w:t xml:space="preserve"> </w:t>
-      </w:r>
-      <m:oMath>
-        <m:acc>
-          <m:accPr>
-            <m:chr m:val="‾"/>
-          </m:accPr>
-          <m:e>
-            <m:r>
-              <m:t>ρ</m:t>
-            </m:r>
-          </m:e>
-        </m:acc>
-        <m:r>
-          <m:rPr>
-            <m:sty m:val="p"/>
-          </m:rPr>
-          <m:t>=</m:t>
-        </m:r>
-        <m:r>
-          <m:t>1</m:t>
-        </m:r>
-        <m:r>
-          <m:rPr>
-            <m:sty m:val="p"/>
-          </m:rPr>
-          <m:t>/</m:t>
-        </m:r>
-        <m:r>
-          <m:t>2</m:t>
-        </m:r>
-      </m:oMath>
-      <w:r>
-        <w:t xml:space="preserve"> </w:t>
-      </w:r>
-      <w:r>
-        <w:t xml:space="preserve">it does mis-sign, which</w:t>
-      </w:r>
-      <w:r>
-        <w:t xml:space="preserve"> </w:t>
-      </w:r>
-      <w:r>
-        <w:t xml:space="preserve">Section </w:t>
+        <w:t xml:space="preserve">at the identifiability boundary. Section </w:t>
       </w:r>
       <w:hyperlink w:anchor="sec:limits">
         <w:r>
@@ -1528,7 +1385,54 @@
         <w:t xml:space="preserve"> </w:t>
       </w:r>
       <w:r>
-        <w:t xml:space="preserve">measures rather than assumes away.</w:t>
+        <w:t xml:space="preserve">measures the reversal</w:t>
+      </w:r>
+      <w:r>
+        <w:t xml:space="preserve"> </w:t>
+      </w:r>
+      <w:r>
+        <w:t xml:space="preserve">that occurs after</w:t>
+      </w:r>
+      <w:r>
+        <w:t xml:space="preserve"> </w:t>
+      </w:r>
+      <m:oMath>
+        <m:acc>
+          <m:accPr>
+            <m:chr m:val="‾"/>
+          </m:accPr>
+          <m:e>
+            <m:r>
+              <m:t>ρ</m:t>
+            </m:r>
+          </m:e>
+        </m:acc>
+      </m:oMath>
+      <w:r>
+        <w:t xml:space="preserve"> </w:t>
+      </w:r>
+      <w:r>
+        <w:t xml:space="preserve">crosses</w:t>
+      </w:r>
+      <w:r>
+        <w:t xml:space="preserve"> </w:t>
+      </w:r>
+      <m:oMath>
+        <m:r>
+          <m:t>1</m:t>
+        </m:r>
+        <m:r>
+          <m:rPr>
+            <m:sty m:val="p"/>
+          </m:rPr>
+          <m:t>/</m:t>
+        </m:r>
+        <m:r>
+          <m:t>2</m:t>
+        </m:r>
+      </m:oMath>
+      <w:r>
+        <w:t xml:space="preserve">.</w:t>
       </w:r>
     </w:p>
     <w:p>
@@ -1540,7 +1444,7 @@
           <w:b/>
           <w:bCs/>
         </w:rPr>
-        <w:t xml:space="preserve">C3: An impossibility result and its structured escape.</w:t>
+        <w:t xml:space="preserve">Identifiability under heterogeneity.</w:t>
       </w:r>
       <w:r>
         <w:t xml:space="preserve"> </w:t>
@@ -1658,7 +1562,6 @@
         <m:r>
           <m:rPr>
             <m:nor/>
-            <m:sty m:val="p"/>
           </m:rPr>
           <m:t>minority right</m:t>
         </m:r>
@@ -1706,7 +1609,6 @@
         <m:r>
           <m:rPr>
             <m:nor/>
-            <m:sty m:val="p"/>
           </m:rPr>
           <m:t>plurality right</m:t>
         </m:r>
@@ -1771,19 +1673,19 @@
           <w:b/>
           <w:bCs/>
         </w:rPr>
-        <w:t xml:space="preserve">C4: A pre-registered falsification protocol.</w:t>
-      </w:r>
-      <w:r>
-        <w:t xml:space="preserve"> </w:t>
-      </w:r>
-      <w:r>
-        <w:t xml:space="preserve">Four falsifiers were</w:t>
-      </w:r>
-      <w:r>
-        <w:t xml:space="preserve"> </w:t>
-      </w:r>
-      <w:r>
-        <w:t xml:space="preserve">fixed before implementation, two of them designed to kill the method: the</w:t>
+        <w:t xml:space="preserve">Falsification and measurement on real traces.</w:t>
+      </w:r>
+      <w:r>
+        <w:t xml:space="preserve"> </w:t>
+      </w:r>
+      <w:r>
+        <w:t xml:space="preserve">Four rejection criteria</w:t>
+      </w:r>
+      <w:r>
+        <w:t xml:space="preserve"> </w:t>
+      </w:r>
+      <w:r>
+        <w:t xml:space="preserve">were fixed before implementation. The strongest comparisons were the</w:t>
       </w:r>
       <w:r>
         <w:t xml:space="preserve"> </w:t>
@@ -1847,19 +1749,7 @@
         <w:t xml:space="preserve"> </w:t>
       </w:r>
       <w:r>
-        <w:t xml:space="preserve">grid, which the sweep shows is far the stronger of the two. All four survived,</w:t>
-      </w:r>
-      <w:r>
-        <w:t xml:space="preserve"> </w:t>
-      </w:r>
-      <w:r>
-        <w:t xml:space="preserve">and the margins are reported both ways: against the signed grid the advantage</w:t>
-      </w:r>
-      <w:r>
-        <w:t xml:space="preserve"> </w:t>
-      </w:r>
-      <w:r>
-        <w:t xml:space="preserve">concentrates in distortion, echo, and label-free operation, and</w:t>
+        <w:t xml:space="preserve">grid. The signed grid is stronger on the homogeneous sweep:</w:t>
       </w:r>
       <w:r>
         <w:t xml:space="preserve"> </w:t>
@@ -1874,53 +1764,25 @@
         <w:t xml:space="preserve"> </w:t>
       </w:r>
       <w:r>
-        <w:t xml:space="preserve">trails</w:t>
-      </w:r>
-      <w:r>
-        <w:t xml:space="preserve"> </w:t>
-      </w:r>
-      <w:r>
-        <w:t xml:space="preserve">it in the mid-range.</w:t>
-      </w:r>
-    </w:p>
-    <w:p>
-      <w:pPr>
-        <w:pStyle w:val="BodyText"/>
-      </w:pPr>
-      <w:r>
-        <w:rPr>
-          <w:b/>
-          <w:bCs/>
-        </w:rPr>
-        <w:t xml:space="preserve">C5: A measurement of the addressable stratum.</w:t>
-      </w:r>
-      <w:r>
-        <w:t xml:space="preserve"> </w:t>
-      </w:r>
-      <w:r>
-        <w:t xml:space="preserve">Two real-trace</w:t>
-      </w:r>
-      <w:r>
-        <w:t xml:space="preserve"> </w:t>
-      </w:r>
-      <w:r>
-        <w:t xml:space="preserve">campaigns and a five-substrate window measurement bound what</w:t>
-      </w:r>
-      <w:r>
-        <w:t xml:space="preserve"> </w:t>
-      </w:r>
-      <w:r>
-        <w:rPr>
-          <w:i/>
-          <w:iCs/>
-        </w:rPr>
-        <w:t xml:space="preserve">any</w:t>
-      </w:r>
-      <w:r>
-        <w:t xml:space="preserve"> </w:t>
-      </w:r>
-      <w:r>
-        <w:t xml:space="preserve">label-free aggregation method can do. The channel is null on saturated</w:t>
+        <w:t xml:space="preserve">trails it</w:t>
+      </w:r>
+      <w:r>
+        <w:t xml:space="preserve"> </w:t>
+      </w:r>
+      <w:r>
+        <w:t xml:space="preserve">in the mid-range, while its advantages occur under distortion, confident echo,</w:t>
+      </w:r>
+      <w:r>
+        <w:t xml:space="preserve"> </w:t>
+      </w:r>
+      <w:r>
+        <w:t xml:space="preserve">and label-free operation. Two real-trace campaigns and a five-substrate window</w:t>
+      </w:r>
+      <w:r>
+        <w:t xml:space="preserve"> </w:t>
+      </w:r>
+      <w:r>
+        <w:t xml:space="preserve">measurement then bound the scope of label-free aggregation. The channel is null on saturated</w:t>
       </w:r>
       <w:r>
         <w:t xml:space="preserve"> </w:t>
@@ -2080,19 +1942,28 @@
         <w:t xml:space="preserve"> </w:t>
       </w:r>
       <w:r>
-        <w:t xml:space="preserve">On both real substrates the in-pool oracle itself cannot clear the</w:t>
-      </w:r>
-      <w:r>
-        <w:t xml:space="preserve"> </w:t>
-      </w:r>
-      <w:r>
-        <w:t xml:space="preserve">pre-registered endpoint, which makes abstention the correct default rather</w:t>
-      </w:r>
-      <w:r>
-        <w:t xml:space="preserve"> </w:t>
-      </w:r>
-      <w:r>
-        <w:t xml:space="preserve">than a conservative one.</w:t>
+        <w:t xml:space="preserve">On both real substrates the in-pool oracle remains below the pre-registered</w:t>
+      </w:r>
+      <w:r>
+        <w:t xml:space="preserve"> </w:t>
+      </w:r>
+      <w:r>
+        <w:t xml:space="preserve">endpoint, and the dead zone therefore leaves the observed</w:t>
+      </w:r>
+      <w:r>
+        <w:t xml:space="preserve"> </w:t>
+      </w:r>
+      <w:r>
+        <w:rPr>
+          <w:smallCaps/>
+        </w:rPr>
+        <w:t xml:space="preserve">sc</w:t>
+      </w:r>
+      <w:r>
+        <w:t xml:space="preserve"> </w:t>
+      </w:r>
+      <w:r>
+        <w:t xml:space="preserve">decisions intact.</w:t>
       </w:r>
     </w:p>
     <w:bookmarkEnd w:id="10"/>
@@ -2224,13 +2095,7 @@
         <w:t xml:space="preserve"> </w:t>
       </w:r>
       <w:r>
-        <w:t xml:space="preserve">selector that scores candidates by a rank-like quantity rather than by raw</w:t>
-      </w:r>
-      <w:r>
-        <w:t xml:space="preserve"> </w:t>
-      </w:r>
-      <w:r>
-        <w:t xml:space="preserve">confidence, but it ranks</w:t>
+        <w:t xml:space="preserve">selector that scores candidates by a rank-like quantity, but it ranks</w:t>
       </w:r>
       <w:r>
         <w:t xml:space="preserve"> </w:t>
@@ -2274,19 +2139,19 @@
         </w:r>
       </w:hyperlink>
       <w:r>
-        <w:t xml:space="preserve">] adapt online but only re-scale positive trust. None of these searches a negative exponent: the obstruction is a sign bit in</w:t>
-      </w:r>
-      <w:r>
-        <w:t xml:space="preserve"> </w:t>
-      </w:r>
-      <w:r>
-        <w:t xml:space="preserve">the hyperparameter grid rather than the weight family itself, as this paper’s</w:t>
-      </w:r>
-      <w:r>
-        <w:t xml:space="preserve"> </w:t>
-      </w:r>
-      <w:r>
-        <w:t xml:space="preserve">own SignGrid-dev baseline shows by opening the same</w:t>
+        <w:t xml:space="preserve">] adapt online but only re-scale positive trust. None of these searches a negative exponent. The</w:t>
+      </w:r>
+      <w:r>
+        <w:t xml:space="preserve"> </w:t>
+      </w:r>
+      <w:r>
+        <w:t xml:space="preserve">weight family can represent negative trust, but the published hyperparameter</w:t>
+      </w:r>
+      <w:r>
+        <w:t xml:space="preserve"> </w:t>
+      </w:r>
+      <w:r>
+        <w:t xml:space="preserve">grids omit its sign. SignGrid-dev demonstrates this by opening the same</w:t>
       </w:r>
       <w:r>
         <w:t xml:space="preserve"> </w:t>
@@ -2357,7 +2222,7 @@
         <w:t xml:space="preserve"> </w:t>
       </w:r>
       <w:r>
-        <w:t xml:space="preserve">labels. The dev-calibrated variant must therefore be positioned honestly: CISC’s tuned temperature is already a dev-calibrated</w:t>
+        <w:t xml:space="preserve">labels. CISC’s tuned temperature already supplies dev-calibrated</w:t>
       </w:r>
       <w:r>
         <w:t xml:space="preserve"> </w:t>
@@ -2377,7 +2242,7 @@
         </m:r>
       </m:oMath>
       <w:r>
-        <w:t xml:space="preserve">CISC interpolation, so the novelty of</w:t>
+        <w:t xml:space="preserve">CISC interpolation.</w:t>
       </w:r>
       <w:r>
         <w:t xml:space="preserve"> </w:t>
@@ -2389,7 +2254,13 @@
         <w:t xml:space="preserve">tact</w:t>
       </w:r>
       <w:r>
-        <w:t xml:space="preserve">-dev lies in the sign, the rank invariance, and the analytic (grid-free) map, not in dev calibration itself.</w:t>
+        <w:t xml:space="preserve">-dev adds signed estimation, rank</w:t>
+      </w:r>
+      <w:r>
+        <w:t xml:space="preserve"> </w:t>
+      </w:r>
+      <w:r>
+        <w:t xml:space="preserve">invariance, and an analytic grid-free map.</w:t>
       </w:r>
     </w:p>
     <w:p>
@@ -2489,7 +2360,7 @@
         <w:t xml:space="preserve"> </w:t>
       </w:r>
       <w:r>
-        <w:t xml:space="preserve">predictors. The setting here differs: one exchangeable channel from one model, per-item vote structure, and the known failure of agreement proxies under correlated errors—met here with a quantified attenuation identity, conservative de-attenuation, and alarms in place of an unconditional claim.</w:t>
+        <w:t xml:space="preserve">predictors. The setting here has one exchangeable channel from one model and only per-item vote structure. Correlated errors can invalidate agreement proxies in this setting. The proposed estimator therefore combines a quantified attenuation identity with conservative de-attenuation and explicit alarms.</w:t>
       </w:r>
     </w:p>
     <w:p>
@@ -2551,7 +2422,19 @@
         </w:r>
       </w:hyperlink>
       <w:r>
-        <w:t xml:space="preserve">], and normal-scores discriminant analysis. The claim is the assembly and its anchors, not the parts.</w:t>
+        <w:t xml:space="preserve">], and normal-scores discriminant analysis. The contribution is their combination with exact</w:t>
+      </w:r>
+      <w:r>
+        <w:t xml:space="preserve"> </w:t>
+      </w:r>
+      <w:r>
+        <w:rPr>
+          <w:smallCaps/>
+        </w:rPr>
+        <w:t xml:space="preserve">sc</w:t>
+      </w:r>
+      <w:r>
+        <w:t xml:space="preserve">/CISC anchors and a signed vote exponent.</w:t>
       </w:r>
     </w:p>
     <w:p>
@@ -2642,6 +2525,37 @@
         <w:pStyle w:val="FirstParagraph"/>
       </w:pPr>
       <w:r>
+        <w:t xml:space="preserve">Every symbol used in the paper is collected in Table </w:t>
+      </w:r>
+      <w:hyperlink w:anchor="tab:notation">
+        <w:r>
+          <w:rPr>
+            <w:rStyle w:val="Hyperlink"/>
+          </w:rPr>
+          <w:t xml:space="preserve">7</w:t>
+        </w:r>
+      </w:hyperlink>
+      <w:r>
+        <w:t xml:space="preserve"> </w:t>
+      </w:r>
+      <w:r>
+        <w:t xml:space="preserve">(Appendix </w:t>
+      </w:r>
+      <w:hyperlink w:anchor="app:notation">
+        <w:r>
+          <w:rPr>
+            <w:rStyle w:val="Hyperlink"/>
+          </w:rPr>
+          <w:t xml:space="preserve">11</w:t>
+        </w:r>
+      </w:hyperlink>
+      <w:r>
+        <w:t xml:space="preserve">), grouped by the section that introduces it.</w:t>
+      </w:r>
+      <w:r>
+        <w:t xml:space="preserve"> </w:t>
+      </w:r>
+      <w:r>
         <w:t xml:space="preserve">Items</w:t>
       </w:r>
       <w:r>
@@ -3097,7 +3011,7 @@
           </m:sub>
           <m:sup>
             <m:r>
-              <m:t> </m:t>
+              <m:t xml:space="preserve"> </m:t>
             </m:r>
             <m:r>
               <m:t>γ</m:t>
@@ -3153,6 +3067,9 @@
         <w:t xml:space="preserve"> </w:t>
       </w:r>
       <w:bookmarkStart w:id="13" w:name="eq:confmodel"/>
+      <w:r>
+        <w:t xml:space="preserve"> </w:t>
+      </w:r>
       <w:bookmarkEnd w:id="13"/>
     </w:p>
     <w:p>
@@ -3233,7 +3150,7 @@
                 <m:t>κ</m:t>
               </m:r>
               <m:r>
-                <m:t> </m:t>
+                <m:t xml:space="preserve"> </m:t>
               </m:r>
               <m:r>
                 <m:rPr>
@@ -3323,7 +3240,7 @@
                 <m:t>,</m:t>
               </m:r>
               <m:r>
-                <m:t> </m:t>
+                <m:t xml:space="preserve"> </m:t>
               </m:r>
               <m:r>
                 <m:t>0.01</m:t>
@@ -3335,7 +3252,7 @@
                 <m:t>,</m:t>
               </m:r>
               <m:r>
-                <m:t> </m:t>
+                <m:t xml:space="preserve"> </m:t>
               </m:r>
               <m:r>
                 <m:t>0.99</m:t>
@@ -3533,7 +3450,7 @@
         </m:r>
       </m:oMath>
       <w:r>
-        <w:t xml:space="preserve">; an ECE gate never opens off the well-calibrated diagonal; a sign-corrected AUC gate over dev labels nearly saturates the homogeneous sweep. This pre-measurement fixes where a new method can legitimately claim wins—monotone distortion of the confidence scale, covariate heterogeneity, small dev sets, and label-free operation—and the evaluation holds itself to exactly those cells.</w:t>
+        <w:t xml:space="preserve">; an ECE gate never opens off the well-calibrated diagonal; a sign-corrected AUC gate over dev labels nearly saturates the homogeneous sweep. This pre-measurement limits prospective gains to monotone confidence distortion, covariate heterogeneity, small dev sets, and label-free operation. The evaluation focuses on those cells.</w:t>
       </w:r>
     </w:p>
     <w:bookmarkStart w:id="17" w:name="fig:baselines"/>
@@ -3632,7 +3549,7 @@
     <w:bookmarkEnd w:id="17"/>
     <w:bookmarkEnd w:id="18"/>
     <w:bookmarkEnd w:id="19"/>
-    <w:bookmarkStart w:id="36" w:name="sec:method"/>
+    <w:bookmarkStart w:id="37" w:name="sec:method"/>
     <w:p>
       <w:pPr>
         <w:pStyle w:val="Heading1"/>
@@ -3736,6 +3653,9 @@
         <w:t xml:space="preserve"> </w:t>
       </w:r>
       <w:bookmarkStart w:id="20" w:name="eq:vdw"/>
+      <w:r>
+        <w:t xml:space="preserve"> </w:t>
+      </w:r>
       <w:bookmarkEnd w:id="20"/>
     </w:p>
     <w:p>
@@ -3848,7 +3768,7 @@
             <m:t>,</m:t>
           </m:r>
           <m:r>
-            <m:t>  </m:t>
+            <m:t xml:space="preserve">  </m:t>
           </m:r>
           <m:sSub>
             <m:e>
@@ -4202,6 +4122,9 @@
         <w:t xml:space="preserve"> </w:t>
       </w:r>
       <w:bookmarkStart w:id="21" w:name="eq:vote"/>
+      <w:r>
+        <w:t xml:space="preserve"> </w:t>
+      </w:r>
       <w:bookmarkEnd w:id="21"/>
     </w:p>
     <w:p>
@@ -4277,7 +4200,7 @@
                 <m:t>:</m:t>
               </m:r>
               <m:r>
-                <m:t> </m:t>
+                <m:t xml:space="preserve"> </m:t>
               </m:r>
               <m:sSub>
                 <m:e>
@@ -4336,7 +4259,7 @@
                 <m:t>γ</m:t>
               </m:r>
               <m:r>
-                <m:t> </m:t>
+                <m:t xml:space="preserve"> </m:t>
               </m:r>
               <m:sSub>
                 <m:e>
@@ -4632,7 +4555,7 @@
             <m:t>2</m:t>
           </m:r>
           <m:r>
-            <m:t> </m:t>
+            <m:t xml:space="preserve"> </m:t>
           </m:r>
           <m:sSub>
             <m:e>
@@ -4677,7 +4600,7 @@
             <m:t>,</m:t>
           </m:r>
           <m:r>
-            <m:t>  </m:t>
+            <m:t xml:space="preserve">  </m:t>
           </m:r>
           <m:sSub>
             <m:e>
@@ -4917,6 +4840,9 @@
         <w:t xml:space="preserve"> </w:t>
       </w:r>
       <w:bookmarkStart w:id="23" w:name="eq:pooled"/>
+      <w:r>
+        <w:t xml:space="preserve"> </w:t>
+      </w:r>
       <w:bookmarkEnd w:id="23"/>
     </w:p>
     <w:p>
@@ -5413,7 +5339,7 @@
                 <m:t>,</m:t>
               </m:r>
               <m:r>
-                <m:t> </m:t>
+                <m:t xml:space="preserve"> </m:t>
               </m:r>
               <m:sSub>
                 <m:e>
@@ -5443,7 +5369,7 @@
                 <m:t>,</m:t>
               </m:r>
               <m:r>
-                <m:t> </m:t>
+                <m:t xml:space="preserve"> </m:t>
               </m:r>
               <m:f>
                 <m:fPr>
@@ -5480,7 +5406,7 @@
             <m:t>,</m:t>
           </m:r>
           <m:r>
-            <m:t>  </m:t>
+            <m:t xml:space="preserve">  </m:t>
           </m:r>
           <m:r>
             <m:t>r</m:t>
@@ -5695,6 +5621,9 @@
         <w:t xml:space="preserve"> </w:t>
       </w:r>
       <w:bookmarkStart w:id="25" w:name="eq:js"/>
+      <w:r>
+        <w:t xml:space="preserve"> </w:t>
+      </w:r>
       <w:bookmarkEnd w:id="25"/>
     </w:p>
     <w:p>
@@ -5751,7 +5680,7 @@
             <m:t>)</m:t>
           </m:r>
           <m:r>
-            <m:t> </m:t>
+            <m:t xml:space="preserve"> </m:t>
           </m:r>
           <m:r>
             <m:rPr>
@@ -5780,7 +5709,7 @@
                 <m:t>,</m:t>
               </m:r>
               <m:r>
-                <m:t> </m:t>
+                <m:t xml:space="preserve"> </m:t>
               </m:r>
               <m:r>
                 <m:rPr>
@@ -6320,7 +6249,7 @@
           <m:t>φ</m:t>
         </m:r>
         <m:r>
-          <m:t> </m:t>
+          <m:t xml:space="preserve"> </m:t>
         </m:r>
         <m:r>
           <m:rPr>
@@ -6329,7 +6258,7 @@
           <m:t>|</m:t>
         </m:r>
         <m:r>
-          <m:t> </m:t>
+          <m:t xml:space="preserve"> </m:t>
         </m:r>
         <m:r>
           <m:t>y</m:t>
@@ -6566,7 +6495,7 @@
           </m:e>
         </m:rad>
         <m:r>
-          <m:t> </m:t>
+          <m:t xml:space="preserve"> </m:t>
         </m:r>
         <m:sSup>
           <m:e>
@@ -6665,6 +6594,9 @@
         <w:t xml:space="preserve"> </w:t>
       </w:r>
       <w:bookmarkStart w:id="26" w:name="eq:link"/>
+      <w:r>
+        <w:t xml:space="preserve"> </w:t>
+      </w:r>
       <w:bookmarkEnd w:id="26"/>
     </w:p>
     <w:p>
@@ -6778,7 +6710,7 @@
                 <m:t>)</m:t>
               </m:r>
               <m:r>
-                <m:t> </m:t>
+                <m:t xml:space="preserve"> </m:t>
               </m:r>
               <m:sSup>
                 <m:e>
@@ -7090,7 +7022,7 @@
       </w:r>
     </w:p>
     <w:bookmarkEnd w:id="27"/>
-    <w:bookmarkStart w:id="31" w:name="sec:oneline"/>
+    <w:bookmarkStart w:id="32" w:name="sec:oneline"/>
     <w:p>
       <w:pPr>
         <w:pStyle w:val="Heading2"/>
@@ -7237,7 +7169,7 @@
           </m:e>
         </m:rad>
         <m:r>
-          <m:t> </m:t>
+          <m:t xml:space="preserve"> </m:t>
         </m:r>
         <m:r>
           <m:t>z</m:t>
@@ -7370,6 +7302,9 @@
         <w:t xml:space="preserve"> </w:t>
       </w:r>
       <w:bookmarkStart w:id="28" w:name="eq:oneline"/>
+      <w:r>
+        <w:t xml:space="preserve"> </w:t>
+      </w:r>
       <w:bookmarkEnd w:id="28"/>
     </w:p>
     <w:p>
@@ -7384,7 +7319,7 @@
           <m:borderBox>
             <m:e>
               <m:r>
-                <m:t> </m:t>
+                <m:t xml:space="preserve"> </m:t>
               </m:r>
               <m:eqArr>
                 <m:e>
@@ -7455,7 +7390,7 @@
                         <m:t>:</m:t>
                       </m:r>
                       <m:r>
-                        <m:t> </m:t>
+                        <m:t xml:space="preserve"> </m:t>
                       </m:r>
                       <m:sSub>
                         <m:e>
@@ -7514,7 +7449,7 @@
                         <m:t>γ</m:t>
                       </m:r>
                       <m:r>
-                        <m:t> </m:t>
+                        <m:t xml:space="preserve"> </m:t>
                       </m:r>
                       <m:sSub>
                         <m:e>
@@ -7700,7 +7635,7 @@
                 </m:e>
               </m:eqArr>
               <m:r>
-                <m:t> </m:t>
+                <m:t xml:space="preserve"> </m:t>
               </m:r>
             </m:e>
           </m:borderBox>
@@ -7712,6 +7647,9 @@
         <w:pStyle w:val="FirstParagraph"/>
       </w:pPr>
       <w:bookmarkStart w:id="29" w:name="eq:oneline2"/>
+      <w:r>
+        <w:t xml:space="preserve"> </w:t>
+      </w:r>
       <w:bookmarkEnd w:id="29"/>
     </w:p>
     <w:p>
@@ -7807,7 +7745,7 @@
                     </m:e>
                   </m:acc>
                   <m:r>
-                    <m:t> </m:t>
+                    <m:t xml:space="preserve"> </m:t>
                   </m:r>
                   <m:r>
                     <m:rPr>
@@ -7883,7 +7821,7 @@
             <m:t>,</m:t>
           </m:r>
           <m:r>
-            <m:t> </m:t>
+            <m:t xml:space="preserve"> </m:t>
           </m:r>
           <m:r>
             <m:t>ζ</m:t>
@@ -8059,6 +7997,9 @@
         <w:t xml:space="preserve"> </w:t>
       </w:r>
       <w:bookmarkStart w:id="30" w:name="eq:half"/>
+      <w:r>
+        <w:t xml:space="preserve"> </w:t>
+      </w:r>
       <w:bookmarkEnd w:id="30"/>
     </w:p>
     <w:p>
@@ -8118,7 +8059,7 @@
             <m:t>,</m:t>
           </m:r>
           <m:r>
-            <m:t>  </m:t>
+            <m:t xml:space="preserve">  </m:t>
           </m:r>
           <m:r>
             <m:t>z</m:t>
@@ -8259,10 +8200,7 @@
         </w:r>
       </w:hyperlink>
       <w:r>
-        <w:t xml:space="preserve"> </w:t>
-      </w:r>
-      <w:r>
-        <w:t xml:space="preserve">and not the per-item</w:t>
+        <w:t xml:space="preserve">; it is distinct from the per-item</w:t>
       </w:r>
       <w:r>
         <w:t xml:space="preserve"> </w:t>
@@ -8314,7 +8252,7 @@
         </w:r>
       </w:hyperlink>
       <w:r>
-        <w:t xml:space="preserve">. Nothing in it is fitted to outcomes:</w:t>
+        <w:t xml:space="preserve">. The map is not fitted to outcomes:</w:t>
       </w:r>
       <w:r>
         <w:t xml:space="preserve"> </w:t>
@@ -8393,7 +8331,7 @@
         <w:t xml:space="preserve"> </w:t>
       </w:r>
       <w:r>
-        <w:t xml:space="preserve">the vote then sees</w:t>
+        <w:t xml:space="preserve">what reaches the vote is</w:t>
       </w:r>
       <w:r>
         <w:t xml:space="preserve"> </w:t>
@@ -8416,10 +8354,7 @@
         </m:sSub>
       </m:oMath>
       <w:r>
-        <w:t xml:space="preserve"> </w:t>
-      </w:r>
-      <w:r>
-        <w:t xml:space="preserve">rather than the derived magnitude</w:t>
+        <w:t xml:space="preserve">, not the derived magnitude</w:t>
       </w:r>
       <w:r>
         <w:t xml:space="preserve"> </w:t>
@@ -8577,6 +8512,16 @@
         <w:t xml:space="preserve">).</w:t>
       </w:r>
     </w:p>
+    <w:bookmarkStart w:id="31" w:name="alg:tact"/>
+    <w:p>
+      <w:pPr>
+        <w:pStyle w:val="BodyText"/>
+      </w:pPr>
+      <w:r>
+        <w:t xml:space="preserve"> </w:t>
+      </w:r>
+    </w:p>
+    <w:bookmarkEnd w:id="31"/>
     <w:p>
       <w:pPr>
         <w:pStyle w:val="BodyText"/>
@@ -9172,7 +9117,7 @@
           <m:t>,</m:t>
         </m:r>
         <m:r>
-          <m:t> </m:t>
+          <m:t xml:space="preserve"> </m:t>
         </m:r>
         <m:sSub>
           <m:e>
@@ -9193,7 +9138,7 @@
           <m:t>,</m:t>
         </m:r>
         <m:r>
-          <m:t> </m:t>
+          <m:t xml:space="preserve"> </m:t>
         </m:r>
         <m:sSub>
           <m:e>
@@ -9324,7 +9269,7 @@
           </m:sub>
         </m:sSub>
         <m:r>
-          <m:t> </m:t>
+          <m:t xml:space="preserve"> </m:t>
         </m:r>
         <m:r>
           <m:rPr>
@@ -9427,7 +9372,7 @@
           <m:t>,</m:t>
         </m:r>
         <m:r>
-          <m:t> </m:t>
+          <m:t xml:space="preserve"> </m:t>
         </m:r>
         <m:sSub>
           <m:e>
@@ -9457,7 +9402,7 @@
           <m:t>,</m:t>
         </m:r>
         <m:r>
-          <m:t> </m:t>
+          <m:t xml:space="preserve"> </m:t>
         </m:r>
         <m:r>
           <m:t>1</m:t>
@@ -9597,7 +9542,7 @@
           <m:t>,</m:t>
         </m:r>
         <m:r>
-          <m:t> </m:t>
+          <m:t xml:space="preserve"> </m:t>
         </m:r>
         <m:r>
           <m:t>0.05</m:t>
@@ -9609,7 +9554,7 @@
           <m:t>,</m:t>
         </m:r>
         <m:r>
-          <m:t> </m:t>
+          <m:t xml:space="preserve"> </m:t>
         </m:r>
         <m:r>
           <m:t>0.95</m:t>
@@ -9711,7 +9656,7 @@
           </m:e>
         </m:acc>
         <m:r>
-          <m:t> </m:t>
+          <m:t xml:space="preserve"> </m:t>
         </m:r>
         <m:r>
           <m:rPr>
@@ -9978,7 +9923,7 @@
               <m:t>,</m:t>
             </m:r>
             <m:r>
-              <m:t> </m:t>
+              <m:t xml:space="preserve"> </m:t>
             </m:r>
             <m:r>
               <m:rPr>
@@ -10391,11 +10336,11 @@
         <w:t xml:space="preserve"> </w:t>
       </w:r>
       <w:r>
-        <w:t xml:space="preserve">what makes the dead zone a global abstention rather than a per-item one.</w:t>
+        <w:t xml:space="preserve">what makes the dead zone a global abstention.</w:t>
       </w:r>
     </w:p>
-    <w:bookmarkEnd w:id="31"/>
-    <w:bookmarkStart w:id="35" w:name="anchor-properties"/>
+    <w:bookmarkEnd w:id="32"/>
+    <w:bookmarkStart w:id="36" w:name="anchor-properties"/>
     <w:p>
       <w:pPr>
         <w:pStyle w:val="Heading2"/>
@@ -10404,7 +10349,7 @@
         <w:t xml:space="preserve">Anchor properties</w:t>
       </w:r>
     </w:p>
-    <w:bookmarkStart w:id="32" w:name="prop:sc"/>
+    <w:bookmarkStart w:id="33" w:name="prop:sc"/>
     <w:p>
       <w:pPr>
         <w:pStyle w:val="FirstParagraph"/>
@@ -10739,8 +10684,8 @@
         <w:t xml:space="preserve">is continuous through the dead-zone boundary, so a false positive applies an infinitesimal exponent.</w:t>
       </w:r>
     </w:p>
-    <w:bookmarkEnd w:id="32"/>
-    <w:bookmarkStart w:id="33" w:name="prop:cisc"/>
+    <w:bookmarkEnd w:id="33"/>
+    <w:bookmarkStart w:id="34" w:name="prop:cisc"/>
     <w:p>
       <w:pPr>
         <w:pStyle w:val="BodyText"/>
@@ -10901,7 +10846,7 @@
           </m:sub>
         </m:sSub>
         <m:r>
-          <m:t> </m:t>
+          <m:t xml:space="preserve"> </m:t>
         </m:r>
         <m:sSubSup>
           <m:e>
@@ -10925,7 +10870,7 @@
           </m:sub>
           <m:sup>
             <m:r>
-              <m:t> </m:t>
+              <m:t xml:space="preserve"> </m:t>
             </m:r>
             <m:r>
               <m:t>γ</m:t>
@@ -11073,8 +11018,8 @@
         <w:t xml:space="preserve">on every pool.</w:t>
       </w:r>
     </w:p>
-    <w:bookmarkEnd w:id="33"/>
-    <w:bookmarkStart w:id="34" w:name="prop:reg"/>
+    <w:bookmarkEnd w:id="34"/>
+    <w:bookmarkStart w:id="35" w:name="prop:reg"/>
     <w:p>
       <w:pPr>
         <w:pStyle w:val="BodyText"/>
@@ -11324,7 +11269,7 @@
         <w:t xml:space="preserve">.</w:t>
       </w:r>
     </w:p>
-    <w:bookmarkEnd w:id="34"/>
+    <w:bookmarkEnd w:id="35"/>
     <w:p>
       <w:pPr>
         <w:pStyle w:val="BodyText"/>
@@ -11364,9 +11309,9 @@
         <w:t xml:space="preserve">are each tested numerically).</w:t>
       </w:r>
     </w:p>
-    <w:bookmarkEnd w:id="35"/>
     <w:bookmarkEnd w:id="36"/>
-    <w:bookmarkStart w:id="43" w:name="sec:lf"/>
+    <w:bookmarkEnd w:id="37"/>
+    <w:bookmarkStart w:id="45" w:name="sec:lf"/>
     <w:p>
       <w:pPr>
         <w:pStyle w:val="Heading1"/>
@@ -11375,7 +11320,7 @@
         <w:t xml:space="preserve">Label-Free Estimation</w:t>
       </w:r>
     </w:p>
-    <w:bookmarkStart w:id="39" w:name="pipeline"/>
+    <w:bookmarkStart w:id="41" w:name="pipeline"/>
     <w:p>
       <w:pPr>
         <w:pStyle w:val="Heading2"/>
@@ -11437,7 +11382,6 @@
         <m:r>
           <m:rPr>
             <m:nor/>
-            <m:sty m:val="p"/>
           </m:rPr>
           <m:t>group</m:t>
         </m:r>
@@ -11749,6 +11693,36 @@
         <w:t xml:space="preserve">.</w:t>
       </w:r>
     </w:p>
+    <w:bookmarkStart w:id="38" w:name="alg:tactlf"/>
+    <w:p>
+      <w:pPr>
+        <w:pStyle w:val="BodyText"/>
+      </w:pPr>
+      <w:r>
+        <w:t xml:space="preserve"> </w:t>
+      </w:r>
+    </w:p>
+    <w:bookmarkEnd w:id="38"/>
+    <w:bookmarkStart w:id="39" w:name="ln:gate"/>
+    <w:p>
+      <w:pPr>
+        <w:pStyle w:val="BodyText"/>
+      </w:pPr>
+      <w:r>
+        <w:t xml:space="preserve"> </w:t>
+      </w:r>
+    </w:p>
+    <w:bookmarkEnd w:id="39"/>
+    <w:bookmarkStart w:id="40" w:name="ln:temper"/>
+    <w:p>
+      <w:pPr>
+        <w:pStyle w:val="BodyText"/>
+      </w:pPr>
+      <w:r>
+        <w:t xml:space="preserve"> </w:t>
+      </w:r>
+    </w:p>
+    <w:bookmarkEnd w:id="40"/>
     <w:p>
       <w:pPr>
         <w:pStyle w:val="BodyText"/>
@@ -12110,7 +12084,6 @@
         <m:r>
           <m:rPr>
             <m:nor/>
-            <m:sty m:val="p"/>
           </m:rPr>
           <m:t>group</m:t>
         </m:r>
@@ -12440,7 +12413,7 @@
           <m:t>,</m:t>
         </m:r>
         <m:r>
-          <m:t> </m:t>
+          <m:t xml:space="preserve"> </m:t>
         </m:r>
         <m:r>
           <m:rPr>
@@ -12454,9 +12427,8 @@
         <m:r>
           <m:rPr>
             <m:nor/>
-            <m:sty m:val="p"/>
-          </m:rPr>
-          <m:t> distinct answers</m:t>
+          </m:rPr>
+          <m:t xml:space="preserve"> distinct answers</m:t>
         </m:r>
         <m:r>
           <m:rPr>
@@ -12472,12 +12444,27 @@
         <m:sSub>
           <m:e>
             <m:r>
-              <m:t>E</m:t>
+              <m:t>A</m:t>
             </m:r>
           </m:e>
           <m:sub>
             <m:r>
-              <m:t>1</m:t>
+              <m:rPr>
+                <m:sty m:val="p"/>
+              </m:rPr>
+              <m:t>d</m:t>
+            </m:r>
+            <m:r>
+              <m:rPr>
+                <m:sty m:val="p"/>
+              </m:rPr>
+              <m:t>u</m:t>
+            </m:r>
+            <m:r>
+              <m:rPr>
+                <m:sty m:val="p"/>
+              </m:rPr>
+              <m:t>p</m:t>
             </m:r>
           </m:sub>
         </m:sSub>
@@ -12494,7 +12481,7 @@
           <m:t>[</m:t>
         </m:r>
         <m:r>
-          <m:t> </m:t>
+          <m:t xml:space="preserve"> </m:t>
         </m:r>
         <m:sSub>
           <m:e>
@@ -12550,7 +12537,6 @@
         <m:r>
           <m:rPr>
             <m:nor/>
-            <m:sty m:val="p"/>
           </m:rPr>
           <m:t>Kish ratio</m:t>
         </m:r>
@@ -12570,7 +12556,7 @@
           <m:t>0.5</m:t>
         </m:r>
         <m:r>
-          <m:t> </m:t>
+          <m:t xml:space="preserve"> </m:t>
         </m:r>
         <m:r>
           <m:rPr>
@@ -12586,12 +12572,33 @@
         <m:sSub>
           <m:e>
             <m:r>
-              <m:t>E</m:t>
+              <m:t>A</m:t>
             </m:r>
           </m:e>
           <m:sub>
             <m:r>
-              <m:t>4</m:t>
+              <m:rPr>
+                <m:sty m:val="p"/>
+              </m:rPr>
+              <m:t>s</m:t>
+            </m:r>
+            <m:r>
+              <m:rPr>
+                <m:sty m:val="p"/>
+              </m:rPr>
+              <m:t>i</m:t>
+            </m:r>
+            <m:r>
+              <m:rPr>
+                <m:sty m:val="p"/>
+              </m:rPr>
+              <m:t>z</m:t>
+            </m:r>
+            <m:r>
+              <m:rPr>
+                <m:sty m:val="p"/>
+              </m:rPr>
+              <m:t>e</m:t>
             </m:r>
           </m:sub>
         </m:sSub>
@@ -12608,7 +12615,7 @@
           <m:t>[</m:t>
         </m:r>
         <m:r>
-          <m:t> </m:t>
+          <m:t xml:space="preserve"> </m:t>
         </m:r>
         <m:r>
           <m:rPr>
@@ -12680,7 +12687,7 @@
           <m:t>d</m:t>
         </m:r>
         <m:r>
-          <m:t> </m:t>
+          <m:t xml:space="preserve"> </m:t>
         </m:r>
         <m:r>
           <m:rPr>
@@ -12974,12 +12981,27 @@
         <m:sSub>
           <m:e>
             <m:r>
-              <m:t>E</m:t>
+              <m:t>A</m:t>
             </m:r>
           </m:e>
           <m:sub>
             <m:r>
-              <m:t>2</m:t>
+              <m:rPr>
+                <m:sty m:val="p"/>
+              </m:rPr>
+              <m:t>m</m:t>
+            </m:r>
+            <m:r>
+              <m:rPr>
+                <m:sty m:val="p"/>
+              </m:rPr>
+              <m:t>g</m:t>
+            </m:r>
+            <m:r>
+              <m:rPr>
+                <m:sty m:val="p"/>
+              </m:rPr>
+              <m:t>n</m:t>
             </m:r>
           </m:sub>
         </m:sSub>
@@ -12996,7 +13018,7 @@
           <m:t>[</m:t>
         </m:r>
         <m:r>
-          <m:t> </m:t>
+          <m:t xml:space="preserve"> </m:t>
         </m:r>
         <m:r>
           <m:t>ψ</m:t>
@@ -13026,7 +13048,7 @@
           <m:t>0.05</m:t>
         </m:r>
         <m:r>
-          <m:t> </m:t>
+          <m:t xml:space="preserve"> </m:t>
         </m:r>
         <m:r>
           <m:rPr>
@@ -13188,7 +13210,7 @@
               </m:e>
             </m:rad>
             <m:r>
-              <m:t> </m:t>
+              <m:t xml:space="preserve"> </m:t>
             </m:r>
           </m:e>
         </m:d>
@@ -13230,12 +13252,33 @@
         <m:sSub>
           <m:e>
             <m:r>
-              <m:t>E</m:t>
+              <m:t>A</m:t>
             </m:r>
           </m:e>
           <m:sub>
             <m:r>
-              <m:t>3</m:t>
+              <m:rPr>
+                <m:sty m:val="p"/>
+              </m:rPr>
+              <m:t>r</m:t>
+            </m:r>
+            <m:r>
+              <m:rPr>
+                <m:sty m:val="p"/>
+              </m:rPr>
+              <m:t>o</m:t>
+            </m:r>
+            <m:r>
+              <m:rPr>
+                <m:sty m:val="p"/>
+              </m:rPr>
+              <m:t>o</m:t>
+            </m:r>
+            <m:r>
+              <m:rPr>
+                <m:sty m:val="p"/>
+              </m:rPr>
+              <m:t>t</m:t>
             </m:r>
           </m:sub>
         </m:sSub>
@@ -13252,12 +13295,11 @@
           <m:t>[</m:t>
         </m:r>
         <m:r>
-          <m:t> </m:t>
+          <m:t xml:space="preserve"> </m:t>
         </m:r>
         <m:r>
           <m:rPr>
             <m:nor/>
-            <m:sty m:val="p"/>
           </m:rPr>
           <m:t>discriminant</m:t>
         </m:r>
@@ -13271,7 +13313,7 @@
           <m:t>0.02</m:t>
         </m:r>
         <m:r>
-          <m:t> </m:t>
+          <m:t xml:space="preserve"> </m:t>
         </m:r>
         <m:r>
           <m:rPr>
@@ -13393,7 +13435,7 @@
               <m:t>,</m:t>
             </m:r>
             <m:r>
-              <m:t> </m:t>
+              <m:t xml:space="preserve"> </m:t>
             </m:r>
             <m:r>
               <m:t>0.20</m:t>
@@ -13405,7 +13447,7 @@
               <m:t>,</m:t>
             </m:r>
             <m:r>
-              <m:t> </m:t>
+              <m:t xml:space="preserve"> </m:t>
             </m:r>
             <m:r>
               <m:t>1</m:t>
@@ -13413,11 +13455,6 @@
           </m:e>
         </m:d>
       </m:oMath>
-      <w:r>
-        <w:t xml:space="preserve"> </w:t>
-      </w:r>
-      <w:bookmarkStart w:id="37" w:name="ln:gate"/>
-      <w:bookmarkEnd w:id="37"/>
       <w:r>
         <w:t xml:space="preserve"> </w:t>
       </w:r>
@@ -13516,7 +13553,7 @@
               <m:t>,</m:t>
             </m:r>
             <m:r>
-              <m:t> </m:t>
+              <m:t xml:space="preserve"> </m:t>
             </m:r>
             <m:sSub>
               <m:e>
@@ -13585,11 +13622,6 @@
       <w:r>
         <w:t xml:space="preserve">unset</w:t>
       </w:r>
-      <w:r>
-        <w:t xml:space="preserve"> </w:t>
-      </w:r>
-      <w:bookmarkStart w:id="38" w:name="ln:temper"/>
-      <w:bookmarkEnd w:id="38"/>
     </w:p>
     <w:p>
       <w:pPr>
@@ -13730,7 +13762,13 @@
         <w:t xml:space="preserve"> </w:t>
       </w:r>
       <w:r>
-        <w:t xml:space="preserve">label-free path, so the mixture correction of</w:t>
+        <w:t xml:space="preserve">label-free path because the required base rate is unavailable without labels;</w:t>
+      </w:r>
+      <w:r>
+        <w:t xml:space="preserve"> </w:t>
+      </w:r>
+      <w:r>
+        <w:t xml:space="preserve">the mixture correction of</w:t>
       </w:r>
       <w:r>
         <w:t xml:space="preserve"> </w:t>
@@ -13747,17 +13785,11 @@
         <w:t xml:space="preserve"> </w:t>
       </w:r>
       <w:r>
-        <w:t xml:space="preserve">is not applied</w:t>
-      </w:r>
-      <w:r>
-        <w:t xml:space="preserve"> </w:t>
-      </w:r>
-      <w:r>
-        <w:t xml:space="preserve">there: the base rate is exactly what no label-free estimator knows.</w:t>
+        <w:t xml:space="preserve">is consequently omitted.</w:t>
       </w:r>
     </w:p>
-    <w:bookmarkEnd w:id="39"/>
-    <w:bookmarkStart w:id="41" w:name="sign-consistency-and-its-boundary"/>
+    <w:bookmarkEnd w:id="41"/>
+    <w:bookmarkStart w:id="43" w:name="sign-consistency-and-its-boundary"/>
     <w:p>
       <w:pPr>
         <w:pStyle w:val="Heading2"/>
@@ -13766,7 +13798,7 @@
         <w:t xml:space="preserve">Sign consistency and its boundary</w:t>
       </w:r>
     </w:p>
-    <w:bookmarkStart w:id="40" w:name="prop:ccn"/>
+    <w:bookmarkStart w:id="42" w:name="prop:ccn"/>
     <w:p>
       <w:pPr>
         <w:pStyle w:val="FirstParagraph"/>
@@ -13969,7 +14001,7 @@
           <m:t>)</m:t>
         </m:r>
         <m:r>
-          <m:t> </m:t>
+          <m:t xml:space="preserve"> </m:t>
         </m:r>
         <m:r>
           <m:t>D</m:t>
@@ -14123,7 +14155,7 @@
         <w:t xml:space="preserve">: the label-free estimate can only under-trust, never mis-sign.</w:t>
       </w:r>
     </w:p>
-    <w:bookmarkEnd w:id="40"/>
+    <w:bookmarkEnd w:id="42"/>
     <w:p>
       <w:pPr>
         <w:pStyle w:val="BodyText"/>
@@ -14242,11 +14274,11 @@
         </w:r>
       </w:hyperlink>
       <w:r>
-        <w:t xml:space="preserve">] restated for a single channel), so any label-free guarantee is necessarily conditional; it is stated as such rather than papered over.</w:t>
+        <w:t xml:space="preserve">] restated for a single channel), so any label-free guarantee is necessarily conditional, and this paper states the condition.</w:t>
       </w:r>
     </w:p>
-    <w:bookmarkEnd w:id="41"/>
-    <w:bookmarkStart w:id="42" w:name="de-attenuation-and-alarms"/>
+    <w:bookmarkEnd w:id="43"/>
+    <w:bookmarkStart w:id="44" w:name="de-attenuation-and-alarms"/>
     <w:p>
       <w:pPr>
         <w:pStyle w:val="Heading2"/>
@@ -14610,7 +14642,7 @@
         </m:r>
       </m:oMath>
       <w:r>
-        <w:t xml:space="preserve">), which can only under-inflate. Four alarms force</w:t>
+        <w:t xml:space="preserve">), which can only under-inflate. Four semantically named alarms force</w:t>
       </w:r>
       <w:r>
         <w:t xml:space="preserve"> </w:t>
@@ -14630,24 +14662,171 @@
         </m:r>
       </m:oMath>
       <w:r>
-        <w:t xml:space="preserve">: duplicate collapse (median Kish ratio</w:t>
-      </w:r>
-      <w:r>
-        <w:t xml:space="preserve"> </w:t>
-      </w:r>
-      <m:oMath>
-        <m:r>
-          <m:rPr>
-            <m:sty m:val="p"/>
-          </m:rPr>
-          <m:t>&lt;</m:t>
-        </m:r>
-        <m:r>
-          <m:t>0.5</m:t>
-        </m:r>
-      </m:oMath>
-      <w:r>
-        <w:t xml:space="preserve">), sign-aware margin-decoupling, root ambiguity in the split-half quadratic, and insufficient gated items. The margin-decoupling alarm must condition on the estimated trust direction: a sign-naive version (</w:t>
+        <w:t xml:space="preserve">:</w:t>
+      </w:r>
+      <w:r>
+        <w:t xml:space="preserve"> </w:t>
+      </w:r>
+      <m:oMath>
+        <m:sSub>
+          <m:e>
+            <m:r>
+              <m:t>A</m:t>
+            </m:r>
+          </m:e>
+          <m:sub>
+            <m:r>
+              <m:rPr>
+                <m:sty m:val="p"/>
+              </m:rPr>
+              <m:t>d</m:t>
+            </m:r>
+            <m:r>
+              <m:rPr>
+                <m:sty m:val="p"/>
+              </m:rPr>
+              <m:t>u</m:t>
+            </m:r>
+            <m:r>
+              <m:rPr>
+                <m:sty m:val="p"/>
+              </m:rPr>
+              <m:t>p</m:t>
+            </m:r>
+          </m:sub>
+        </m:sSub>
+      </m:oMath>
+      <w:r>
+        <w:t xml:space="preserve"> </w:t>
+      </w:r>
+      <w:r>
+        <w:t xml:space="preserve">detects duplicate collapse,</w:t>
+      </w:r>
+      <w:r>
+        <w:t xml:space="preserve"> </w:t>
+      </w:r>
+      <m:oMath>
+        <m:sSub>
+          <m:e>
+            <m:r>
+              <m:t>A</m:t>
+            </m:r>
+          </m:e>
+          <m:sub>
+            <m:r>
+              <m:rPr>
+                <m:sty m:val="p"/>
+              </m:rPr>
+              <m:t>m</m:t>
+            </m:r>
+            <m:r>
+              <m:rPr>
+                <m:sty m:val="p"/>
+              </m:rPr>
+              <m:t>g</m:t>
+            </m:r>
+            <m:r>
+              <m:rPr>
+                <m:sty m:val="p"/>
+              </m:rPr>
+              <m:t>n</m:t>
+            </m:r>
+          </m:sub>
+        </m:sSub>
+      </m:oMath>
+      <w:r>
+        <w:t xml:space="preserve"> </w:t>
+      </w:r>
+      <w:r>
+        <w:t xml:space="preserve">checks sign-aware margin decoupling,</w:t>
+      </w:r>
+      <w:r>
+        <w:t xml:space="preserve"> </w:t>
+      </w:r>
+      <m:oMath>
+        <m:sSub>
+          <m:e>
+            <m:r>
+              <m:t>A</m:t>
+            </m:r>
+          </m:e>
+          <m:sub>
+            <m:r>
+              <m:rPr>
+                <m:sty m:val="p"/>
+              </m:rPr>
+              <m:t>r</m:t>
+            </m:r>
+            <m:r>
+              <m:rPr>
+                <m:sty m:val="p"/>
+              </m:rPr>
+              <m:t>o</m:t>
+            </m:r>
+            <m:r>
+              <m:rPr>
+                <m:sty m:val="p"/>
+              </m:rPr>
+              <m:t>o</m:t>
+            </m:r>
+            <m:r>
+              <m:rPr>
+                <m:sty m:val="p"/>
+              </m:rPr>
+              <m:t>t</m:t>
+            </m:r>
+          </m:sub>
+        </m:sSub>
+      </m:oMath>
+      <w:r>
+        <w:t xml:space="preserve"> </w:t>
+      </w:r>
+      <w:r>
+        <w:t xml:space="preserve">marks ambiguity in the split-half quadratic, and</w:t>
+      </w:r>
+      <w:r>
+        <w:t xml:space="preserve"> </w:t>
+      </w:r>
+      <m:oMath>
+        <m:sSub>
+          <m:e>
+            <m:r>
+              <m:t>A</m:t>
+            </m:r>
+          </m:e>
+          <m:sub>
+            <m:r>
+              <m:rPr>
+                <m:sty m:val="p"/>
+              </m:rPr>
+              <m:t>s</m:t>
+            </m:r>
+            <m:r>
+              <m:rPr>
+                <m:sty m:val="p"/>
+              </m:rPr>
+              <m:t>i</m:t>
+            </m:r>
+            <m:r>
+              <m:rPr>
+                <m:sty m:val="p"/>
+              </m:rPr>
+              <m:t>z</m:t>
+            </m:r>
+            <m:r>
+              <m:rPr>
+                <m:sty m:val="p"/>
+              </m:rPr>
+              <m:t>e</m:t>
+            </m:r>
+          </m:sub>
+        </m:sSub>
+      </m:oMath>
+      <w:r>
+        <w:t xml:space="preserve"> </w:t>
+      </w:r>
+      <w:r>
+        <w:t xml:space="preserve">marks an insufficient gated set. The margin-decoupling alarm conditions on the estimated trust direction. An earlier sign-naive version (</w:t>
       </w:r>
       <w:r>
         <w:t xml:space="preserve">“plurality has the highest mean</w:t>
@@ -14664,7 +14843,7 @@
         <w:t xml:space="preserve">”</w:t>
       </w:r>
       <w:r>
-        <w:t xml:space="preserve">) false-alarms on every benign anti-correlated channel—a defect encountered, diagnosed, and fixed during development, and pinned by the released tests. Finally the significance gate acts on the</w:t>
+        <w:t xml:space="preserve">) false-alarmed on every benign anti-correlated channel; the released tests cover the corrected implementation. The significance gate acts on the</w:t>
       </w:r>
       <w:r>
         <w:t xml:space="preserve"> </w:t>
@@ -14699,7 +14878,7 @@
         </w:r>
       </w:hyperlink>
       <w:r>
-        <w:t xml:space="preserve">) and temper on the de-attenuated value. A semi-label-free mode takes only the sign from</w:t>
+        <w:t xml:space="preserve">), whereas tempering uses the de-attenuated value. A semi-label-free mode takes only the sign from</w:t>
       </w:r>
       <w:r>
         <w:t xml:space="preserve"> </w:t>
@@ -14719,12 +14898,12 @@
         <w:t xml:space="preserve"> </w:t>
       </w:r>
       <w:r>
-        <w:t xml:space="preserve">dev labels, routing it into the pipeline and disabling only the proxy-sign alarm; this purchases immunity to the ambiguity above at negligible labeling cost.</w:t>
+        <w:t xml:space="preserve">dev labels, routing it into the pipeline and disabling the proxy-sign alarm. This removes the two-root ambiguity with a small labeled set.</w:t>
       </w:r>
     </w:p>
-    <w:bookmarkEnd w:id="42"/>
-    <w:bookmarkEnd w:id="43"/>
-    <w:bookmarkStart w:id="49" w:name="sec:hetero"/>
+    <w:bookmarkEnd w:id="44"/>
+    <w:bookmarkEnd w:id="45"/>
+    <w:bookmarkStart w:id="51" w:name="sec:hetero"/>
     <w:p>
       <w:pPr>
         <w:pStyle w:val="Heading1"/>
@@ -14733,7 +14912,7 @@
         <w:t xml:space="preserve">Heterogeneity: Impossibility and Escape</w:t>
       </w:r>
     </w:p>
-    <w:bookmarkStart w:id="47" w:name="X6b81b2bcd4bd383fca78608abce9da302a7840a"/>
+    <w:bookmarkStart w:id="49" w:name="X6b81b2bcd4bd383fca78608abce9da302a7840a"/>
     <w:p>
       <w:pPr>
         <w:pStyle w:val="Heading2"/>
@@ -14778,7 +14957,6 @@
             <m:r>
               <m:rPr>
                 <m:nor/>
-                <m:sty m:val="p"/>
               </m:rPr>
               <m:t>iid</m:t>
             </m:r>
@@ -14832,7 +15010,7 @@
         <w:t xml:space="preserve">with no observable covariate.</w:t>
       </w:r>
     </w:p>
-    <w:bookmarkStart w:id="44" w:name="prop:selfreinf"/>
+    <w:bookmarkStart w:id="46" w:name="prop:selfreinf"/>
     <w:p>
       <w:pPr>
         <w:pStyle w:val="BodyText"/>
@@ -15082,7 +15260,7 @@
         <w:t xml:space="preserve">up-weights unconfident traces, which are again the plurality side.</w:t>
       </w:r>
     </w:p>
-    <w:bookmarkEnd w:id="44"/>
+    <w:bookmarkEnd w:id="46"/>
     <w:p>
       <w:pPr>
         <w:pStyle w:val="BodyText"/>
@@ -15236,7 +15414,7 @@
         <w:t xml:space="preserve">items).</w:t>
       </w:r>
     </w:p>
-    <w:bookmarkStart w:id="45" w:name="prop:curse"/>
+    <w:bookmarkStart w:id="47" w:name="prop:curse"/>
     <w:p>
       <w:pPr>
         <w:pStyle w:val="BodyText"/>
@@ -15265,7 +15443,7 @@
           <w:i/>
           <w:iCs/>
         </w:rPr>
-        <w:t xml:space="preserve">This is a measurement in the present harness rather than a theorem: on plurality-wrong items with</w:t>
+        <w:t xml:space="preserve">This is a measurement in the present harness, not a theorem: on plurality-wrong items with</w:t>
       </w:r>
       <w:r>
         <w:rPr>
@@ -15349,8 +15527,8 @@
         <w:t xml:space="preserve">of the time.</w:t>
       </w:r>
     </w:p>
-    <w:bookmarkEnd w:id="45"/>
-    <w:bookmarkStart w:id="46" w:name="prop:twoworld"/>
+    <w:bookmarkEnd w:id="47"/>
+    <w:bookmarkStart w:id="48" w:name="prop:twoworld"/>
     <w:p>
       <w:pPr>
         <w:pStyle w:val="BodyText"/>
@@ -15432,12 +15610,11 @@
           <m:t>,</m:t>
         </m:r>
         <m:r>
-          <m:t> </m:t>
+          <m:t xml:space="preserve"> </m:t>
         </m:r>
         <m:r>
           <m:rPr>
             <m:nor/>
-            <m:sty m:val="p"/>
           </m:rPr>
           <m:t>minority correct</m:t>
         </m:r>
@@ -15513,12 +15690,11 @@
           <m:t>,</m:t>
         </m:r>
         <m:r>
-          <m:t> </m:t>
+          <m:t xml:space="preserve"> </m:t>
         </m:r>
         <m:r>
           <m:rPr>
             <m:nor/>
-            <m:sty m:val="p"/>
           </m:rPr>
           <m:t>plurality correct</m:t>
         </m:r>
@@ -15913,7 +16089,7 @@
           <m:t>S</m:t>
         </m:r>
         <m:r>
-          <m:t> </m:t>
+          <m:t xml:space="preserve"> </m:t>
         </m:r>
         <m:r>
           <m:t>p</m:t>
@@ -16089,7 +16265,7 @@
         <w:t xml:space="preserve">method does either; doing so is left open.</w:t>
       </w:r>
     </w:p>
-    <w:bookmarkEnd w:id="46"/>
+    <w:bookmarkEnd w:id="48"/>
     <w:p>
       <w:pPr>
         <w:pStyle w:val="BodyText"/>
@@ -16136,8 +16312,8 @@
         <w:t xml:space="preserve">(zero discordant pairs).</w:t>
       </w:r>
     </w:p>
-    <w:bookmarkEnd w:id="47"/>
-    <w:bookmarkStart w:id="48" w:name="tact-group"/>
+    <w:bookmarkEnd w:id="49"/>
+    <w:bookmarkStart w:id="50" w:name="tact-group"/>
     <w:p>
       <w:pPr>
         <w:pStyle w:val="Heading2"/>
@@ -16243,9 +16419,9 @@
         <w:t xml:space="preserve">show is the only defensible default.</w:t>
       </w:r>
     </w:p>
-    <w:bookmarkEnd w:id="48"/>
-    <w:bookmarkEnd w:id="49"/>
-    <w:bookmarkStart w:id="54" w:name="sec:exp"/>
+    <w:bookmarkEnd w:id="50"/>
+    <w:bookmarkEnd w:id="51"/>
+    <w:bookmarkStart w:id="56" w:name="sec:exp"/>
     <w:p>
       <w:pPr>
         <w:pStyle w:val="Heading1"/>
@@ -16723,7 +16899,7 @@
           <w:b/>
           <w:bCs/>
         </w:rPr>
-        <w:t xml:space="preserve">Pre-registered falsifiers.</w:t>
+        <w:t xml:space="preserve">Pre-registered rejection criteria.</w:t>
       </w:r>
       <w:r>
         <w:t xml:space="preserve"> </w:t>
@@ -16735,7 +16911,7 @@
         <w:t xml:space="preserve"> </w:t>
       </w:r>
       <w:r>
-        <w:t xml:space="preserve">the protocol is offered as a contribution. Each falsifier is an exact paired</w:t>
+        <w:t xml:space="preserve">the protocol is offered as a contribution. Each criterion uses an exact paired</w:t>
       </w:r>
       <w:r>
         <w:t xml:space="preserve"> </w:t>
@@ -16804,8 +16980,25 @@
         <w:t xml:space="preserve"> </w:t>
       </w:r>
       <w:r>
-        <w:t xml:space="preserve">falsifier fires when the single-cell test is significant</w:t>
-      </w:r>
+        <w:t xml:space="preserve">falsifier fires when the single-cell test has</w:t>
+      </w:r>
+      <w:r>
+        <w:t xml:space="preserve"> </w:t>
+      </w:r>
+      <m:oMath>
+        <m:r>
+          <m:t>p</m:t>
+        </m:r>
+        <m:r>
+          <m:rPr>
+            <m:sty m:val="p"/>
+          </m:rPr>
+          <m:t>&lt;</m:t>
+        </m:r>
+        <m:r>
+          <m:t>0.05</m:t>
+        </m:r>
+      </m:oMath>
       <w:r>
         <w:t xml:space="preserve"> </w:t>
       </w:r>
@@ -16867,7 +17060,7 @@
         <w:t xml:space="preserve"> </w:t>
       </w:r>
       <w:r>
-        <w:t xml:space="preserve">convenience in the tables. F1:</w:t>
+        <w:t xml:space="preserve">convenience in the tables. Rejection would occur if</w:t>
       </w:r>
       <w:r>
         <w:t xml:space="preserve"> </w:t>
@@ -16879,13 +17072,21 @@
         <w:t xml:space="preserve">tact</w:t>
       </w:r>
       <w:r>
-        <w:t xml:space="preserve">-dev below the</w:t>
-      </w:r>
-      <w:r>
-        <w:t xml:space="preserve"> </w:t>
-      </w:r>
-      <w:r>
-        <w:t xml:space="preserve">best fixed-</w:t>
+        <w:t xml:space="preserve">-dev fell more than</w:t>
+      </w:r>
+      <w:r>
+        <w:t xml:space="preserve"> </w:t>
+      </w:r>
+      <m:oMath>
+        <m:r>
+          <m:t>τ</m:t>
+        </m:r>
+      </m:oMath>
+      <w:r>
+        <w:t xml:space="preserve"> </w:t>
+      </w:r>
+      <w:r>
+        <w:t xml:space="preserve">below the best fixed-</w:t>
       </w:r>
       <m:oMath>
         <m:r>
@@ -16922,10 +17123,13 @@
         </m:r>
       </m:oMath>
       <w:r>
-        <w:t xml:space="preserve"> </w:t>
-      </w:r>
-      <w:r>
-        <w:t xml:space="preserve">by more than</w:t>
+        <w:t xml:space="preserve">, if either variant</w:t>
+      </w:r>
+      <w:r>
+        <w:t xml:space="preserve"> </w:t>
+      </w:r>
+      <w:r>
+        <w:t xml:space="preserve">fell more than</w:t>
       </w:r>
       <w:r>
         <w:t xml:space="preserve"> </w:t>
@@ -16936,13 +17140,10 @@
         </m:r>
       </m:oMath>
       <w:r>
-        <w:t xml:space="preserve">. F2: either</w:t>
-      </w:r>
-      <w:r>
-        <w:t xml:space="preserve"> </w:t>
-      </w:r>
-      <w:r>
-        <w:t xml:space="preserve">variant below</w:t>
+        <w:t xml:space="preserve"> </w:t>
+      </w:r>
+      <w:r>
+        <w:t xml:space="preserve">below</w:t>
       </w:r>
       <w:r>
         <w:t xml:space="preserve"> </w:t>
@@ -16957,7 +17158,31 @@
         <w:t xml:space="preserve"> </w:t>
       </w:r>
       <w:r>
-        <w:t xml:space="preserve">by more than</w:t>
+        <w:t xml:space="preserve">anywhere on the sweep, or if</w:t>
+      </w:r>
+      <w:r>
+        <w:t xml:space="preserve"> </w:t>
+      </w:r>
+      <w:r>
+        <w:rPr>
+          <w:smallCaps/>
+        </w:rPr>
+        <w:t xml:space="preserve">tact</w:t>
+      </w:r>
+      <w:r>
+        <w:t xml:space="preserve">-LF failed</w:t>
+      </w:r>
+      <w:r>
+        <w:t xml:space="preserve"> </w:t>
+      </w:r>
+      <w:r>
+        <w:t xml:space="preserve">to beat the ECE gate on sweep average. The strongest criterion asks whether</w:t>
+      </w:r>
+      <w:r>
+        <w:t xml:space="preserve"> </w:t>
+      </w:r>
+      <w:r>
+        <w:t xml:space="preserve">CISC-devT or SignGrid-dev stays within</w:t>
       </w:r>
       <w:r>
         <w:t xml:space="preserve"> </w:t>
@@ -16971,32 +17196,6 @@
         <w:t xml:space="preserve"> </w:t>
       </w:r>
       <w:r>
-        <w:t xml:space="preserve">anywhere on the sweep. F3: the</w:t>
-      </w:r>
-      <w:r>
-        <w:t xml:space="preserve"> </w:t>
-      </w:r>
-      <w:r>
-        <w:t xml:space="preserve">label-free variant fails to beat the ECE gate on sweep average. F4: CISC-devT</w:t>
-      </w:r>
-      <w:r>
-        <w:t xml:space="preserve"> </w:t>
-      </w:r>
-      <w:r>
-        <w:t xml:space="preserve">or SignGrid-dev within</w:t>
-      </w:r>
-      <w:r>
-        <w:t xml:space="preserve"> </w:t>
-      </w:r>
-      <m:oMath>
-        <m:r>
-          <m:t>τ</m:t>
-        </m:r>
-      </m:oMath>
-      <w:r>
-        <w:t xml:space="preserve"> </w:t>
-      </w:r>
-      <w:r>
         <w:t xml:space="preserve">of</w:t>
       </w:r>
       <w:r>
@@ -17009,37 +17208,19 @@
         <w:t xml:space="preserve">tact</w:t>
       </w:r>
       <w:r>
-        <w:t xml:space="preserve">-dev everywhere, including the</w:t>
-      </w:r>
-      <w:r>
-        <w:t xml:space="preserve"> </w:t>
-      </w:r>
-      <w:r>
-        <w:t xml:space="preserve">distortion, heterogeneity, and small-dev cells. F4 is the falsifier this matters</w:t>
-      </w:r>
-      <w:r>
-        <w:t xml:space="preserve"> </w:t>
-      </w:r>
-      <w:r>
-        <w:t xml:space="preserve">most for: on a single cell the</w:t>
-      </w:r>
-      <w:r>
-        <w:t xml:space="preserve"> </w:t>
-      </w:r>
-      <w:r>
-        <w:rPr>
-          <w:smallCaps/>
-        </w:rPr>
-        <w:t xml:space="preserve">tact</w:t>
-      </w:r>
-      <w:r>
-        <w:t xml:space="preserve">-minus-SignGrid comparison never reaches</w:t>
-      </w:r>
-      <w:r>
-        <w:t xml:space="preserve"> </w:t>
-      </w:r>
-      <w:r>
-        <w:t xml:space="preserve">significance anywhere on the sweep (smallest</w:t>
+        <w:t xml:space="preserve">-dev in every distortion,</w:t>
+      </w:r>
+      <w:r>
+        <w:t xml:space="preserve"> </w:t>
+      </w:r>
+      <w:r>
+        <w:t xml:space="preserve">heterogeneity, and small-dev cell. No single-cell comparison with SignGrid-dev</w:t>
+      </w:r>
+      <w:r>
+        <w:t xml:space="preserve"> </w:t>
+      </w:r>
+      <w:r>
+        <w:t xml:space="preserve">rejects equality on the homogeneous sweep (the smallest</w:t>
       </w:r>
       <w:r>
         <w:t xml:space="preserve"> </w:t>
@@ -17048,6 +17229,34 @@
         <m:r>
           <m:t>p</m:t>
         </m:r>
+      </m:oMath>
+      <w:r>
+        <w:t xml:space="preserve"> </w:t>
+      </w:r>
+      <w:r>
+        <w:t xml:space="preserve">is</w:t>
+      </w:r>
+      <w:r>
+        <w:t xml:space="preserve"> </w:t>
+      </w:r>
+      <m:oMath>
+        <m:r>
+          <m:t>0.08</m:t>
+        </m:r>
+      </m:oMath>
+      <w:r>
+        <w:t xml:space="preserve"> </w:t>
+      </w:r>
+      <w:r>
+        <w:t xml:space="preserve">at</w:t>
+      </w:r>
+      <w:r>
+        <w:t xml:space="preserve"> </w:t>
+      </w:r>
+      <m:oMath>
+        <m:r>
+          <m:t>κ</m:t>
+        </m:r>
         <m:r>
           <m:rPr>
             <m:sty m:val="p"/>
@@ -17055,29 +17264,6 @@
           <m:t>=</m:t>
         </m:r>
         <m:r>
-          <m:t>0.08</m:t>
-        </m:r>
-      </m:oMath>
-      <w:r>
-        <w:t xml:space="preserve"> </w:t>
-      </w:r>
-      <w:r>
-        <w:t xml:space="preserve">at</w:t>
-      </w:r>
-      <w:r>
-        <w:t xml:space="preserve"> </w:t>
-      </w:r>
-      <m:oMath>
-        <m:r>
-          <m:t>κ</m:t>
-        </m:r>
-        <m:r>
-          <m:rPr>
-            <m:sty m:val="p"/>
-          </m:rPr>
-          <m:t>=</m:t>
-        </m:r>
-        <m:r>
           <m:rPr>
             <m:sty m:val="p"/>
           </m:rPr>
@@ -17088,28 +17274,16 @@
         </m:r>
       </m:oMath>
       <w:r>
-        <w:t xml:space="preserve">), and</w:t>
-      </w:r>
-      <w:r>
-        <w:t xml:space="preserve"> </w:t>
-      </w:r>
-      <w:r>
-        <w:t xml:space="preserve">it is the ten-seed bootstrap that resolves the mid-range gap as systematic.</w:t>
-      </w:r>
-      <w:r>
-        <w:t xml:space="preserve"> </w:t>
-      </w:r>
-      <w:r>
-        <w:t xml:space="preserve">A protocol that had reported only the single-seed tests would have called the</w:t>
-      </w:r>
-      <w:r>
-        <w:t xml:space="preserve"> </w:t>
-      </w:r>
-      <w:r>
-        <w:t xml:space="preserve">mid-range a tie.</w:t>
+        <w:t xml:space="preserve">). The ten-seed bootstrap nevertheless resolves a systematic</w:t>
+      </w:r>
+      <w:r>
+        <w:t xml:space="preserve"> </w:t>
+      </w:r>
+      <w:r>
+        <w:t xml:space="preserve">mid-range deficit, which a single-seed analysis would have reported as a tie.</w:t>
       </w:r>
     </w:p>
-    <w:bookmarkStart w:id="53" w:name="fig:sweep"/>
+    <w:bookmarkStart w:id="55" w:name="fig:sweep"/>
     <w:p>
       <w:pPr>
         <w:pStyle w:val="CaptionedFigure"/>
@@ -17119,18 +17293,18 @@
           <wp:inline>
             <wp:extent cx="3332174" cy="2575903"/>
             <wp:effectExtent b="0" l="0" r="0" t="0"/>
-            <wp:docPr descr="" title="" id="51" name="Picture"/>
+            <wp:docPr descr="" title="" id="53" name="Picture"/>
             <a:graphic>
               <a:graphicData uri="http://schemas.openxmlformats.org/drawingml/2006/picture">
                 <pic:pic>
                   <pic:nvPicPr>
-                    <pic:cNvPr descr="figs/tact_sweep.png" id="52" name="Picture"/>
+                    <pic:cNvPr descr="figs/tact_sweep.png" id="54" name="Picture"/>
                     <pic:cNvPicPr>
                       <a:picLocks noChangeArrowheads="1" noChangeAspect="1"/>
                     </pic:cNvPicPr>
                   </pic:nvPicPr>
                   <pic:blipFill>
-                    <a:blip r:embed="rId50"/>
+                    <a:blip r:embed="rId52"/>
                     <a:stretch>
                       <a:fillRect/>
                     </a:stretch>
@@ -17224,9 +17398,9 @@
         <w:t xml:space="preserve">.</w:t>
       </w:r>
     </w:p>
-    <w:bookmarkEnd w:id="53"/>
-    <w:bookmarkEnd w:id="54"/>
-    <w:bookmarkStart w:id="79" w:name="sec:results"/>
+    <w:bookmarkEnd w:id="55"/>
+    <w:bookmarkEnd w:id="56"/>
+    <w:bookmarkStart w:id="81" w:name="sec:results"/>
     <w:p>
       <w:pPr>
         <w:pStyle w:val="Heading1"/>
@@ -17235,7 +17409,7 @@
         <w:t xml:space="preserve">Results</w:t>
       </w:r>
     </w:p>
-    <w:bookmarkStart w:id="55" w:name="tab:sweep"/>
+    <w:bookmarkStart w:id="57" w:name="tab:sweep"/>
     <w:p>
       <w:pPr>
         <w:pStyle w:val="TableCaption"/>
@@ -18441,8 +18615,8 @@
         </w:tc>
       </w:tr>
     </w:tbl>
-    <w:bookmarkEnd w:id="55"/>
-    <w:bookmarkStart w:id="57" w:name="signed-recovery-with-and-without-labels"/>
+    <w:bookmarkEnd w:id="57"/>
+    <w:bookmarkStart w:id="59" w:name="signed-recovery-with-and-without-labels"/>
     <w:p>
       <w:pPr>
         <w:pStyle w:val="Heading2"/>
@@ -18484,7 +18658,7 @@
         <w:t xml:space="preserve"> </w:t>
       </w:r>
       <w:r>
-        <w:t xml:space="preserve">give the sweep. Three observations. First, the published protocols never leave the floor on</w:t>
+        <w:t xml:space="preserve">give the sweep. On</w:t>
       </w:r>
       <w:r>
         <w:t xml:space="preserve"> </w:t>
@@ -18504,7 +18678,34 @@
         </m:r>
       </m:oMath>
       <w:r>
-        <w:t xml:space="preserve">: CISC-devT’s grid is positive-only and the ECE gate never opens (dev ECE ranges</w:t>
+        <w:t xml:space="preserve">,</w:t>
+      </w:r>
+      <w:r>
+        <w:t xml:space="preserve"> </w:t>
+      </w:r>
+      <w:r>
+        <w:t xml:space="preserve">the published protocols remain at the</w:t>
+      </w:r>
+      <w:r>
+        <w:t xml:space="preserve"> </w:t>
+      </w:r>
+      <w:r>
+        <w:rPr>
+          <w:smallCaps/>
+        </w:rPr>
+        <w:t xml:space="preserve">sc</w:t>
+      </w:r>
+      <w:r>
+        <w:t xml:space="preserve"> </w:t>
+      </w:r>
+      <w:r>
+        <w:t xml:space="preserve">floor because CISC-devT searches</w:t>
+      </w:r>
+      <w:r>
+        <w:t xml:space="preserve"> </w:t>
+      </w:r>
+      <w:r>
+        <w:t xml:space="preserve">only positive exponents and the ECE gate stays closed. Dev ECE ranges from</w:t>
       </w:r>
       <w:r>
         <w:t xml:space="preserve"> </w:t>
@@ -18515,7 +18716,13 @@
         </m:r>
       </m:oMath>
       <w:r>
-        <w:t xml:space="preserve">–</w:t>
+        <w:t xml:space="preserve"> </w:t>
+      </w:r>
+      <w:r>
+        <w:t xml:space="preserve">to</w:t>
+      </w:r>
+      <w:r>
+        <w:t xml:space="preserve"> </w:t>
       </w:r>
       <m:oMath>
         <m:r>
@@ -18526,7 +18733,13 @@
         <w:t xml:space="preserve"> </w:t>
       </w:r>
       <w:r>
-        <w:t xml:space="preserve">across the sweep while the signal’s discrimination is perfect at the extremes). Second, the label-free variant matches the</w:t>
+        <w:t xml:space="preserve">even though discrimination is perfect at the extremes. The</w:t>
+      </w:r>
+      <w:r>
+        <w:t xml:space="preserve"> </w:t>
+      </w:r>
+      <w:r>
+        <w:t xml:space="preserve">label-free and</w:t>
       </w:r>
       <w:r>
         <w:t xml:space="preserve"> </w:t>
@@ -18537,7 +18750,7 @@
         </m:r>
       </m:oMath>
       <w:r>
-        <w:t xml:space="preserve">-label variant nearly point-for-point—at</w:t>
+        <w:t xml:space="preserve">-label variants are nearly coincident. At</w:t>
       </w:r>
       <w:r>
         <w:t xml:space="preserve"> </w:t>
@@ -18563,10 +18776,7 @@
         </m:r>
       </m:oMath>
       <w:r>
-        <w:t xml:space="preserve"> </w:t>
-      </w:r>
-      <w:r>
-        <w:t xml:space="preserve">the raw agreement statistic is</w:t>
+        <w:t xml:space="preserve">, for example, the raw agreement statistic is</w:t>
       </w:r>
       <w:r>
         <w:t xml:space="preserve"> </w:t>
@@ -18637,7 +18847,19 @@
         </m:r>
       </m:oMath>
       <w:r>
-        <w:t xml:space="preserve">, and the CCN identity’s sign guarantee holds as predicted, yielding</w:t>
+        <w:t xml:space="preserve">, and</w:t>
+      </w:r>
+      <w:r>
+        <w:t xml:space="preserve"> </w:t>
+      </w:r>
+      <w:r>
+        <w:rPr>
+          <w:smallCaps/>
+        </w:rPr>
+        <w:t xml:space="preserve">tact</w:t>
+      </w:r>
+      <w:r>
+        <w:t xml:space="preserve">-LF reaches</w:t>
       </w:r>
       <w:r>
         <w:t xml:space="preserve"> </w:t>
@@ -18651,7 +18873,13 @@
         <w:t xml:space="preserve"> </w:t>
       </w:r>
       <w:r>
-        <w:t xml:space="preserve">with zero labels. Third, at</w:t>
+        <w:t xml:space="preserve">without labels.</w:t>
+      </w:r>
+      <w:r>
+        <w:t xml:space="preserve"> </w:t>
+      </w:r>
+      <w:r>
+        <w:t xml:space="preserve">At</w:t>
       </w:r>
       <w:r>
         <w:t xml:space="preserve"> </w:t>
@@ -18671,10 +18899,7 @@
         </m:r>
       </m:oMath>
       <w:r>
-        <w:t xml:space="preserve"> </w:t>
-      </w:r>
-      <w:r>
-        <w:t xml:space="preserve">the dead zone returns</w:t>
+        <w:t xml:space="preserve">, the dead zone sets</w:t>
       </w:r>
       <w:r>
         <w:t xml:space="preserve"> </w:t>
@@ -18697,7 +18922,13 @@
         <w:t xml:space="preserve"> </w:t>
       </w:r>
       <w:r>
-        <w:t xml:space="preserve">exactly, so the paired accuracy difference to</w:t>
+        <w:t xml:space="preserve">exactly, producing the same</w:t>
+      </w:r>
+      <w:r>
+        <w:t xml:space="preserve"> </w:t>
+      </w:r>
+      <w:r>
+        <w:t xml:space="preserve">decisions as</w:t>
       </w:r>
       <w:r>
         <w:t xml:space="preserve"> </w:t>
@@ -18712,25 +18943,10 @@
         <w:t xml:space="preserve"> </w:t>
       </w:r>
       <w:r>
-        <w:t xml:space="preserve">is identically zero—</w:t>
-      </w:r>
-      <w:r>
-        <w:t xml:space="preserve">“non-inferior”</w:t>
-      </w:r>
-      <w:r>
-        <w:t xml:space="preserve"> </w:t>
-      </w:r>
-      <w:r>
-        <w:t xml:space="preserve">is replaced by</w:t>
-      </w:r>
-      <w:r>
-        <w:t xml:space="preserve"> </w:t>
-      </w:r>
-      <w:r>
-        <w:t xml:space="preserve">“identical.”</w:t>
+        <w:t xml:space="preserve">on every paired item.</w:t>
       </w:r>
     </w:p>
-    <w:bookmarkStart w:id="56" w:name="tab:adv"/>
+    <w:bookmarkStart w:id="58" w:name="tab:adv"/>
     <w:p>
       <w:pPr>
         <w:pStyle w:val="TableCaption"/>
@@ -19322,7 +19538,7 @@
         </w:tc>
       </w:tr>
     </w:tbl>
-    <w:bookmarkEnd w:id="56"/>
+    <w:bookmarkEnd w:id="58"/>
     <w:p>
       <w:pPr>
         <w:pStyle w:val="BodyText"/>
@@ -19581,13 +19797,13 @@
         <w:t xml:space="preserve"> </w:t>
       </w:r>
       <w:r>
-        <w:t xml:space="preserve">the vote actually sees; the derived magnitude is not doing the</w:t>
-      </w:r>
-      <w:r>
-        <w:t xml:space="preserve"> </w:t>
-      </w:r>
-      <w:r>
-        <w:t xml:space="preserve">work there, the sign is. Conversely, at</w:t>
+        <w:t xml:space="preserve">the vote actually sees. Performance in those cells depends on recovering the</w:t>
+      </w:r>
+      <w:r>
+        <w:t xml:space="preserve"> </w:t>
+      </w:r>
+      <w:r>
+        <w:t xml:space="preserve">sign. At</w:t>
       </w:r>
       <w:r>
         <w:t xml:space="preserve"> </w:t>
@@ -19785,41 +20001,31 @@
         <w:t xml:space="preserve"> </w:t>
       </w:r>
       <w:r>
-        <w:t xml:space="preserve">Read together: against the</w:t>
-      </w:r>
-      <w:r>
-        <w:t xml:space="preserve"> </w:t>
-      </w:r>
-      <w:r>
-        <w:rPr>
-          <w:i/>
-          <w:iCs/>
-        </w:rPr>
-        <w:t xml:space="preserve">published</w:t>
-      </w:r>
-      <w:r>
-        <w:t xml:space="preserve"> </w:t>
-      </w:r>
-      <w:r>
-        <w:t xml:space="preserve">protocols the advantage is large</w:t>
-      </w:r>
-      <w:r>
-        <w:t xml:space="preserve"> </w:t>
-      </w:r>
-      <w:r>
-        <w:t xml:space="preserve">and comes from representing the sign at all, whereas against a signed grid the</w:t>
-      </w:r>
-      <w:r>
-        <w:t xml:space="preserve"> </w:t>
-      </w:r>
-      <w:r>
-        <w:t xml:space="preserve">analytic map is not better at choosing a magnitude on these cells. Its</w:t>
-      </w:r>
-      <w:r>
-        <w:t xml:space="preserve"> </w:t>
-      </w:r>
-      <w:r>
-        <w:t xml:space="preserve">advantage over the grid is elsewhere, in the three cells named in C4, and the</w:t>
+        <w:t xml:space="preserve">The large advantage over the published protocols is attributable to signed</w:t>
+      </w:r>
+      <w:r>
+        <w:t xml:space="preserve"> </w:t>
+      </w:r>
+      <w:r>
+        <w:t xml:space="preserve">weighting. On these mid-range cells, the analytic map selects a less effective</w:t>
+      </w:r>
+      <w:r>
+        <w:t xml:space="preserve"> </w:t>
+      </w:r>
+      <w:r>
+        <w:t xml:space="preserve">magnitude than the signed grid. Its</w:t>
+      </w:r>
+      <w:r>
+        <w:t xml:space="preserve"> </w:t>
+      </w:r>
+      <w:r>
+        <w:t xml:space="preserve">advantage over the grid occurs under monotone distortion, confident echo, and</w:t>
+      </w:r>
+      <w:r>
+        <w:t xml:space="preserve"> </w:t>
+      </w:r>
+      <w:r>
+        <w:t xml:space="preserve">label-free operation. The</w:t>
       </w:r>
       <w:r>
         <w:t xml:space="preserve"> </w:t>
@@ -19905,8 +20111,8 @@
         <w:t xml:space="preserve">).</w:t>
       </w:r>
     </w:p>
-    <w:bookmarkEnd w:id="57"/>
-    <w:bookmarkStart w:id="62" w:name="rank-invariance-where-raw-values-fail"/>
+    <w:bookmarkEnd w:id="59"/>
+    <w:bookmarkStart w:id="64" w:name="rank-invariance-where-raw-values-fail"/>
     <w:p>
       <w:pPr>
         <w:pStyle w:val="Heading2"/>
@@ -19942,7 +20148,7 @@
         </w:r>
       </w:hyperlink>
       <w:r>
-        <w:t xml:space="preserve">) all confidences huddle near</w:t>
+        <w:t xml:space="preserve">) all confidences clustered near</w:t>
       </w:r>
       <w:r>
         <w:t xml:space="preserve"> </w:t>
@@ -19973,7 +20179,7 @@
         </m:sSup>
       </m:oMath>
       <w:r>
-        <w:t xml:space="preserve">-family weight is nearly uniform: even the</w:t>
+        <w:t xml:space="preserve">-family weight was nearly uniform: even the</w:t>
       </w:r>
       <w:r>
         <w:t xml:space="preserve"> </w:t>
@@ -19989,7 +20195,7 @@
         <w:t xml:space="preserve"> </w:t>
       </w:r>
       <w:r>
-        <w:t xml:space="preserve">over raw-value policies reaches only</w:t>
+        <w:t xml:space="preserve">over raw-value policies reached only</w:t>
       </w:r>
       <w:r>
         <w:t xml:space="preserve"> </w:t>
@@ -20012,7 +20218,7 @@
         <w:t xml:space="preserve">tact</w:t>
       </w:r>
       <w:r>
-        <w:t xml:space="preserve">’s rank scores are untouched by the distortion and both variants reach</w:t>
+        <w:t xml:space="preserve">’s rank scores were unchanged by the distortion and both variants reached</w:t>
       </w:r>
       <w:r>
         <w:t xml:space="preserve"> </w:t>
@@ -20023,24 +20229,7 @@
         </m:r>
       </m:oMath>
       <w:r>
-        <w:t xml:space="preserve">. Under the confident echo, dev labels reveal the inversion (high confidence</w:t>
-      </w:r>
-      <w:r>
-        <w:t xml:space="preserve"> </w:t>
-      </w:r>
-      <m:oMath>
-        <m:r>
-          <m:rPr>
-            <m:sty m:val="p"/>
-          </m:rPr>
-          <m:t>⇒</m:t>
-        </m:r>
-      </m:oMath>
-      <w:r>
-        <w:t xml:space="preserve"> </w:t>
-      </w:r>
-      <w:r>
-        <w:t xml:space="preserve">wrong) and</w:t>
+        <w:t xml:space="preserve">. Under the confident echo, dev labels showed that high confidence predicted an incorrect trace.</w:t>
       </w:r>
       <w:r>
         <w:t xml:space="preserve"> </w:t>
@@ -20052,7 +20241,7 @@
         <w:t xml:space="preserve">tact</w:t>
       </w:r>
       <w:r>
-        <w:t xml:space="preserve">-dev counters with</w:t>
+        <w:t xml:space="preserve">-dev responded with</w:t>
       </w:r>
       <w:r>
         <w:t xml:space="preserve"> </w:t>
@@ -20078,7 +20267,13 @@
         </m:r>
       </m:oMath>
       <w:r>
-        <w:t xml:space="preserve">, the best result in the field (</w:t>
+        <w:t xml:space="preserve"> </w:t>
+      </w:r>
+      <w:r>
+        <w:t xml:space="preserve">and reached</w:t>
+      </w:r>
+      <w:r>
+        <w:t xml:space="preserve"> </w:t>
       </w:r>
       <m:oMath>
         <m:r>
@@ -20086,27 +20281,7 @@
         </m:r>
       </m:oMath>
       <w:r>
-        <w:t xml:space="preserve">;</w:t>
-      </w:r>
-      <w:r>
-        <w:t xml:space="preserve"> </w:t>
-      </w:r>
-      <m:oMath>
-        <m:r>
-          <m:t>3.2</m:t>
-        </m:r>
-        <m:r>
-          <m:rPr>
-            <m:sty m:val="p"/>
-          </m:rPr>
-          <m:t>×</m:t>
-        </m:r>
-      </m:oMath>
-      <w:r>
-        <w:t xml:space="preserve"> </w:t>
-      </w:r>
-      <w:r>
-        <w:t xml:space="preserve">the</w:t>
+        <w:t xml:space="preserve">, compared with the</w:t>
       </w:r>
       <w:r>
         <w:t xml:space="preserve"> </w:t>
@@ -20121,7 +20296,30 @@
         <w:t xml:space="preserve"> </w:t>
       </w:r>
       <w:r>
-        <w:t xml:space="preserve">floor); label-free, the duplicate-collapse alarm fires and the method correctly refuses—by Proposition </w:t>
+        <w:t xml:space="preserve">floor of</w:t>
+      </w:r>
+      <w:r>
+        <w:t xml:space="preserve"> </w:t>
+      </w:r>
+      <m:oMath>
+        <m:r>
+          <m:t>0.190</m:t>
+        </m:r>
+      </m:oMath>
+      <w:r>
+        <w:t xml:space="preserve">. On the label-free path, the duplicate-collapse alarm fired and left the vote at</w:t>
+      </w:r>
+      <w:r>
+        <w:t xml:space="preserve"> </w:t>
+      </w:r>
+      <w:r>
+        <w:rPr>
+          <w:smallCaps/>
+        </w:rPr>
+        <w:t xml:space="preserve">sc</w:t>
+      </w:r>
+      <w:r>
+        <w:t xml:space="preserve">. Proposition </w:t>
       </w:r>
       <w:hyperlink w:anchor="prop:twoworld">
         <w:r>
@@ -20135,7 +20333,7 @@
         <w:t xml:space="preserve"> </w:t>
       </w:r>
       <w:r>
-        <w:t xml:space="preserve">no label-free method could do better than a coin flip on the sign here, since</w:t>
+        <w:t xml:space="preserve">explains this result:</w:t>
       </w:r>
       <w:r>
         <w:t xml:space="preserve"> </w:t>
@@ -20155,10 +20353,10 @@
         <w:t xml:space="preserve"> </w:t>
       </w:r>
       <w:r>
-        <w:t xml:space="preserve">of the cell’s items are effectively binary and the escape the proposition identifies is unavailable on them; pretending otherwise would be the real failure.</w:t>
+        <w:t xml:space="preserve">of the items are effectively binary, so their observed pools do not identify the sign.</w:t>
       </w:r>
     </w:p>
-    <w:bookmarkStart w:id="61" w:name="fig:adv"/>
+    <w:bookmarkStart w:id="63" w:name="fig:adv"/>
     <w:p>
       <w:pPr>
         <w:pStyle w:val="CaptionedFigure"/>
@@ -20168,18 +20366,18 @@
           <wp:inline>
             <wp:extent cx="3121335" cy="2479651"/>
             <wp:effectExtent b="0" l="0" r="0" t="0"/>
-            <wp:docPr descr="" title="" id="59" name="Picture"/>
+            <wp:docPr descr="" title="" id="61" name="Picture"/>
             <a:graphic>
               <a:graphicData uri="http://schemas.openxmlformats.org/drawingml/2006/picture">
                 <pic:pic>
                   <pic:nvPicPr>
-                    <pic:cNvPr descr="figs/tact_adversarial.png" id="60" name="Picture"/>
+                    <pic:cNvPr descr="figs/tact_adversarial.png" id="62" name="Picture"/>
                     <pic:cNvPicPr>
                       <a:picLocks noChangeArrowheads="1" noChangeAspect="1"/>
                     </pic:cNvPicPr>
                   </pic:nvPicPr>
                   <pic:blipFill>
-                    <a:blip r:embed="rId58"/>
+                    <a:blip r:embed="rId60"/>
                     <a:stretch>
                       <a:fillRect/>
                     </a:stretch>
@@ -20214,9 +20412,9 @@
         <w:t xml:space="preserve">Adversarial regimes. Dotted line: the oracle over raw-value weights. Left group of bars: rank invariance beats that family under compression; right: the labeled variant counters the confident echo while the label-free variant alarms and refuses.</w:t>
       </w:r>
     </w:p>
-    <w:bookmarkEnd w:id="61"/>
-    <w:bookmarkEnd w:id="62"/>
-    <w:bookmarkStart w:id="68" w:name="heterogeneity"/>
+    <w:bookmarkEnd w:id="63"/>
+    <w:bookmarkEnd w:id="64"/>
+    <w:bookmarkStart w:id="70" w:name="heterogeneity"/>
     <w:p>
       <w:pPr>
         <w:pStyle w:val="Heading2"/>
@@ -20273,7 +20471,7 @@
         <w:t xml:space="preserve"> </w:t>
       </w:r>
       <w:r>
-        <w:t xml:space="preserve">recovers each group’s signed coupling (dev</w:t>
+        <w:t xml:space="preserve">recovers each group’s signed coupling: the dev exponents are</w:t>
       </w:r>
       <w:r>
         <w:t xml:space="preserve"> </w:t>
@@ -20326,7 +20524,10 @@
         </m:r>
       </m:oMath>
       <w:r>
-        <w:t xml:space="preserve">, label-free</w:t>
+        <w:t xml:space="preserve"> </w:t>
+      </w:r>
+      <w:r>
+        <w:t xml:space="preserve">and the label-free exponents are</w:t>
       </w:r>
       <w:r>
         <w:t xml:space="preserve"> </w:t>
@@ -20379,7 +20580,7 @@
         </m:r>
       </m:oMath>
       <w:r>
-        <w:t xml:space="preserve">, the</w:t>
+        <w:t xml:space="preserve">, with the</w:t>
       </w:r>
       <w:r>
         <w:t xml:space="preserve"> </w:t>
@@ -20402,7 +20603,7 @@
         <w:t xml:space="preserve"> </w:t>
       </w:r>
       <w:r>
-        <w:t xml:space="preserve">group correctly dead-zoned—and cracks the floor that provably binds every global policy: the label-free variant reaches</w:t>
+        <w:t xml:space="preserve">group inside the dead zone. The label-free variant reaches</w:t>
       </w:r>
       <w:r>
         <w:t xml:space="preserve"> </w:t>
@@ -20427,23 +20628,7 @@
         <w:t xml:space="preserve"> </w:t>
       </w:r>
       <w:r>
-        <w:t xml:space="preserve">of the per-item link oracle, with</w:t>
-      </w:r>
-      <w:r>
-        <w:t xml:space="preserve"> </w:t>
-      </w:r>
-      <w:r>
-        <w:rPr>
-          <w:i/>
-          <w:iCs/>
-        </w:rPr>
-        <w:t xml:space="preserve">zero</w:t>
-      </w:r>
-      <w:r>
-        <w:t xml:space="preserve"> </w:t>
-      </w:r>
-      <w:r>
-        <w:t xml:space="preserve">paired losses to</w:t>
+        <w:t xml:space="preserve">of the per-item link oracle, and records no paired losses to</w:t>
       </w:r>
       <w:r>
         <w:t xml:space="preserve"> </w:t>
@@ -20545,29 +20730,7 @@
         </m:sSup>
       </m:oMath>
       <w:r>
-        <w:t xml:space="preserve">). In the i.i.d. cell every method sits at the floor with zero discordant pairs, the naive self-referential control included: it cannot beat the plurality it is derived from. That control is the empirical face of Propositions </w:t>
-      </w:r>
-      <w:hyperlink w:anchor="prop:selfreinf">
-        <w:r>
-          <w:rPr>
-            <w:rStyle w:val="Hyperlink"/>
-          </w:rPr>
-          <w:t xml:space="preserve">5</w:t>
-        </w:r>
-      </w:hyperlink>
-      <w:r>
-        <w:t xml:space="preserve">–</w:t>
-      </w:r>
-      <w:hyperlink w:anchor="prop:twoworld">
-        <w:r>
-          <w:rPr>
-            <w:rStyle w:val="Hyperlink"/>
-          </w:rPr>
-          <w:t xml:space="preserve">6</w:t>
-        </w:r>
-      </w:hyperlink>
-      <w:r>
-        <w:t xml:space="preserve">, and the grouped cell is where it shows: given the same covariate the per-group estimator exploits, it reaches</w:t>
+        <w:t xml:space="preserve">). In the i.i.d. cell every method remains at the floor with zero discordant pairs, including the naive self-referential control. That control reaches</w:t>
       </w:r>
       <w:r>
         <w:t xml:space="preserve"> </w:t>
@@ -20595,7 +20758,7 @@
         <w:t xml:space="preserve"> </w:t>
       </w:r>
       <w:r>
-        <w:t xml:space="preserve">floor, two items in</w:t>
+        <w:t xml:space="preserve">floor in the grouped cell, changing only two items in</w:t>
       </w:r>
       <w:r>
         <w:t xml:space="preserve"> </w:t>
@@ -20606,7 +20769,25 @@
         </m:r>
       </m:oMath>
       <w:r>
-        <w:t xml:space="preserve">. The two arms land within seed noise of each other here (</w:t>
+        <w:t xml:space="preserve"> </w:t>
+      </w:r>
+      <w:r>
+        <w:t xml:space="preserve">despite access to the same covariate used by the per-group estimator. The two</w:t>
+      </w:r>
+      <w:r>
+        <w:t xml:space="preserve"> </w:t>
+      </w:r>
+      <w:r>
+        <w:rPr>
+          <w:smallCaps/>
+        </w:rPr>
+        <w:t xml:space="preserve">tact</w:t>
+      </w:r>
+      <w:r>
+        <w:t xml:space="preserve"> </w:t>
+      </w:r>
+      <w:r>
+        <w:t xml:space="preserve">arms land within seed noise of each other here (</w:t>
       </w:r>
       <m:oMath>
         <m:r>
@@ -20772,7 +20953,7 @@
         <w:t xml:space="preserve">sampling variation.</w:t>
       </w:r>
     </w:p>
-    <w:bookmarkStart w:id="63" w:name="tab:group"/>
+    <w:bookmarkStart w:id="65" w:name="tab:group"/>
     <w:p>
       <w:pPr>
         <w:pStyle w:val="TableCaption"/>
@@ -21134,8 +21315,8 @@
         </w:tc>
       </w:tr>
     </w:tbl>
-    <w:bookmarkEnd w:id="63"/>
-    <w:bookmarkStart w:id="67" w:name="fig:group"/>
+    <w:bookmarkEnd w:id="65"/>
+    <w:bookmarkStart w:id="69" w:name="fig:group"/>
     <w:p>
       <w:pPr>
         <w:pStyle w:val="CaptionedFigure"/>
@@ -21145,18 +21326,18 @@
           <wp:inline>
             <wp:extent cx="3121335" cy="3167169"/>
             <wp:effectExtent b="0" l="0" r="0" t="0"/>
-            <wp:docPr descr="" title="" id="65" name="Picture"/>
+            <wp:docPr descr="" title="" id="67" name="Picture"/>
             <a:graphic>
               <a:graphicData uri="http://schemas.openxmlformats.org/drawingml/2006/picture">
                 <pic:pic>
                   <pic:nvPicPr>
-                    <pic:cNvPr descr="figs/group_eval.png" id="66" name="Picture"/>
+                    <pic:cNvPr descr="figs/group_eval.png" id="68" name="Picture"/>
                     <pic:cNvPicPr>
                       <a:picLocks noChangeArrowheads="1" noChangeAspect="1"/>
                     </pic:cNvPicPr>
                   </pic:nvPicPr>
                   <pic:blipFill>
-                    <a:blip r:embed="rId64"/>
+                    <a:blip r:embed="rId66"/>
                     <a:stretch>
                       <a:fillRect/>
                     </a:stretch>
@@ -21229,12 +21410,12 @@
         <w:t xml:space="preserve">sc</w:t>
       </w:r>
       <w:r>
-        <w:t xml:space="preserve">. Right: the provably closed i.i.d. cell—every method at the floor, the negative control included.</w:t>
+        <w:t xml:space="preserve">. Right: every method, including the negative control, remains at the floor in the closed i.i.d. cell.</w:t>
       </w:r>
     </w:p>
-    <w:bookmarkEnd w:id="67"/>
-    <w:bookmarkEnd w:id="68"/>
-    <w:bookmarkStart w:id="69" w:name="small-dev-sets-and-falsifiers"/>
+    <w:bookmarkEnd w:id="69"/>
+    <w:bookmarkEnd w:id="70"/>
+    <w:bookmarkStart w:id="71" w:name="small-dev-sets-and-falsifiers"/>
     <w:p>
       <w:pPr>
         <w:pStyle w:val="Heading2"/>
@@ -21345,7 +21526,59 @@
         </m:r>
       </m:oMath>
       <w:r>
-        <w:t xml:space="preserve">): the SE-aware shrinkage degrades smoothly rather than catastrophically. All four falsifiers survived: F1 (</w:t>
+        <w:t xml:space="preserve">): the SE-aware shrinkage degrades smoothly. The pre-registered rejection criteria remain unmet. At</w:t>
+      </w:r>
+      <w:r>
+        <w:t xml:space="preserve"> </w:t>
+      </w:r>
+      <m:oMath>
+        <m:r>
+          <m:t>κ</m:t>
+        </m:r>
+        <m:r>
+          <m:rPr>
+            <m:sty m:val="p"/>
+          </m:rPr>
+          <m:t>=</m:t>
+        </m:r>
+        <m:r>
+          <m:rPr>
+            <m:sty m:val="p"/>
+          </m:rPr>
+          <m:t>+</m:t>
+        </m:r>
+        <m:r>
+          <m:t>0.6</m:t>
+        </m:r>
+      </m:oMath>
+      <w:r>
+        <w:t xml:space="preserve">,</w:t>
+      </w:r>
+      <w:r>
+        <w:t xml:space="preserve"> </w:t>
+      </w:r>
+      <w:r>
+        <w:rPr>
+          <w:smallCaps/>
+        </w:rPr>
+        <w:t xml:space="preserve">tact</w:t>
+      </w:r>
+      <w:r>
+        <w:t xml:space="preserve">-dev and the best fixed-</w:t>
+      </w:r>
+      <m:oMath>
+        <m:r>
+          <m:t>γ</m:t>
+        </m:r>
+      </m:oMath>
+      <w:r>
+        <w:t xml:space="preserve"> </w:t>
+      </w:r>
+      <w:r>
+        <w:t xml:space="preserve">CISC both score</w:t>
+      </w:r>
+      <w:r>
+        <w:t xml:space="preserve"> </w:t>
       </w:r>
       <m:oMath>
         <m:r>
@@ -21353,18 +21586,7 @@
         </m:r>
       </m:oMath>
       <w:r>
-        <w:t xml:space="preserve"> </w:t>
-      </w:r>
-      <w:r>
-        <w:t xml:space="preserve">vs. </w:t>
-      </w:r>
-      <m:oMath>
-        <m:r>
-          <m:t>1.000</m:t>
-        </m:r>
-      </m:oMath>
-      <w:r>
-        <w:t xml:space="preserve">), F2 (bit-identical at</w:t>
+        <w:t xml:space="preserve">. At</w:t>
       </w:r>
       <w:r>
         <w:t xml:space="preserve"> </w:t>
@@ -21384,7 +21606,34 @@
         </m:r>
       </m:oMath>
       <w:r>
-        <w:t xml:space="preserve">; nowhere more than the pre-registered</w:t>
+        <w:t xml:space="preserve">,</w:t>
+      </w:r>
+      <w:r>
+        <w:t xml:space="preserve"> </w:t>
+      </w:r>
+      <w:r>
+        <w:rPr>
+          <w:smallCaps/>
+        </w:rPr>
+        <w:t xml:space="preserve">tact</w:t>
+      </w:r>
+      <w:r>
+        <w:t xml:space="preserve"> </w:t>
+      </w:r>
+      <w:r>
+        <w:t xml:space="preserve">is bit-identical to</w:t>
+      </w:r>
+      <w:r>
+        <w:t xml:space="preserve"> </w:t>
+      </w:r>
+      <w:r>
+        <w:rPr>
+          <w:smallCaps/>
+        </w:rPr>
+        <w:t xml:space="preserve">sc</w:t>
+      </w:r>
+      <w:r>
+        <w:t xml:space="preserve">, and it stays within the</w:t>
       </w:r>
       <w:r>
         <w:t xml:space="preserve"> </w:t>
@@ -21398,7 +21647,7 @@
         <w:t xml:space="preserve"> </w:t>
       </w:r>
       <w:r>
-        <w:t xml:space="preserve">accuracy tolerance below</w:t>
+        <w:t xml:space="preserve">tolerance everywhere else.</w:t>
       </w:r>
       <w:r>
         <w:t xml:space="preserve"> </w:t>
@@ -21407,10 +21656,10 @@
         <w:rPr>
           <w:smallCaps/>
         </w:rPr>
-        <w:t xml:space="preserve">sc</w:t>
-      </w:r>
-      <w:r>
-        <w:t xml:space="preserve">), F3 (sweep means</w:t>
+        <w:t xml:space="preserve">tact</w:t>
+      </w:r>
+      <w:r>
+        <w:t xml:space="preserve">-LF has a sweep mean of</w:t>
       </w:r>
       <w:r>
         <w:t xml:space="preserve"> </w:t>
@@ -21424,7 +21673,10 @@
         <w:t xml:space="preserve"> </w:t>
       </w:r>
       <w:r>
-        <w:t xml:space="preserve">vs. </w:t>
+        <w:t xml:space="preserve">against</w:t>
+      </w:r>
+      <w:r>
+        <w:t xml:space="preserve"> </w:t>
       </w:r>
       <m:oMath>
         <m:r>
@@ -21432,7 +21684,10 @@
         </m:r>
       </m:oMath>
       <w:r>
-        <w:t xml:space="preserve">), and F4 (both grid baselines trail by</w:t>
+        <w:t xml:space="preserve"> </w:t>
+      </w:r>
+      <w:r>
+        <w:t xml:space="preserve">for the ECE gate. Both grid baselines trail in the distortion and echo cells by</w:t>
       </w:r>
       <w:r>
         <w:t xml:space="preserve"> </w:t>
@@ -21457,10 +21712,7 @@
         </m:r>
       </m:oMath>
       <w:r>
-        <w:t xml:space="preserve"> </w:t>
-      </w:r>
-      <w:r>
-        <w:t xml:space="preserve">on the distortion and echo cells, and neither can operate without labels). On the single seed the paired tests against SignGrid-dev are not significant</w:t>
+        <w:t xml:space="preserve">, respectively, and neither operates without labels. On the single seed the paired tests against SignGrid-dev do not reject equality</w:t>
       </w:r>
       <w:r>
         <w:t xml:space="preserve"> </w:t>
@@ -21618,7 +21870,10 @@
         <w:t xml:space="preserve"> </w:t>
       </w:r>
       <w:r>
-        <w:t xml:space="preserve">what establish the mid-range deficit. Against SignGrid-dev the honest margin is narrow on the homogeneous sweep—</w:t>
+        <w:t xml:space="preserve">what establish the mid-range deficit. Against SignGrid-dev the margin is narrow on the homogeneous sweep.</w:t>
+      </w:r>
+      <w:r>
+        <w:t xml:space="preserve"> </w:t>
       </w:r>
       <w:r>
         <w:rPr>
@@ -21630,7 +21885,7 @@
         <w:t xml:space="preserve"> </w:t>
       </w:r>
       <w:r>
-        <w:t xml:space="preserve">even trails by</w:t>
+        <w:t xml:space="preserve">trails by</w:t>
       </w:r>
       <w:r>
         <w:t xml:space="preserve"> </w:t>
@@ -21652,7 +21907,7 @@
         <w:t xml:space="preserve"> </w:t>
       </w:r>
       <w:r>
-        <w:t xml:space="preserve">in the mid-range, the deliberate cost of shrinkage—and the net advantage concentrates exactly where pre-registered: distortion (</w:t>
+        <w:t xml:space="preserve">in the mid-range, consistent with the cost of shrinkage. Its net advantages are concentrated in distortion (</w:t>
       </w:r>
       <m:oMath>
         <m:r>
@@ -21680,11 +21935,11 @@
         </m:r>
       </m:oMath>
       <w:r>
-        <w:t xml:space="preserve">), and label-free operation, which no grid can perform.</w:t>
+        <w:t xml:space="preserve">), and label-free operation, which the grid cannot perform.</w:t>
       </w:r>
     </w:p>
-    <w:bookmarkEnd w:id="69"/>
-    <w:bookmarkStart w:id="71" w:name="sec:tests"/>
+    <w:bookmarkEnd w:id="71"/>
+    <w:bookmarkStart w:id="73" w:name="sec:tests"/>
     <w:p>
       <w:pPr>
         <w:pStyle w:val="Heading2"/>
@@ -21698,7 +21953,13 @@
         <w:pStyle w:val="FirstParagraph"/>
       </w:pPr>
       <w:r>
-        <w:t xml:space="preserve">Because every claim in Sections </w:t>
+        <w:t xml:space="preserve">The released code gives each mathematical claim in</w:t>
+      </w:r>
+      <w:r>
+        <w:t xml:space="preserve"> </w:t>
+      </w:r>
+      <w:r>
+        <w:t xml:space="preserve">Sections </w:t>
       </w:r>
       <w:hyperlink w:anchor="sec:method">
         <w:r>
@@ -21723,19 +21984,13 @@
         <w:t xml:space="preserve"> </w:t>
       </w:r>
       <w:r>
-        <w:t xml:space="preserve">is a</w:t>
-      </w:r>
-      <w:r>
-        <w:t xml:space="preserve"> </w:t>
-      </w:r>
-      <w:r>
-        <w:t xml:space="preserve">mathematical property rather than an empirical trend, the released code pins</w:t>
-      </w:r>
-      <w:r>
-        <w:t xml:space="preserve"> </w:t>
-      </w:r>
-      <w:r>
-        <w:t xml:space="preserve">each one with an executable test; the suite is 102 tests covering</w:t>
+        <w:t xml:space="preserve">an executable counterpart; the suite</w:t>
+      </w:r>
+      <w:r>
+        <w:t xml:space="preserve"> </w:t>
+      </w:r>
+      <w:r>
+        <w:t xml:space="preserve">contains 102 tests covering</w:t>
       </w:r>
       <w:r>
         <w:t xml:space="preserve"> </w:t>
@@ -21773,7 +22028,7 @@
         <w:t xml:space="preserve">maps propositions to the tests that would fail if they stopped holding.</w:t>
       </w:r>
     </w:p>
-    <w:bookmarkStart w:id="70" w:name="tab:tests"/>
+    <w:bookmarkStart w:id="72" w:name="tab:tests"/>
     <w:p>
       <w:pPr>
         <w:pStyle w:val="TableCaption"/>
@@ -22120,7 +22375,7 @@
                 <m:t>S</m:t>
               </m:r>
               <m:r>
-                <m:t> </m:t>
+                <m:t xml:space="preserve"> </m:t>
               </m:r>
               <m:r>
                 <m:t>p</m:t>
@@ -22334,19 +22589,13 @@
         </w:tc>
       </w:tr>
     </w:tbl>
-    <w:bookmarkEnd w:id="70"/>
+    <w:bookmarkEnd w:id="72"/>
     <w:p>
       <w:pPr>
         <w:pStyle w:val="BodyText"/>
       </w:pPr>
       <w:r>
-        <w:t xml:space="preserve">Two entries deserve comment. The permutation-invariance test was added after a</w:t>
-      </w:r>
-      <w:r>
-        <w:t xml:space="preserve"> </w:t>
-      </w:r>
-      <w:r>
-        <w:t xml:space="preserve">defect in which the memoisation key made the</w:t>
+        <w:t xml:space="preserve">The permutation-invariance test was added after a memoisation key allowed the</w:t>
       </w:r>
       <w:r>
         <w:t xml:space="preserve"> </w:t>
@@ -22362,7 +22611,7 @@
         <w:t xml:space="preserve"> </w:t>
       </w:r>
       <w:r>
-        <w:t xml:space="preserve">pass while the</w:t>
+        <w:t xml:space="preserve">to pass while the</w:t>
       </w:r>
       <w:r>
         <w:t xml:space="preserve"> </w:t>
@@ -22385,7 +22634,7 @@
         <w:t xml:space="preserve"> </w:t>
       </w:r>
       <w:r>
-        <w:t xml:space="preserve">routine directly. And the last two rows are counter-tests that assert</w:t>
+        <w:t xml:space="preserve">routine directly. The last two rows are counter-tests that assert</w:t>
       </w:r>
       <w:r>
         <w:t xml:space="preserve"> </w:t>
@@ -22401,7 +22650,7 @@
         <w:t xml:space="preserve"> </w:t>
       </w:r>
       <w:r>
-        <w:t xml:space="preserve">of rejected alternatives — the Kish effective-sample-size</w:t>
+        <w:t xml:space="preserve">of rejected alternatives: the Kish effective-sample-size</w:t>
       </w:r>
       <w:r>
         <w:t xml:space="preserve"> </w:t>
@@ -22413,11 +22662,17 @@
         <w:t xml:space="preserve"> </w:t>
       </w:r>
       <w:r>
-        <w:t xml:space="preserve">guarantee — so that neither can be silently reinstated by a later change.</w:t>
+        <w:t xml:space="preserve">guarantee. A later change that reinstates either alternative will therefore fail</w:t>
+      </w:r>
+      <w:r>
+        <w:t xml:space="preserve"> </w:t>
+      </w:r>
+      <w:r>
+        <w:t xml:space="preserve">the suite.</w:t>
       </w:r>
     </w:p>
-    <w:bookmarkEnd w:id="71"/>
-    <w:bookmarkStart w:id="72" w:name="sec:seeds"/>
+    <w:bookmarkEnd w:id="73"/>
+    <w:bookmarkStart w:id="74" w:name="sec:seeds"/>
     <w:p>
       <w:pPr>
         <w:pStyle w:val="Heading2"/>
@@ -22725,7 +22980,19 @@
         <w:t xml:space="preserve"> </w:t>
       </w:r>
       <w:r>
-        <w:t xml:space="preserve">across ten seeds, tripping F2, while the exponents responsible were</w:t>
+        <w:t xml:space="preserve">across ten seeds, violating the registered</w:t>
+      </w:r>
+      <w:r>
+        <w:t xml:space="preserve"> </w:t>
+      </w:r>
+      <w:r>
+        <w:rPr>
+          <w:smallCaps/>
+        </w:rPr>
+        <w:t xml:space="preserve">sc</w:t>
+      </w:r>
+      <w:r>
+        <w:t xml:space="preserve">-safety criterion, while the exponents responsible were</w:t>
       </w:r>
       <w:r>
         <w:t xml:space="preserve"> </w:t>
@@ -22990,7 +23257,7 @@
         <w:t xml:space="preserve"> </w:t>
       </w:r>
       <w:r>
-        <w:t xml:space="preserve">real rather than noise:</w:t>
+        <w:t xml:space="preserve">real, not noise:</w:t>
       </w:r>
       <w:r>
         <w:t xml:space="preserve"> </w:t>
@@ -23525,16 +23792,13 @@
         </m:r>
       </m:oMath>
       <w:r>
-        <w:t xml:space="preserve"> </w:t>
-      </w:r>
-      <w:r>
-        <w:t xml:space="preserve">rather</w:t>
-      </w:r>
-      <w:r>
-        <w:t xml:space="preserve"> </w:t>
-      </w:r>
-      <w:r>
-        <w:t xml:space="preserve">than a loss. Reporting a single seed would have hidden both the artifact and</w:t>
+        <w:t xml:space="preserve">, where it had</w:t>
+      </w:r>
+      <w:r>
+        <w:t xml:space="preserve"> </w:t>
+      </w:r>
+      <w:r>
+        <w:t xml:space="preserve">been a loss. Reporting a single seed would have hidden both the artifact and</w:t>
       </w:r>
       <w:r>
         <w:t xml:space="preserve"> </w:t>
@@ -23543,8 +23807,8 @@
         <w:t xml:space="preserve">the fact that the mid-range gap is systematic.</w:t>
       </w:r>
     </w:p>
-    <w:bookmarkEnd w:id="72"/>
-    <w:bookmarkStart w:id="73" w:name="sec:real"/>
+    <w:bookmarkEnd w:id="74"/>
+    <w:bookmarkStart w:id="75" w:name="sec:real"/>
     <w:p>
       <w:pPr>
         <w:pStyle w:val="Heading2"/>
@@ -23632,7 +23896,13 @@
         <w:t xml:space="preserve"> </w:t>
       </w:r>
       <w:r>
-        <w:t xml:space="preserve">with a 40/60 dev/test split. Four findings.</w:t>
+        <w:t xml:space="preserve">with a 40/60 dev/test split. The results revealed</w:t>
+      </w:r>
+      <w:r>
+        <w:t xml:space="preserve"> </w:t>
+      </w:r>
+      <w:r>
+        <w:t xml:space="preserve">both a calibration failure and a limitation imposed by the substrate.</w:t>
       </w:r>
     </w:p>
     <w:p>
@@ -23644,50 +23914,7 @@
           <w:i/>
           <w:iCs/>
         </w:rPr>
-        <w:t xml:space="preserve">(a) The calibration–discrimination distinction reverses on real data,</w:t>
-      </w:r>
-      <w:r>
-        <w:rPr>
-          <w:i/>
-          <w:iCs/>
-        </w:rPr>
-        <w:t xml:space="preserve"> </w:t>
-      </w:r>
-      <w:r>
-        <w:rPr>
-          <w:i/>
-          <w:iCs/>
-        </w:rPr>
-        <w:t xml:space="preserve">and</w:t>
-      </w:r>
-      <w:r>
-        <w:rPr>
-          <w:i/>
-          <w:iCs/>
-        </w:rPr>
-        <w:t xml:space="preserve"> </w:t>
-      </w:r>
-      <w:r>
-        <w:rPr>
-          <w:i/>
-          <w:iCs/>
-          <w:smallCaps/>
-        </w:rPr>
-        <w:t xml:space="preserve">tact</w:t>
-      </w:r>
-      <w:r>
-        <w:rPr>
-          <w:i/>
-          <w:iCs/>
-        </w:rPr>
-        <w:t xml:space="preserve"> </w:t>
-      </w:r>
-      <w:r>
-        <w:rPr>
-          <w:i/>
-          <w:iCs/>
-        </w:rPr>
-        <w:t xml:space="preserve">reads it correctly.</w:t>
+        <w:t xml:space="preserve">Calibration and discrimination diverge on real data.</w:t>
       </w:r>
       <w:r>
         <w:t xml:space="preserve"> </w:t>
@@ -24006,7 +24233,7 @@
           <w:i/>
           <w:iCs/>
         </w:rPr>
-        <w:t xml:space="preserve">(b) The dead zone fires, and costs exactly nothing.</w:t>
+        <w:t xml:space="preserve">The dead zone leaves every decision unchanged.</w:t>
       </w:r>
       <w:r>
         <w:t xml:space="preserve"> </w:t>
@@ -24225,7 +24452,7 @@
           <w:i/>
           <w:iCs/>
         </w:rPr>
-        <w:t xml:space="preserve">(c) Saturation is the binding constraint, not the estimator.</w:t>
+        <w:t xml:space="preserve">Saturation limits the usable sample.</w:t>
       </w:r>
       <w:r>
         <w:t xml:space="preserve"> </w:t>
@@ -24329,7 +24556,7 @@
           <w:i/>
           <w:iCs/>
         </w:rPr>
-        <w:t xml:space="preserve">(d) Verbalized confidence is tie-heavy.</w:t>
+        <w:t xml:space="preserve">Verbalized confidence is tie-heavy.</w:t>
       </w:r>
       <w:r>
         <w:t xml:space="preserve"> </w:t>
@@ -24409,53 +24636,37 @@
           <w:i/>
           <w:iCs/>
         </w:rPr>
-        <w:t xml:space="preserve">(e) The abstention is a measurement, and a fragile one here.</w:t>
-      </w:r>
-      <w:r>
-        <w:t xml:space="preserve"> </w:t>
-      </w:r>
-      <w:r>
-        <w:t xml:space="preserve">A rule that</w:t>
-      </w:r>
-      <w:r>
-        <w:t xml:space="preserve"> </w:t>
-      </w:r>
-      <w:r>
-        <w:t xml:space="preserve">never acts reproduces (b) exactly, so the campaign on its own separates a</w:t>
-      </w:r>
-      <w:r>
-        <w:t xml:space="preserve"> </w:t>
-      </w:r>
-      <w:r>
-        <w:t xml:space="preserve">working safety mechanism from an absent signal not at all. Three replays of the</w:t>
-      </w:r>
-      <w:r>
-        <w:t xml:space="preserve"> </w:t>
-      </w:r>
-      <w:r>
-        <w:t xml:space="preserve">same cached pools separate a little more.</w:t>
-      </w:r>
-      <w:r>
-        <w:t xml:space="preserve"> </w:t>
-      </w:r>
-      <w:r>
-        <w:rPr>
-          <w:i/>
-          <w:iCs/>
-        </w:rPr>
-        <w:t xml:space="preserve">Stability:</w:t>
-      </w:r>
-      <w:r>
-        <w:t xml:space="preserve"> </w:t>
-      </w:r>
-      <w:r>
-        <w:t xml:space="preserve">bootstrapping the</w:t>
-      </w:r>
-      <w:r>
-        <w:t xml:space="preserve"> </w:t>
-      </w:r>
-      <w:r>
-        <w:t xml:space="preserve">items, the dev gate opens in</w:t>
+        <w:t xml:space="preserve">The abstention is measurable but fragile in this campaign.</w:t>
+      </w:r>
+      <w:r>
+        <w:t xml:space="preserve"> </w:t>
+      </w:r>
+      <w:r>
+        <w:t xml:space="preserve">A fixed-zero</w:t>
+      </w:r>
+      <w:r>
+        <w:t xml:space="preserve"> </w:t>
+      </w:r>
+      <w:r>
+        <w:t xml:space="preserve">rule reproduces the dead-zone result exactly, so the campaign alone</w:t>
+      </w:r>
+      <w:r>
+        <w:t xml:space="preserve"> </w:t>
+      </w:r>
+      <w:r>
+        <w:t xml:space="preserve">cannot distinguish a working safety mechanism from an absent signal. Replays</w:t>
+      </w:r>
+      <w:r>
+        <w:t xml:space="preserve"> </w:t>
+      </w:r>
+      <w:r>
+        <w:t xml:space="preserve">of the cached pools provide two additional checks. In an item bootstrap, the</w:t>
+      </w:r>
+      <w:r>
+        <w:t xml:space="preserve"> </w:t>
+      </w:r>
+      <w:r>
+        <w:t xml:space="preserve">dev gate opens in</w:t>
       </w:r>
       <w:r>
         <w:t xml:space="preserve"> </w:t>
@@ -24475,7 +24686,7 @@
         <w:t xml:space="preserve"> </w:t>
       </w:r>
       <w:r>
-        <w:t xml:space="preserve">of resamples—with</w:t>
+        <w:t xml:space="preserve">of resamples. The observed</w:t>
       </w:r>
       <w:r>
         <w:t xml:space="preserve"> </w:t>
@@ -24510,6 +24721,153 @@
         <w:t xml:space="preserve"> </w:t>
       </w:r>
       <w:r>
+        <w:t xml:space="preserve">lies only</w:t>
+      </w:r>
+      <w:r>
+        <w:t xml:space="preserve"> </w:t>
+      </w:r>
+      <m:oMath>
+        <m:r>
+          <m:t>3</m:t>
+        </m:r>
+        <m:r>
+          <m:rPr>
+            <m:sty m:val="p"/>
+          </m:rPr>
+          <m:t>%</m:t>
+        </m:r>
+      </m:oMath>
+      <w:r>
+        <w:t xml:space="preserve"> </w:t>
+      </w:r>
+      <w:r>
+        <w:t xml:space="preserve">below</w:t>
+      </w:r>
+      <w:r>
+        <w:t xml:space="preserve"> </w:t>
+      </w:r>
+      <m:oMath>
+        <m:r>
+          <m:t>ν</m:t>
+        </m:r>
+        <m:r>
+          <m:rPr>
+            <m:sty m:val="p"/>
+          </m:rPr>
+          <m:t>=</m:t>
+        </m:r>
+        <m:r>
+          <m:t>1.28</m:t>
+        </m:r>
+      </m:oMath>
+      <w:r>
+        <w:t xml:space="preserve">, so the abstention is close to the threshold. The</w:t>
+      </w:r>
+      <w:r>
+        <w:t xml:space="preserve"> </w:t>
+      </w:r>
+      <w:r>
+        <w:t xml:space="preserve">label-free significance gate opens in</w:t>
+      </w:r>
+      <w:r>
+        <w:t xml:space="preserve"> </w:t>
+      </w:r>
+      <m:oMath>
+        <m:r>
+          <m:t>16.2</m:t>
+        </m:r>
+        <m:r>
+          <m:rPr>
+            <m:sty m:val="p"/>
+          </m:rPr>
+          <m:t>%</m:t>
+        </m:r>
+      </m:oMath>
+      <w:r>
+        <w:t xml:space="preserve"> </w:t>
+      </w:r>
+      <w:r>
+        <w:t xml:space="preserve">of resamples, although the</w:t>
+      </w:r>
+      <w:r>
+        <w:t xml:space="preserve"> </w:t>
+      </w:r>
+      <w:r>
+        <w:t xml:space="preserve">planted-sensitivity replay below showed that another structural gate prevents</w:t>
+      </w:r>
+      <w:r>
+        <w:t xml:space="preserve"> </w:t>
+      </w:r>
+      <w:r>
+        <w:t xml:space="preserve">the full method from acting. Permuting confidences within items preserves the</w:t>
+      </w:r>
+      <w:r>
+        <w:t xml:space="preserve"> </w:t>
+      </w:r>
+      <w:r>
+        <w:t xml:space="preserve">real marginals, ties, pool composition and difficulty and destroys only the</w:t>
+      </w:r>
+      <w:r>
+        <w:t xml:space="preserve"> </w:t>
+      </w:r>
+      <w:r>
+        <w:t xml:space="preserve">coupling, puts the false-open rate at</w:t>
+      </w:r>
+      <w:r>
+        <w:t xml:space="preserve"> </w:t>
+      </w:r>
+      <m:oMath>
+        <m:r>
+          <m:t>18.4</m:t>
+        </m:r>
+        <m:r>
+          <m:rPr>
+            <m:sty m:val="p"/>
+          </m:rPr>
+          <m:t>%</m:t>
+        </m:r>
+      </m:oMath>
+      <w:r>
+        <w:t xml:space="preserve"> </w:t>
+      </w:r>
+      <w:r>
+        <w:t xml:space="preserve">against a nominal</w:t>
+      </w:r>
+      <w:r>
+        <w:t xml:space="preserve"> </w:t>
+      </w:r>
+      <m:oMath>
+        <m:r>
+          <m:t>20</m:t>
+        </m:r>
+        <m:r>
+          <m:rPr>
+            <m:sty m:val="p"/>
+          </m:rPr>
+          <m:t>%</m:t>
+        </m:r>
+      </m:oMath>
+      <w:r>
+        <w:t xml:space="preserve"> </w:t>
+      </w:r>
+      <w:r>
+        <w:t xml:space="preserve">(</w:t>
+      </w:r>
+      <m:oMath>
+        <m:r>
+          <m:t>1.6</m:t>
+        </m:r>
+        <m:r>
+          <m:rPr>
+            <m:sty m:val="p"/>
+          </m:rPr>
+          <m:t>%</m:t>
+        </m:r>
+      </m:oMath>
+      <w:r>
+        <w:t xml:space="preserve"> </w:t>
+      </w:r>
+      <w:r>
         <w:t xml:space="preserve">against</w:t>
       </w:r>
       <w:r>
@@ -24517,7 +24875,84 @@
       </w:r>
       <m:oMath>
         <m:r>
-          <m:t>ν</m:t>
+          <m:t>2</m:t>
+        </m:r>
+        <m:r>
+          <m:rPr>
+            <m:sty m:val="p"/>
+          </m:rPr>
+          <m:t>%</m:t>
+        </m:r>
+      </m:oMath>
+      <w:r>
+        <w:t xml:space="preserve"> </w:t>
+      </w:r>
+      <w:r>
+        <w:t xml:space="preserve">label-free), with the null</w:t>
+      </w:r>
+      <w:r>
+        <w:t xml:space="preserve"> </w:t>
+      </w:r>
+      <m:oMath>
+        <m:r>
+          <m:t>z</m:t>
+        </m:r>
+      </m:oMath>
+      <w:r>
+        <w:t xml:space="preserve"> </w:t>
+      </w:r>
+      <w:r>
+        <w:t xml:space="preserve">at mean</w:t>
+      </w:r>
+      <w:r>
+        <w:t xml:space="preserve"> </w:t>
+      </w:r>
+      <m:oMath>
+        <m:r>
+          <m:rPr>
+            <m:sty m:val="p"/>
+          </m:rPr>
+          <m:t>−</m:t>
+        </m:r>
+        <m:r>
+          <m:t>0.002</m:t>
+        </m:r>
+      </m:oMath>
+      <w:r>
+        <w:t xml:space="preserve"> </w:t>
+      </w:r>
+      <w:r>
+        <w:t xml:space="preserve">and SD</w:t>
+      </w:r>
+      <w:r>
+        <w:t xml:space="preserve"> </w:t>
+      </w:r>
+      <m:oMath>
+        <m:r>
+          <m:t>0.954</m:t>
+        </m:r>
+      </m:oMath>
+      <w:r>
+        <w:t xml:space="preserve">. This real-substrate null calibration provides direct evidence about</w:t>
+      </w:r>
+      <w:r>
+        <w:t xml:space="preserve"> </w:t>
+      </w:r>
+      <w:r>
+        <w:t xml:space="preserve">the dead zone’s specificity. To measure the cost of the observed decision,</w:t>
+      </w:r>
+      <w:r>
+        <w:t xml:space="preserve"> </w:t>
+      </w:r>
+      <w:r>
+        <w:t xml:space="preserve">overriding the gate, the derived</w:t>
+      </w:r>
+      <w:r>
+        <w:t xml:space="preserve"> </w:t>
+      </w:r>
+      <m:oMath>
+        <m:r>
+          <m:t>γ</m:t>
         </m:r>
         <m:r>
           <m:rPr>
@@ -24526,124 +24961,27 @@
           <m:t>=</m:t>
         </m:r>
         <m:r>
-          <m:t>1.28</m:t>
-        </m:r>
-      </m:oMath>
-      <w:r>
-        <w:t xml:space="preserve"> </w:t>
-      </w:r>
-      <w:r>
-        <w:t xml:space="preserve">the reported abstention is a</w:t>
-      </w:r>
-      <w:r>
-        <w:t xml:space="preserve"> </w:t>
-      </w:r>
-      <m:oMath>
-        <m:r>
-          <m:t>3</m:t>
-        </m:r>
-        <m:r>
-          <m:rPr>
-            <m:sty m:val="p"/>
-          </m:rPr>
-          <m:t>%</m:t>
-        </m:r>
-      </m:oMath>
-      <w:r>
-        <w:t xml:space="preserve"> </w:t>
-      </w:r>
-      <w:r>
-        <w:t xml:space="preserve">margin, not a reading of the</w:t>
-      </w:r>
-      <w:r>
-        <w:t xml:space="preserve"> </w:t>
-      </w:r>
-      <w:r>
-        <w:t xml:space="preserve">evidence—while the label-free gate opens in</w:t>
-      </w:r>
-      <w:r>
-        <w:t xml:space="preserve"> </w:t>
-      </w:r>
-      <m:oMath>
-        <m:r>
-          <m:t>16.2</m:t>
-        </m:r>
-        <m:r>
-          <m:rPr>
-            <m:sty m:val="p"/>
-          </m:rPr>
-          <m:t>%</m:t>
-        </m:r>
-      </m:oMath>
-      <w:r>
-        <w:t xml:space="preserve">—though finding (f) will show</w:t>
-      </w:r>
-      <w:r>
-        <w:t xml:space="preserve"> </w:t>
-      </w:r>
-      <w:r>
-        <w:t xml:space="preserve">that figure describes the significance gate alone.</w:t>
-      </w:r>
-      <w:r>
-        <w:t xml:space="preserve"> </w:t>
-      </w:r>
-      <w:r>
-        <w:rPr>
-          <w:i/>
-          <w:iCs/>
-        </w:rPr>
-        <w:t xml:space="preserve">Specificity:</w:t>
-      </w:r>
-      <w:r>
-        <w:t xml:space="preserve"> </w:t>
-      </w:r>
-      <w:r>
-        <w:t xml:space="preserve">permuting confidences within items, which preserves the</w:t>
-      </w:r>
-      <w:r>
-        <w:t xml:space="preserve"> </w:t>
-      </w:r>
-      <w:r>
-        <w:t xml:space="preserve">real marginals, ties, pool composition and difficulty and destroys only the</w:t>
-      </w:r>
-      <w:r>
-        <w:t xml:space="preserve"> </w:t>
-      </w:r>
-      <w:r>
-        <w:t xml:space="preserve">coupling, puts the false-open rate at</w:t>
-      </w:r>
-      <w:r>
-        <w:t xml:space="preserve"> </w:t>
-      </w:r>
-      <m:oMath>
-        <m:r>
-          <m:t>18.4</m:t>
-        </m:r>
-        <m:r>
-          <m:rPr>
-            <m:sty m:val="p"/>
-          </m:rPr>
-          <m:t>%</m:t>
-        </m:r>
-      </m:oMath>
-      <w:r>
-        <w:t xml:space="preserve"> </w:t>
-      </w:r>
-      <w:r>
-        <w:t xml:space="preserve">against a nominal</w:t>
-      </w:r>
-      <w:r>
-        <w:t xml:space="preserve"> </w:t>
-      </w:r>
-      <m:oMath>
-        <m:r>
-          <m:t>20</m:t>
-        </m:r>
-        <m:r>
-          <m:rPr>
-            <m:sty m:val="p"/>
-          </m:rPr>
-          <m:t>%</m:t>
+          <m:rPr>
+            <m:sty m:val="p"/>
+          </m:rPr>
+          <m:t>−</m:t>
+        </m:r>
+        <m:r>
+          <m:t>0.40</m:t>
+        </m:r>
+      </m:oMath>
+      <w:r>
+        <w:t xml:space="preserve"> </w:t>
+      </w:r>
+      <w:r>
+        <w:t xml:space="preserve">would have scored</w:t>
+      </w:r>
+      <w:r>
+        <w:t xml:space="preserve"> </w:t>
+      </w:r>
+      <m:oMath>
+        <m:r>
+          <m:t>0.933</m:t>
         </m:r>
       </m:oMath>
       <w:r>
@@ -24654,59 +24992,20 @@
       </w:r>
       <m:oMath>
         <m:r>
-          <m:t>1.6</m:t>
-        </m:r>
-        <m:r>
-          <m:rPr>
-            <m:sty m:val="p"/>
-          </m:rPr>
-          <m:t>%</m:t>
-        </m:r>
-      </m:oMath>
-      <w:r>
-        <w:t xml:space="preserve"> </w:t>
-      </w:r>
-      <w:r>
-        <w:t xml:space="preserve">against</w:t>
-      </w:r>
-      <w:r>
-        <w:t xml:space="preserve"> </w:t>
-      </w:r>
-      <m:oMath>
-        <m:r>
-          <m:t>2</m:t>
-        </m:r>
-        <m:r>
-          <m:rPr>
-            <m:sty m:val="p"/>
-          </m:rPr>
-          <m:t>%</m:t>
-        </m:r>
-      </m:oMath>
-      <w:r>
-        <w:t xml:space="preserve"> </w:t>
-      </w:r>
-      <w:r>
-        <w:t xml:space="preserve">label-free), with the null</w:t>
-      </w:r>
-      <w:r>
-        <w:t xml:space="preserve"> </w:t>
-      </w:r>
-      <m:oMath>
-        <m:r>
-          <m:t>z</m:t>
-        </m:r>
-      </m:oMath>
-      <w:r>
-        <w:t xml:space="preserve"> </w:t>
-      </w:r>
-      <w:r>
-        <w:t xml:space="preserve">at mean</w:t>
-      </w:r>
-      <w:r>
-        <w:t xml:space="preserve"> </w:t>
-      </w:r>
-      <m:oMath>
+          <m:rPr>
+            <m:sty m:val="p"/>
+          </m:rPr>
+          <m:t>+</m:t>
+        </m:r>
+        <m:r>
+          <m:t>1</m:t>
+        </m:r>
+        <m:r>
+          <m:rPr>
+            <m:sty m:val="p"/>
+          </m:rPr>
+          <m:t>/</m:t>
+        </m:r>
         <m:r>
           <m:rPr>
             <m:sty m:val="p"/>
@@ -24714,53 +25013,25 @@
           <m:t>−</m:t>
         </m:r>
         <m:r>
-          <m:t>0.002</m:t>
-        </m:r>
-      </m:oMath>
-      <w:r>
-        <w:t xml:space="preserve"> </w:t>
-      </w:r>
-      <w:r>
-        <w:t xml:space="preserve">and SD</w:t>
-      </w:r>
-      <w:r>
-        <w:t xml:space="preserve"> </w:t>
-      </w:r>
-      <m:oMath>
-        <m:r>
-          <m:t>0.954</m:t>
-        </m:r>
-      </m:oMath>
-      <w:r>
-        <w:t xml:space="preserve">. The dead zone’s null behaviour is therefore calibrated on the real</w:t>
-      </w:r>
-      <w:r>
-        <w:t xml:space="preserve"> </w:t>
-      </w:r>
-      <w:r>
-        <w:t xml:space="preserve">substrate and not only on the generator it was derived from, which is the one</w:t>
-      </w:r>
-      <w:r>
-        <w:t xml:space="preserve"> </w:t>
-      </w:r>
-      <w:r>
-        <w:t xml:space="preserve">piece of evidence here that the mechanism is doing work.</w:t>
-      </w:r>
-      <w:r>
-        <w:t xml:space="preserve"> </w:t>
-      </w:r>
-      <w:r>
-        <w:rPr>
-          <w:i/>
-          <w:iCs/>
-        </w:rPr>
-        <w:t xml:space="preserve">Cost:</w:t>
-      </w:r>
-      <w:r>
-        <w:t xml:space="preserve"> </w:t>
-      </w:r>
-      <w:r>
-        <w:t xml:space="preserve">overriding the gate, the derived</w:t>
+          <m:t>0</m:t>
+        </m:r>
+      </m:oMath>
+      <w:r>
+        <w:t xml:space="preserve">) and a gold-label oracle reaches</w:t>
+      </w:r>
+      <w:r>
+        <w:t xml:space="preserve"> </w:t>
+      </w:r>
+      <m:oMath>
+        <m:r>
+          <m:t>0.950</m:t>
+        </m:r>
+      </m:oMath>
+      <w:r>
+        <w:t xml:space="preserve"> </w:t>
+      </w:r>
+      <w:r>
+        <w:t xml:space="preserve">at</w:t>
       </w:r>
       <w:r>
         <w:t xml:space="preserve"> </w:t>
@@ -24782,92 +25053,6 @@
           <m:t>−</m:t>
         </m:r>
         <m:r>
-          <m:t>0.40</m:t>
-        </m:r>
-      </m:oMath>
-      <w:r>
-        <w:t xml:space="preserve"> </w:t>
-      </w:r>
-      <w:r>
-        <w:t xml:space="preserve">would have scored</w:t>
-      </w:r>
-      <w:r>
-        <w:t xml:space="preserve"> </w:t>
-      </w:r>
-      <m:oMath>
-        <m:r>
-          <m:t>0.933</m:t>
-        </m:r>
-      </m:oMath>
-      <w:r>
-        <w:t xml:space="preserve"> </w:t>
-      </w:r>
-      <w:r>
-        <w:t xml:space="preserve">(</w:t>
-      </w:r>
-      <m:oMath>
-        <m:r>
-          <m:rPr>
-            <m:sty m:val="p"/>
-          </m:rPr>
-          <m:t>+</m:t>
-        </m:r>
-        <m:r>
-          <m:t>1</m:t>
-        </m:r>
-        <m:r>
-          <m:rPr>
-            <m:sty m:val="p"/>
-          </m:rPr>
-          <m:t>/</m:t>
-        </m:r>
-        <m:r>
-          <m:rPr>
-            <m:sty m:val="p"/>
-          </m:rPr>
-          <m:t>−</m:t>
-        </m:r>
-        <m:r>
-          <m:t>0</m:t>
-        </m:r>
-      </m:oMath>
-      <w:r>
-        <w:t xml:space="preserve">) and a gold-label oracle reaches</w:t>
-      </w:r>
-      <w:r>
-        <w:t xml:space="preserve"> </w:t>
-      </w:r>
-      <m:oMath>
-        <m:r>
-          <m:t>0.950</m:t>
-        </m:r>
-      </m:oMath>
-      <w:r>
-        <w:t xml:space="preserve"> </w:t>
-      </w:r>
-      <w:r>
-        <w:t xml:space="preserve">at</w:t>
-      </w:r>
-      <w:r>
-        <w:t xml:space="preserve"> </w:t>
-      </w:r>
-      <m:oMath>
-        <m:r>
-          <m:t>γ</m:t>
-        </m:r>
-        <m:r>
-          <m:rPr>
-            <m:sty m:val="p"/>
-          </m:rPr>
-          <m:t>=</m:t>
-        </m:r>
-        <m:r>
-          <m:rPr>
-            <m:sty m:val="p"/>
-          </m:rPr>
-          <m:t>−</m:t>
-        </m:r>
-        <m:r>
           <m:t>1.25</m:t>
         </m:r>
       </m:oMath>
@@ -24884,41 +25069,19 @@
         <w:t xml:space="preserve"> </w:t>
       </w:r>
       <w:r>
-        <w:t xml:space="preserve">way that matters; but the sign the estimator derived is the sign the oracle</w:t>
-      </w:r>
-      <w:r>
-        <w:t xml:space="preserve"> </w:t>
-      </w:r>
-      <w:r>
-        <w:t xml:space="preserve">wanted, and (b) should be read as</w:t>
-      </w:r>
-      <w:r>
-        <w:t xml:space="preserve"> </w:t>
-      </w:r>
-      <w:r>
-        <w:rPr>
-          <w:i/>
-          <w:iCs/>
-        </w:rPr>
-        <w:t xml:space="preserve">costs nothing measurable at this</w:t>
-      </w:r>
-      <w:r>
-        <w:rPr>
-          <w:i/>
-          <w:iCs/>
-        </w:rPr>
-        <w:t xml:space="preserve"> </w:t>
-      </w:r>
-      <m:oMath>
-        <m:r>
-          <m:t>n</m:t>
-        </m:r>
-      </m:oMath>
-      <w:r>
-        <w:t xml:space="preserve"> </w:t>
-      </w:r>
-      <w:r>
-        <w:t xml:space="preserve">rather than as a demonstration that abstaining was right.</w:t>
+        <w:t xml:space="preserve">way that matters. The estimator and oracle nevertheless agree on the sign, so</w:t>
+      </w:r>
+      <w:r>
+        <w:t xml:space="preserve"> </w:t>
+      </w:r>
+      <w:r>
+        <w:t xml:space="preserve">the zero-cost result is limited to what can be measured at this sample size.</w:t>
+      </w:r>
+      <w:r>
+        <w:t xml:space="preserve"> </w:t>
+      </w:r>
+      <w:r>
+        <w:t xml:space="preserve">This result did not establish that abstaining was right.</w:t>
       </w:r>
     </w:p>
     <w:p>
@@ -24930,31 +25093,37 @@
           <w:i/>
           <w:iCs/>
         </w:rPr>
-        <w:t xml:space="preserve">(f) What the gate could have detected here.</w:t>
-      </w:r>
-      <w:r>
-        <w:t xml:space="preserve"> </w:t>
-      </w:r>
-      <w:r>
-        <w:t xml:space="preserve">Finding (e) measures</w:t>
-      </w:r>
-      <w:r>
-        <w:t xml:space="preserve"> </w:t>
-      </w:r>
-      <w:r>
-        <w:t xml:space="preserve">specificity; sensitivity needs a channel of known strength, so one is planted</w:t>
-      </w:r>
-      <w:r>
-        <w:t xml:space="preserve"> </w:t>
-      </w:r>
-      <w:r>
-        <w:t xml:space="preserve">into these same pools—real answers, difficulty and duplication untouched,</w:t>
-      </w:r>
-      <w:r>
-        <w:t xml:space="preserve"> </w:t>
-      </w:r>
-      <w:r>
-        <w:t xml:space="preserve">only the confidence vector replaced, conditioned on the real correctness</w:t>
+        <w:t xml:space="preserve">A planted channel measures sensitivity.</w:t>
+      </w:r>
+      <w:r>
+        <w:t xml:space="preserve"> </w:t>
+      </w:r>
+      <w:r>
+        <w:t xml:space="preserve">The bootstrap and permutation</w:t>
+      </w:r>
+      <w:r>
+        <w:t xml:space="preserve"> </w:t>
+      </w:r>
+      <w:r>
+        <w:t xml:space="preserve">replays measure stability and specificity. Sensitivity requires a channel of</w:t>
+      </w:r>
+      <w:r>
+        <w:t xml:space="preserve"> </w:t>
+      </w:r>
+      <w:r>
+        <w:t xml:space="preserve">known strength, so one is planted into these same pools. Real answers,</w:t>
+      </w:r>
+      <w:r>
+        <w:t xml:space="preserve"> </w:t>
+      </w:r>
+      <w:r>
+        <w:t xml:space="preserve">difficulty, and duplication are unchanged;</w:t>
+      </w:r>
+      <w:r>
+        <w:t xml:space="preserve"> </w:t>
+      </w:r>
+      <w:r>
+        <w:t xml:space="preserve">only the confidence vector is replaced, conditioned on the real correctness</w:t>
       </w:r>
       <w:r>
         <w:t xml:space="preserve"> </w:t>
@@ -25012,7 +25181,7 @@
         <w:t xml:space="preserve"> </w:t>
       </w:r>
       <w:r>
-        <w:t xml:space="preserve">trace; and a variance-only channel, informative but unsigned. Four results,</w:t>
+        <w:t xml:space="preserve">trace; and a variance-only channel, informative but unsigned. Across</w:t>
       </w:r>
       <w:r>
         <w:t xml:space="preserve"> </w:t>
@@ -25026,29 +25195,7 @@
         <w:t xml:space="preserve"> </w:t>
       </w:r>
       <w:r>
-        <w:t xml:space="preserve">seeds per cell.</w:t>
-      </w:r>
-      <w:r>
-        <w:t xml:space="preserve"> </w:t>
-      </w:r>
-      <w:r>
-        <w:rPr>
-          <w:i/>
-          <w:iCs/>
-        </w:rPr>
-        <w:t xml:space="preserve">One:</w:t>
-      </w:r>
-      <w:r>
-        <w:t xml:space="preserve"> </w:t>
-      </w:r>
-      <w:r>
-        <w:t xml:space="preserve">the gate’s operating characteristic is a</w:t>
-      </w:r>
-      <w:r>
-        <w:t xml:space="preserve"> </w:t>
-      </w:r>
-      <w:r>
-        <w:t xml:space="preserve">function of the realized</w:t>
+        <w:t xml:space="preserve">seeds per cell, the gate’s operating characteristic follows the realized</w:t>
       </w:r>
       <w:r>
         <w:t xml:space="preserve"> </w:t>
@@ -25081,7 +25228,7 @@
         <w:t xml:space="preserve"> </w:t>
       </w:r>
       <w:r>
-        <w:t xml:space="preserve">and not of the family—half-power near</w:t>
+        <w:t xml:space="preserve">across the Gaussian and Laplace families. It reaches half-power near</w:t>
       </w:r>
       <w:r>
         <w:t xml:space="preserve"> </w:t>
@@ -25187,7 +25334,7 @@
         </m:r>
       </m:oMath>
       <w:r>
-        <w:t xml:space="preserve">; at the Gaussian thresholds the Laplace family is already at</w:t>
+        <w:t xml:space="preserve">. At the Gaussian thresholds the Laplace family is already at</w:t>
       </w:r>
       <w:r>
         <w:t xml:space="preserve"> </w:t>
@@ -25215,19 +25362,13 @@
         <w:t xml:space="preserve"> </w:t>
       </w:r>
       <w:r>
-        <w:t xml:space="preserve">capture—so detection is a property of the rank</w:t>
-      </w:r>
-      <w:r>
-        <w:t xml:space="preserve"> </w:t>
-      </w:r>
-      <w:r>
-        <w:t xml:space="preserve">functional rather than of the generator, and the link survives the normality</w:t>
-      </w:r>
-      <w:r>
-        <w:t xml:space="preserve"> </w:t>
-      </w:r>
-      <w:r>
-        <w:t xml:space="preserve">violation. The measured channel of (a),</w:t>
+        <w:t xml:space="preserve">capture. Detection therefore follows the rank</w:t>
+      </w:r>
+      <w:r>
+        <w:t xml:space="preserve"> </w:t>
+      </w:r>
+      <w:r>
+        <w:t xml:space="preserve">functional across this normality violation. The measured channel above,</w:t>
       </w:r>
       <w:r>
         <w:t xml:space="preserve"> </w:t>
@@ -25266,51 +25407,21 @@
         </m:r>
       </m:oMath>
       <w:r>
-        <w:t xml:space="preserve">, sits at the half-power</w:t>
-      </w:r>
-      <w:r>
-        <w:t xml:space="preserve"> </w:t>
-      </w:r>
-      <w:r>
-        <w:t xml:space="preserve">floor: finding (e)’s coin flip restated as an operating characteristic.</w:t>
-      </w:r>
-      <w:r>
-        <w:t xml:space="preserve"> </w:t>
-      </w:r>
-      <w:r>
-        <w:rPr>
-          <w:i/>
-          <w:iCs/>
-        </w:rPr>
-        <w:t xml:space="preserve">Two:</w:t>
-      </w:r>
-      <w:r>
-        <w:t xml:space="preserve"> </w:t>
-      </w:r>
-      <w:r>
-        <w:t xml:space="preserve">conditional on the gate opening, the sign is never wrong, in any</w:t>
-      </w:r>
-      <w:r>
-        <w:t xml:space="preserve"> </w:t>
-      </w:r>
-      <w:r>
-        <w:t xml:space="preserve">cell of any family.</w:t>
-      </w:r>
-      <w:r>
-        <w:t xml:space="preserve"> </w:t>
-      </w:r>
-      <w:r>
-        <w:rPr>
-          <w:i/>
-          <w:iCs/>
-        </w:rPr>
-        <w:t xml:space="preserve">Three:</w:t>
-      </w:r>
-      <w:r>
-        <w:t xml:space="preserve"> </w:t>
-      </w:r>
-      <w:r>
-        <w:t xml:space="preserve">the scope boundaries are real. The</w:t>
+        <w:t xml:space="preserve">, lies near the half-power point, consistent with the bootstrap</w:t>
+      </w:r>
+      <w:r>
+        <w:t xml:space="preserve"> </w:t>
+      </w:r>
+      <w:r>
+        <w:t xml:space="preserve">result. Whenever the gate opens, its sign is correct in every tested cell.</w:t>
+      </w:r>
+    </w:p>
+    <w:p>
+      <w:pPr>
+        <w:pStyle w:val="BodyText"/>
+      </w:pPr>
+      <w:r>
+        <w:t xml:space="preserve">The experiment also exposes two scope boundaries. The</w:t>
       </w:r>
       <w:r>
         <w:t xml:space="preserve"> </w:t>
@@ -25358,13 +25469,13 @@
         <w:t xml:space="preserve"> </w:t>
       </w:r>
       <w:r>
-        <w:t xml:space="preserve">at full strength—a pooled</w:t>
-      </w:r>
-      <w:r>
-        <w:t xml:space="preserve"> </w:t>
-      </w:r>
-      <w:r>
-        <w:t xml:space="preserve">pair statistic barely sees information carried by a single rank position—and</w:t>
+        <w:t xml:space="preserve">at full strength. A pooled</w:t>
+      </w:r>
+      <w:r>
+        <w:t xml:space="preserve"> </w:t>
+      </w:r>
+      <w:r>
+        <w:t xml:space="preserve">pair statistic barely detects information carried by a single rank position and</w:t>
       </w:r>
       <w:r>
         <w:t xml:space="preserve"> </w:t>
@@ -25393,35 +25504,42 @@
         <w:t xml:space="preserve"> </w:t>
       </w:r>
       <w:r>
-        <w:t xml:space="preserve">the unsigned channel is invisible by construction and the gate correctly holds</w:t>
-      </w:r>
-      <w:r>
-        <w:t xml:space="preserve"> </w:t>
-      </w:r>
-      <w:r>
-        <w:t xml:space="preserve">its nominal false-open rate on it.</w:t>
-      </w:r>
-      <w:r>
-        <w:t xml:space="preserve"> </w:t>
-      </w:r>
-      <w:r>
-        <w:rPr>
-          <w:i/>
-          <w:iCs/>
-        </w:rPr>
-        <w:t xml:space="preserve">Four, a defect:</w:t>
-      </w:r>
-      <w:r>
-        <w:t xml:space="preserve"> </w:t>
-      </w:r>
-      <w:r>
-        <w:t xml:space="preserve">the label-free arm</w:t>
-      </w:r>
-      <w:r>
-        <w:t xml:space="preserve"> </w:t>
-      </w:r>
-      <w:r>
-        <w:t xml:space="preserve">never acts in any cell, even on a saturating channel with the item floor</w:t>
+        <w:t xml:space="preserve">the unsigned channel is invisible by construction and the gate holds its</w:t>
+      </w:r>
+      <w:r>
+        <w:t xml:space="preserve"> </w:t>
+      </w:r>
+      <w:r>
+        <w:t xml:space="preserve">nominal false-open rate on it. The label-free arm revealed a separate defect: it</w:t>
+      </w:r>
+      <w:r>
+        <w:t xml:space="preserve"> </w:t>
+      </w:r>
+      <w:r>
+        <w:t xml:space="preserve">returned</w:t>
+      </w:r>
+      <w:r>
+        <w:t xml:space="preserve"> </w:t>
+      </w:r>
+      <m:oMath>
+        <m:r>
+          <m:t>γ</m:t>
+        </m:r>
+        <m:r>
+          <m:rPr>
+            <m:sty m:val="p"/>
+          </m:rPr>
+          <m:t>=</m:t>
+        </m:r>
+        <m:r>
+          <m:t>0</m:t>
+        </m:r>
+      </m:oMath>
+      <w:r>
+        <w:t xml:space="preserve"> </w:t>
+      </w:r>
+      <w:r>
+        <w:t xml:space="preserve">in every cell, even on a saturating channel with the item floor</w:t>
       </w:r>
       <w:r>
         <w:t xml:space="preserve"> </w:t>
@@ -25509,7 +25627,7 @@
         <w:t xml:space="preserve"> </w:t>
       </w:r>
       <w:r>
-        <w:t xml:space="preserve">two distinct answers. Its abstention in (b) was therefore structural rather</w:t>
+        <w:t xml:space="preserve">two distinct answers. Its abstention in the real-trace campaign was therefore structural rather</w:t>
       </w:r>
       <w:r>
         <w:t xml:space="preserve"> </w:t>
@@ -25549,7 +25667,7 @@
         </m:r>
       </m:oMath>
       <w:r>
-        <w:t xml:space="preserve">. It confirms</w:t>
+        <w:t xml:space="preserve">. It confirmed</w:t>
       </w:r>
       <w:r>
         <w:t xml:space="preserve"> </w:t>
@@ -25582,7 +25700,7 @@
         <w:t xml:space="preserve"> </w:t>
       </w:r>
       <w:r>
-        <w:t xml:space="preserve">signal to exploit. Finding (c) predicts what to do about that, and</w:t>
+        <w:t xml:space="preserve">signal to exploit. The saturation diagnosis motivates the harder campaign in</w:t>
       </w:r>
       <w:r>
         <w:t xml:space="preserve"> </w:t>
@@ -25599,14 +25717,11 @@
         </w:r>
       </w:hyperlink>
       <w:r>
-        <w:t xml:space="preserve"> </w:t>
-      </w:r>
-      <w:r>
-        <w:t xml:space="preserve">does it.</w:t>
+        <w:t xml:space="preserve">.</w:t>
       </w:r>
     </w:p>
-    <w:bookmarkEnd w:id="73"/>
-    <w:bookmarkStart w:id="75" w:name="sec:hard"/>
+    <w:bookmarkEnd w:id="75"/>
+    <w:bookmarkStart w:id="77" w:name="sec:hard"/>
     <w:p>
       <w:pPr>
         <w:pStyle w:val="Heading2"/>
@@ -25620,7 +25735,7 @@
         <w:pStyle w:val="FirstParagraph"/>
       </w:pPr>
       <w:r>
-        <w:t xml:space="preserve">Finding (c) predicts that a channel measured as null on saturated benchmarks</w:t>
+        <w:t xml:space="preserve">The saturation diagnosis predicts that a channel measured as null on saturated benchmarks</w:t>
       </w:r>
       <w:r>
         <w:t xml:space="preserve"> </w:t>
@@ -25694,7 +25809,7 @@
         <w:t xml:space="preserve"> </w:t>
       </w:r>
       <w:r>
-        <w:t xml:space="preserve">model, a</w:t>
+        <w:t xml:space="preserve">model, and a</w:t>
       </w:r>
       <w:r>
         <w:t xml:space="preserve"> </w:t>
@@ -25722,13 +25837,19 @@
         <w:t xml:space="preserve"> </w:t>
       </w:r>
       <w:r>
-        <w:t xml:space="preserve">registered list before any trace was collected, and five hypotheses (H1–H5)</w:t>
-      </w:r>
-      <w:r>
-        <w:t xml:space="preserve"> </w:t>
-      </w:r>
-      <w:r>
-        <w:t xml:space="preserve">fixed in advance.</w:t>
+        <w:t xml:space="preserve">registered list before any trace was collected. The registration specified the</w:t>
+      </w:r>
+      <w:r>
+        <w:t xml:space="preserve"> </w:t>
+      </w:r>
+      <w:r>
+        <w:t xml:space="preserve">expected discrimination sign, a paired accuracy endpoint, baseline and safety</w:t>
+      </w:r>
+      <w:r>
+        <w:t xml:space="preserve"> </w:t>
+      </w:r>
+      <w:r>
+        <w:t xml:space="preserve">checks, and substrate diagnostics.</w:t>
       </w:r>
     </w:p>
     <w:p>
@@ -25740,7 +25861,7 @@
           <w:i/>
           <w:iCs/>
         </w:rPr>
-        <w:t xml:space="preserve">The channel is real.</w:t>
+        <w:t xml:space="preserve">The confidence channel is detectable.</w:t>
       </w:r>
       <w:r>
         <w:t xml:space="preserve"> </w:t>
@@ -25840,7 +25961,30 @@
         <w:t xml:space="preserve"> </w:t>
       </w:r>
       <w:r>
-        <w:t xml:space="preserve">and H1 passes. This is</w:t>
+        <w:t xml:space="preserve">clears the registered</w:t>
+      </w:r>
+      <w:r>
+        <w:t xml:space="preserve"> </w:t>
+      </w:r>
+      <m:oMath>
+        <m:r>
+          <m:t>z</m:t>
+        </m:r>
+        <m:r>
+          <m:rPr>
+            <m:sty m:val="p"/>
+          </m:rPr>
+          <m:t>≥</m:t>
+        </m:r>
+        <m:r>
+          <m:t>2</m:t>
+        </m:r>
+      </m:oMath>
+      <w:r>
+        <w:t xml:space="preserve"> </w:t>
+      </w:r>
+      <w:r>
+        <w:t xml:space="preserve">threshold. This is</w:t>
       </w:r>
       <w:r>
         <w:t xml:space="preserve"> </w:t>
@@ -25903,30 +26047,136 @@
         <w:pStyle w:val="BodyText"/>
       </w:pPr>
       <w:r>
+        <w:t xml:space="preserve">The realized substrate nevertheless saturated again: per-trace accuracy</w:t>
+      </w:r>
+      <w:r>
+        <w:t xml:space="preserve"> </w:t>
+      </w:r>
+      <m:oMath>
+        <m:r>
+          <m:t>0.819</m:t>
+        </m:r>
+      </m:oMath>
+      <w:r>
+        <w:t xml:space="preserve">,</w:t>
+      </w:r>
+      <w:r>
+        <w:t xml:space="preserve"> </w:t>
+      </w:r>
+      <w:r>
+        <w:rPr>
+          <w:smallCaps/>
+        </w:rPr>
+        <w:t xml:space="preserve">sc</w:t>
+      </w:r>
+      <w:r>
+        <w:t xml:space="preserve"> </w:t>
+      </w:r>
+      <m:oMath>
+        <m:r>
+          <m:t>0.888</m:t>
+        </m:r>
+      </m:oMath>
+      <w:r>
+        <w:t xml:space="preserve">, a decisive</w:t>
+      </w:r>
+      <w:r>
+        <w:t xml:space="preserve"> </w:t>
+      </w:r>
+      <w:r>
+        <w:t xml:space="preserve">stratum of</w:t>
+      </w:r>
+      <w:r>
+        <w:t xml:space="preserve"> </w:t>
+      </w:r>
+      <m:oMath>
+        <m:r>
+          <m:t>10</m:t>
+        </m:r>
+      </m:oMath>
+      <w:r>
+        <w:t xml:space="preserve"> </w:t>
+      </w:r>
+      <w:r>
+        <w:t xml:space="preserve">of</w:t>
+      </w:r>
+      <w:r>
+        <w:t xml:space="preserve"> </w:t>
+      </w:r>
+      <m:oMath>
+        <m:r>
+          <m:t>89</m:t>
+        </m:r>
+      </m:oMath>
+      <w:r>
+        <w:t xml:space="preserve"> </w:t>
+      </w:r>
+      <w:r>
+        <w:t xml:space="preserve">items, and the correct answer present in the pool on</w:t>
+      </w:r>
+      <w:r>
+        <w:t xml:space="preserve"> </w:t>
+      </w:r>
+      <w:r>
+        <w:t xml:space="preserve">only</w:t>
+      </w:r>
+      <w:r>
+        <w:t xml:space="preserve"> </w:t>
+      </w:r>
+      <m:oMath>
+        <m:r>
+          <m:t>4</m:t>
+        </m:r>
+      </m:oMath>
+      <w:r>
+        <w:t xml:space="preserve"> </w:t>
+      </w:r>
+      <w:r>
+        <w:t xml:space="preserve">of those. The in-pool</w:t>
+      </w:r>
+      <w:r>
+        <w:t xml:space="preserve"> </w:t>
+      </w:r>
+      <w:r>
         <w:rPr>
           <w:i/>
           <w:iCs/>
         </w:rPr>
-        <w:t xml:space="preserve">The endpoint was unpassable for any method.</w:t>
-      </w:r>
-      <w:r>
-        <w:t xml:space="preserve"> </w:t>
-      </w:r>
-      <w:r>
-        <w:t xml:space="preserve">The realized substrate</w:t>
-      </w:r>
-      <w:r>
-        <w:t xml:space="preserve"> </w:t>
-      </w:r>
-      <w:r>
-        <w:t xml:space="preserve">saturated again: per-trace accuracy</w:t>
-      </w:r>
-      <w:r>
-        <w:t xml:space="preserve"> </w:t>
-      </w:r>
-      <m:oMath>
-        <m:r>
-          <m:t>0.819</m:t>
+        <w:t xml:space="preserve">oracle</w:t>
+      </w:r>
+      <w:r>
+        <w:t xml:space="preserve"> </w:t>
+      </w:r>
+      <w:r>
+        <w:t xml:space="preserve">therefore tops out at</w:t>
+      </w:r>
+      <w:r>
+        <w:t xml:space="preserve"> </w:t>
+      </w:r>
+      <m:oMath>
+        <m:r>
+          <m:rPr>
+            <m:sty m:val="p"/>
+          </m:rPr>
+          <m:t>+</m:t>
+        </m:r>
+        <m:r>
+          <m:t>4</m:t>
+        </m:r>
+        <m:r>
+          <m:rPr>
+            <m:sty m:val="p"/>
+          </m:rPr>
+          <m:t>/</m:t>
+        </m:r>
+        <m:r>
+          <m:rPr>
+            <m:sty m:val="p"/>
+          </m:rPr>
+          <m:t>−</m:t>
+        </m:r>
+        <m:r>
+          <m:t>0</m:t>
         </m:r>
       </m:oMath>
       <w:r>
@@ -25936,129 +26186,7 @@
         <w:t xml:space="preserve"> </w:t>
       </w:r>
       <w:r>
-        <w:rPr>
-          <w:smallCaps/>
-        </w:rPr>
-        <w:t xml:space="preserve">sc</w:t>
-      </w:r>
-      <w:r>
-        <w:t xml:space="preserve"> </w:t>
-      </w:r>
-      <m:oMath>
-        <m:r>
-          <m:t>0.888</m:t>
-        </m:r>
-      </m:oMath>
-      <w:r>
-        <w:t xml:space="preserve">, a decisive</w:t>
-      </w:r>
-      <w:r>
-        <w:t xml:space="preserve"> </w:t>
-      </w:r>
-      <w:r>
-        <w:t xml:space="preserve">stratum of</w:t>
-      </w:r>
-      <w:r>
-        <w:t xml:space="preserve"> </w:t>
-      </w:r>
-      <m:oMath>
-        <m:r>
-          <m:t>10</m:t>
-        </m:r>
-      </m:oMath>
-      <w:r>
-        <w:t xml:space="preserve"> </w:t>
-      </w:r>
-      <w:r>
-        <w:t xml:space="preserve">of</w:t>
-      </w:r>
-      <w:r>
-        <w:t xml:space="preserve"> </w:t>
-      </w:r>
-      <m:oMath>
-        <m:r>
-          <m:t>89</m:t>
-        </m:r>
-      </m:oMath>
-      <w:r>
-        <w:t xml:space="preserve"> </w:t>
-      </w:r>
-      <w:r>
-        <w:t xml:space="preserve">items, and the correct answer present in the pool on</w:t>
-      </w:r>
-      <w:r>
-        <w:t xml:space="preserve"> </w:t>
-      </w:r>
-      <w:r>
-        <w:t xml:space="preserve">only</w:t>
-      </w:r>
-      <w:r>
-        <w:t xml:space="preserve"> </w:t>
-      </w:r>
-      <m:oMath>
-        <m:r>
-          <m:t>4</m:t>
-        </m:r>
-      </m:oMath>
-      <w:r>
-        <w:t xml:space="preserve"> </w:t>
-      </w:r>
-      <w:r>
-        <w:t xml:space="preserve">of those. The in-pool</w:t>
-      </w:r>
-      <w:r>
-        <w:t xml:space="preserve"> </w:t>
-      </w:r>
-      <w:r>
-        <w:rPr>
-          <w:i/>
-          <w:iCs/>
-        </w:rPr>
-        <w:t xml:space="preserve">oracle</w:t>
-      </w:r>
-      <w:r>
-        <w:t xml:space="preserve"> </w:t>
-      </w:r>
-      <w:r>
-        <w:t xml:space="preserve">therefore tops out at</w:t>
-      </w:r>
-      <w:r>
-        <w:t xml:space="preserve"> </w:t>
-      </w:r>
-      <m:oMath>
-        <m:r>
-          <m:rPr>
-            <m:sty m:val="p"/>
-          </m:rPr>
-          <m:t>+</m:t>
-        </m:r>
-        <m:r>
-          <m:t>4</m:t>
-        </m:r>
-        <m:r>
-          <m:rPr>
-            <m:sty m:val="p"/>
-          </m:rPr>
-          <m:t>/</m:t>
-        </m:r>
-        <m:r>
-          <m:rPr>
-            <m:sty m:val="p"/>
-          </m:rPr>
-          <m:t>−</m:t>
-        </m:r>
-        <m:r>
-          <m:t>0</m:t>
-        </m:r>
-      </m:oMath>
-      <w:r>
-        <w:t xml:space="preserve">,</w:t>
-      </w:r>
-      <w:r>
-        <w:t xml:space="preserve"> </w:t>
-      </w:r>
-      <w:r>
-        <w:t xml:space="preserve">exact one-sided</w:t>
+        <w:t xml:space="preserve">with exact one-sided</w:t>
       </w:r>
       <w:r>
         <w:t xml:space="preserve"> </w:t>
@@ -26078,19 +26206,19 @@
         </m:r>
       </m:oMath>
       <w:r>
-        <w:t xml:space="preserve">. H2 fails, but it fails for every conceivable</w:t>
-      </w:r>
-      <w:r>
-        <w:t xml:space="preserve"> </w:t>
-      </w:r>
-      <w:r>
-        <w:t xml:space="preserve">aggregation method including a perfect one, so the failure is a property of</w:t>
-      </w:r>
-      <w:r>
-        <w:t xml:space="preserve"> </w:t>
-      </w:r>
-      <w:r>
-        <w:t xml:space="preserve">the substrate rather than of the estimator.</w:t>
+        <w:t xml:space="preserve">. Even this oracle missed the registered</w:t>
+      </w:r>
+      <w:r>
+        <w:t xml:space="preserve"> </w:t>
+      </w:r>
+      <w:r>
+        <w:t xml:space="preserve">paired-accuracy endpoint, establishing that the realized pool cannot support a</w:t>
+      </w:r>
+      <w:r>
+        <w:t xml:space="preserve"> </w:t>
+      </w:r>
+      <w:r>
+        <w:t xml:space="preserve">detectable aggregation gain at the registered level.</w:t>
       </w:r>
     </w:p>
     <w:p>
@@ -26098,11 +26226,299 @@
         <w:pStyle w:val="BodyText"/>
       </w:pPr>
       <w:r>
-        <w:rPr>
-          <w:i/>
-          <w:iCs/>
-        </w:rPr>
-        <w:t xml:space="preserve">Abstention behaved as designed.</w:t>
+        <w:t xml:space="preserve">Both label-free paths returned</w:t>
+      </w:r>
+      <w:r>
+        <w:t xml:space="preserve"> </w:t>
+      </w:r>
+      <m:oMath>
+        <m:r>
+          <m:t>γ</m:t>
+        </m:r>
+        <m:r>
+          <m:rPr>
+            <m:sty m:val="p"/>
+          </m:rPr>
+          <m:t>=</m:t>
+        </m:r>
+        <m:r>
+          <m:t>0</m:t>
+        </m:r>
+      </m:oMath>
+      <w:r>
+        <w:t xml:space="preserve">, although for different reasons. The fully label-free arm was stopped by</w:t>
+      </w:r>
+      <w:r>
+        <w:t xml:space="preserve"> </w:t>
+      </w:r>
+      <m:oMath>
+        <m:sSub>
+          <m:e>
+            <m:r>
+              <m:t>A</m:t>
+            </m:r>
+          </m:e>
+          <m:sub>
+            <m:r>
+              <m:rPr>
+                <m:sty m:val="p"/>
+              </m:rPr>
+              <m:t>s</m:t>
+            </m:r>
+            <m:r>
+              <m:rPr>
+                <m:sty m:val="p"/>
+              </m:rPr>
+              <m:t>i</m:t>
+            </m:r>
+            <m:r>
+              <m:rPr>
+                <m:sty m:val="p"/>
+              </m:rPr>
+              <m:t>z</m:t>
+            </m:r>
+            <m:r>
+              <m:rPr>
+                <m:sty m:val="p"/>
+              </m:rPr>
+              <m:t>e</m:t>
+            </m:r>
+          </m:sub>
+        </m:sSub>
+      </m:oMath>
+      <w:r>
+        <w:t xml:space="preserve"> </w:t>
+      </w:r>
+      <w:r>
+        <w:t xml:space="preserve">and</w:t>
+      </w:r>
+      <w:r>
+        <w:t xml:space="preserve"> </w:t>
+      </w:r>
+      <m:oMath>
+        <m:sSub>
+          <m:e>
+            <m:r>
+              <m:t>A</m:t>
+            </m:r>
+          </m:e>
+          <m:sub>
+            <m:r>
+              <m:rPr>
+                <m:sty m:val="p"/>
+              </m:rPr>
+              <m:t>m</m:t>
+            </m:r>
+            <m:r>
+              <m:rPr>
+                <m:sty m:val="p"/>
+              </m:rPr>
+              <m:t>g</m:t>
+            </m:r>
+            <m:r>
+              <m:rPr>
+                <m:sty m:val="p"/>
+              </m:rPr>
+              <m:t>n</m:t>
+            </m:r>
+          </m:sub>
+        </m:sSub>
+      </m:oMath>
+      <w:r>
+        <w:t xml:space="preserve">: only</w:t>
+      </w:r>
+      <w:r>
+        <w:t xml:space="preserve"> </w:t>
+      </w:r>
+      <m:oMath>
+        <m:r>
+          <m:t>13</m:t>
+        </m:r>
+      </m:oMath>
+      <w:r>
+        <w:t xml:space="preserve"> </w:t>
+      </w:r>
+      <w:r>
+        <w:t xml:space="preserve">items reach the margin gate with a pseudo-label that varies, against a</w:t>
+      </w:r>
+      <w:r>
+        <w:t xml:space="preserve"> </w:t>
+      </w:r>
+      <w:r>
+        <w:t xml:space="preserve">floor of</w:t>
+      </w:r>
+      <w:r>
+        <w:t xml:space="preserve"> </w:t>
+      </w:r>
+      <m:oMath>
+        <m:r>
+          <m:t>50</m:t>
+        </m:r>
+      </m:oMath>
+      <w:r>
+        <w:t xml:space="preserve">, and relaxing the gate’s quantile all the way to</w:t>
+      </w:r>
+      <w:r>
+        <w:t xml:space="preserve"> </w:t>
+      </w:r>
+      <m:oMath>
+        <m:r>
+          <m:t>0</m:t>
+        </m:r>
+      </m:oMath>
+      <w:r>
+        <w:t xml:space="preserve"> </w:t>
+      </w:r>
+      <w:r>
+        <w:t xml:space="preserve">raises</w:t>
+      </w:r>
+      <w:r>
+        <w:t xml:space="preserve"> </w:t>
+      </w:r>
+      <w:r>
+        <w:t xml:space="preserve">that only to</w:t>
+      </w:r>
+      <w:r>
+        <w:t xml:space="preserve"> </w:t>
+      </w:r>
+      <m:oMath>
+        <m:r>
+          <m:t>39</m:t>
+        </m:r>
+      </m:oMath>
+      <w:r>
+        <w:t xml:space="preserve">, so the arm is untestable here at any channel strength.</w:t>
+      </w:r>
+      <w:r>
+        <w:t xml:space="preserve"> </w:t>
+      </w:r>
+      <w:r>
+        <w:t xml:space="preserve">The semi-label-free arm was stopped by its</w:t>
+      </w:r>
+      <w:r>
+        <w:t xml:space="preserve"> </w:t>
+      </w:r>
+      <m:oMath>
+        <m:r>
+          <m:t>30</m:t>
+        </m:r>
+      </m:oMath>
+      <w:r>
+        <w:t xml:space="preserve">-item</w:t>
+      </w:r>
+      <w:r>
+        <w:t xml:space="preserve"> </w:t>
+      </w:r>
+      <w:r>
+        <w:t xml:space="preserve">sign set reached</w:t>
+      </w:r>
+      <w:r>
+        <w:t xml:space="preserve"> </w:t>
+      </w:r>
+      <m:oMath>
+        <m:r>
+          <m:t>z</m:t>
+        </m:r>
+        <m:r>
+          <m:rPr>
+            <m:sty m:val="p"/>
+          </m:rPr>
+          <m:t>=</m:t>
+        </m:r>
+        <m:r>
+          <m:rPr>
+            <m:sty m:val="p"/>
+          </m:rPr>
+          <m:t>+</m:t>
+        </m:r>
+        <m:r>
+          <m:t>0.83</m:t>
+        </m:r>
+      </m:oMath>
+      <w:r>
+        <w:t xml:space="preserve"> </w:t>
+      </w:r>
+      <w:r>
+        <w:t xml:space="preserve">against a</w:t>
+      </w:r>
+      <w:r>
+        <w:t xml:space="preserve"> </w:t>
+      </w:r>
+      <m:oMath>
+        <m:r>
+          <m:rPr>
+            <m:sty m:val="p"/>
+          </m:rPr>
+          <m:t>|</m:t>
+        </m:r>
+        <m:r>
+          <m:t>z</m:t>
+        </m:r>
+        <m:r>
+          <m:rPr>
+            <m:sty m:val="p"/>
+          </m:rPr>
+          <m:t>|</m:t>
+        </m:r>
+        <m:r>
+          <m:rPr>
+            <m:sty m:val="p"/>
+          </m:rPr>
+          <m:t>&gt;</m:t>
+        </m:r>
+        <m:r>
+          <m:t>1</m:t>
+        </m:r>
+      </m:oMath>
+      <w:r>
+        <w:t xml:space="preserve"> </w:t>
+      </w:r>
+      <w:r>
+        <w:t xml:space="preserve">gate, while the evaluation set on</w:t>
+      </w:r>
+      <w:r>
+        <w:t xml:space="preserve"> </w:t>
+      </w:r>
+      <w:r>
+        <w:t xml:space="preserve">the same substrate reached</w:t>
+      </w:r>
+      <w:r>
+        <w:t xml:space="preserve"> </w:t>
+      </w:r>
+      <m:oMath>
+        <m:r>
+          <m:t>z</m:t>
+        </m:r>
+        <m:r>
+          <m:rPr>
+            <m:sty m:val="p"/>
+          </m:rPr>
+          <m:t>=</m:t>
+        </m:r>
+        <m:r>
+          <m:rPr>
+            <m:sty m:val="p"/>
+          </m:rPr>
+          <m:t>+</m:t>
+        </m:r>
+        <m:r>
+          <m:t>2.54</m:t>
+        </m:r>
+      </m:oMath>
+      <w:r>
+        <w:t xml:space="preserve">. This mismatch indicated limited power in</w:t>
+      </w:r>
+      <w:r>
+        <w:t xml:space="preserve"> </w:t>
+      </w:r>
+      <w:r>
+        <w:t xml:space="preserve">the sign set; increasing its size directly addresses the shortfall. Both paths are therefore</w:t>
+      </w:r>
+      <w:r>
+        <w:t xml:space="preserve"> </w:t>
+      </w:r>
+      <w:r>
+        <w:t xml:space="preserve">bit-identical to</w:t>
       </w:r>
       <w:r>
         <w:t xml:space="preserve"> </w:t>
@@ -26111,59 +26527,6 @@
         <w:rPr>
           <w:smallCaps/>
         </w:rPr>
-        <w:t xml:space="preserve">tact</w:t>
-      </w:r>
-      <w:r>
-        <w:t xml:space="preserve"> </w:t>
-      </w:r>
-      <w:r>
-        <w:t xml:space="preserve">returned</w:t>
-      </w:r>
-      <w:r>
-        <w:t xml:space="preserve"> </w:t>
-      </w:r>
-      <m:oMath>
-        <m:r>
-          <m:t>γ</m:t>
-        </m:r>
-        <m:r>
-          <m:rPr>
-            <m:sty m:val="p"/>
-          </m:rPr>
-          <m:t>=</m:t>
-        </m:r>
-        <m:r>
-          <m:t>0</m:t>
-        </m:r>
-      </m:oMath>
-      <w:r>
-        <w:t xml:space="preserve">, with</w:t>
-      </w:r>
-      <w:r>
-        <w:t xml:space="preserve"> </w:t>
-      </w:r>
-      <w:r>
-        <w:t xml:space="preserve">alarms E4 and E2 firing on the label-free path and the sign set holding too</w:t>
-      </w:r>
-      <w:r>
-        <w:t xml:space="preserve"> </w:t>
-      </w:r>
-      <w:r>
-        <w:t xml:space="preserve">few informative items to supply a semi-label-free sign. The vote is therefore</w:t>
-      </w:r>
-      <w:r>
-        <w:t xml:space="preserve"> </w:t>
-      </w:r>
-      <w:r>
-        <w:t xml:space="preserve">bit-identical to</w:t>
-      </w:r>
-      <w:r>
-        <w:t xml:space="preserve"> </w:t>
-      </w:r>
-      <w:r>
-        <w:rPr>
-          <w:smallCaps/>
-        </w:rPr>
         <w:t xml:space="preserve">sc</w:t>
       </w:r>
       <w:r>
@@ -26181,22 +26544,25 @@
         </m:r>
       </m:oMath>
       <w:r>
-        <w:t xml:space="preserve"> </w:t>
-      </w:r>
-      <w:r>
-        <w:t xml:space="preserve">(H3, H4 pass). The cost of acting anyway is</w:t>
-      </w:r>
-      <w:r>
-        <w:t xml:space="preserve"> </w:t>
-      </w:r>
-      <w:r>
-        <w:t xml:space="preserve">visible in the same table: best-single-confidence, the trivial baseline that</w:t>
-      </w:r>
-      <w:r>
-        <w:t xml:space="preserve"> </w:t>
-      </w:r>
-      <w:r>
-        <w:t xml:space="preserve">always trusts the channel, loses</w:t>
+        <w:t xml:space="preserve">, satisfying the registered baseline and</w:t>
+      </w:r>
+      <w:r>
+        <w:t xml:space="preserve"> </w:t>
+      </w:r>
+      <w:r>
+        <w:t xml:space="preserve">safety checks. The cost of acting anyway is</w:t>
+      </w:r>
+      <w:r>
+        <w:t xml:space="preserve"> </w:t>
+      </w:r>
+      <w:r>
+        <w:t xml:space="preserve">visible in the same table: best-single-confidence, which uses the channel on</w:t>
+      </w:r>
+      <w:r>
+        <w:t xml:space="preserve"> </w:t>
+      </w:r>
+      <w:r>
+        <w:t xml:space="preserve">every item, loses</w:t>
       </w:r>
       <w:r>
         <w:t xml:space="preserve"> </w:t>
@@ -26221,19 +26587,63 @@
         </m:r>
       </m:oMath>
       <w:r>
-        <w:t xml:space="preserve">. E4 is an</w:t>
-      </w:r>
-      <w:r>
-        <w:t xml:space="preserve"> </w:t>
-      </w:r>
-      <w:r>
-        <w:t xml:space="preserve">item-supply condition rather than a reading of the channel, and finding (f)</w:t>
-      </w:r>
-      <w:r>
-        <w:t xml:space="preserve"> </w:t>
-      </w:r>
-      <w:r>
-        <w:t xml:space="preserve">shows it has two routes: on the saturated pools of Section </w:t>
+        <w:t xml:space="preserve">.</w:t>
+      </w:r>
+      <w:r>
+        <w:t xml:space="preserve"> </w:t>
+      </w:r>
+      <m:oMath>
+        <m:sSub>
+          <m:e>
+            <m:r>
+              <m:t>A</m:t>
+            </m:r>
+          </m:e>
+          <m:sub>
+            <m:r>
+              <m:rPr>
+                <m:sty m:val="p"/>
+              </m:rPr>
+              <m:t>s</m:t>
+            </m:r>
+            <m:r>
+              <m:rPr>
+                <m:sty m:val="p"/>
+              </m:rPr>
+              <m:t>i</m:t>
+            </m:r>
+            <m:r>
+              <m:rPr>
+                <m:sty m:val="p"/>
+              </m:rPr>
+              <m:t>z</m:t>
+            </m:r>
+            <m:r>
+              <m:rPr>
+                <m:sty m:val="p"/>
+              </m:rPr>
+              <m:t>e</m:t>
+            </m:r>
+          </m:sub>
+        </m:sSub>
+      </m:oMath>
+      <w:r>
+        <w:t xml:space="preserve"> </w:t>
+      </w:r>
+      <w:r>
+        <w:t xml:space="preserve">reports item supply; it carries no estimate of the</w:t>
+      </w:r>
+      <w:r>
+        <w:t xml:space="preserve"> </w:t>
+      </w:r>
+      <w:r>
+        <w:t xml:space="preserve">confidence channel. The planted-sensitivity replay showed two ways it can</w:t>
+      </w:r>
+      <w:r>
+        <w:t xml:space="preserve"> </w:t>
+      </w:r>
+      <w:r>
+        <w:t xml:space="preserve">fire: on the saturated pools of Section </w:t>
       </w:r>
       <w:hyperlink w:anchor="sec:real">
         <w:r>
@@ -26303,16 +26713,22 @@
         <w:t xml:space="preserve"> </w:t>
       </w:r>
       <w:r>
-        <w:t xml:space="preserve">so the alarm reports a genuine shortfall against the floor rather than a</w:t>
-      </w:r>
-      <w:r>
-        <w:t xml:space="preserve"> </w:t>
-      </w:r>
-      <w:r>
-        <w:t xml:space="preserve">collapse. Only the first is a defect.</w:t>
+        <w:t xml:space="preserve">so the alarm reports a genuine shortfall against the floor. The quantile</w:t>
+      </w:r>
+      <w:r>
+        <w:t xml:space="preserve"> </w:t>
+      </w:r>
+      <w:r>
+        <w:t xml:space="preserve">degeneration in saturated pools is the defect; the present MATH result is a</w:t>
+      </w:r>
+      <w:r>
+        <w:t xml:space="preserve"> </w:t>
+      </w:r>
+      <w:r>
+        <w:t xml:space="preserve">genuine supply shortfall.</w:t>
       </w:r>
     </w:p>
-    <w:bookmarkStart w:id="74" w:name="tab:hard"/>
+    <w:bookmarkStart w:id="76" w:name="tab:hard"/>
     <w:p>
       <w:pPr>
         <w:pStyle w:val="TableCaption"/>
@@ -26500,7 +26916,7 @@
               <w:jc w:val="center"/>
             </w:pPr>
             <w:r>
-              <w:t xml:space="preserve">—</w:t>
+              <w:t xml:space="preserve">n/a</w:t>
             </w:r>
           </w:p>
         </w:tc>
@@ -26770,7 +27186,7 @@
         </w:tc>
       </w:tr>
     </w:tbl>
-    <w:bookmarkEnd w:id="74"/>
+    <w:bookmarkEnd w:id="76"/>
     <w:p>
       <w:pPr>
         <w:pStyle w:val="BodyText"/>
@@ -26862,8 +27278,8 @@
         <w:t xml:space="preserve">the experimental record whenever traces are collected in batches.</w:t>
       </w:r>
     </w:p>
-    <w:bookmarkEnd w:id="75"/>
-    <w:bookmarkStart w:id="77" w:name="sec:window"/>
+    <w:bookmarkEnd w:id="77"/>
+    <w:bookmarkStart w:id="79" w:name="sec:window"/>
     <w:p>
       <w:pPr>
         <w:pStyle w:val="Heading2"/>
@@ -27027,7 +27443,7 @@
         <w:t xml:space="preserve"> </w:t>
       </w:r>
       <w:r>
-        <w:t xml:space="preserve">(never expected outputs). The window is</w:t>
+        <w:t xml:space="preserve">without comparing them with expected outputs. The window is</w:t>
       </w:r>
       <w:r>
         <w:t xml:space="preserve"> </w:t>
@@ -27246,7 +27662,7 @@
         <w:t xml:space="preserve"> </w:t>
       </w:r>
       <w:r>
-        <w:t xml:space="preserve">shows the</w:t>
+        <w:t xml:space="preserve">showed the</w:t>
       </w:r>
       <w:r>
         <w:t xml:space="preserve"> </w:t>
@@ -27275,7 +27691,7 @@
         <w:t xml:space="preserve">.</w:t>
       </w:r>
     </w:p>
-    <w:bookmarkStart w:id="76" w:name="tab:window"/>
+    <w:bookmarkStart w:id="78" w:name="tab:window"/>
     <w:p>
       <w:pPr>
         <w:pStyle w:val="TableCaption"/>
@@ -27861,7 +28277,7 @@
               <w:jc w:val="right"/>
             </w:pPr>
             <w:r>
-              <w:t xml:space="preserve">—</w:t>
+              <w:t xml:space="preserve">n/a</w:t>
             </w:r>
           </w:p>
         </w:tc>
@@ -28023,19 +28439,13 @@
         </w:tc>
       </w:tr>
     </w:tbl>
-    <w:bookmarkEnd w:id="76"/>
+    <w:bookmarkEnd w:id="78"/>
     <w:p>
       <w:pPr>
         <w:pStyle w:val="BodyText"/>
       </w:pPr>
       <w:r>
-        <w:t xml:space="preserve">One precaution belongs with these numbers, because omitting it would have</w:t>
-      </w:r>
-      <w:r>
-        <w:t xml:space="preserve"> </w:t>
-      </w:r>
-      <w:r>
-        <w:t xml:space="preserve">inverted them. The grading harness was validated against the benchmark’s own</w:t>
+        <w:t xml:space="preserve">The grading harness was validated against the benchmark’s own</w:t>
       </w:r>
       <w:r>
         <w:t xml:space="preserve"> </w:t>
@@ -28107,7 +28517,7 @@
         <w:t xml:space="preserve"> </w:t>
       </w:r>
       <w:r>
-        <w:t xml:space="preserve">that condition presents as a candidate failure rather than as an error. Studies that grade by execution should report their</w:t>
+        <w:t xml:space="preserve">that condition appeared as a candidate failure. Studies that grade by execution should report their</w:t>
       </w:r>
       <w:r>
         <w:t xml:space="preserve"> </w:t>
@@ -28119,11 +28529,17 @@
         <w:t xml:space="preserve"> </w:t>
       </w:r>
       <w:r>
-        <w:t xml:space="preserve">reported: without it, a broken harness and a capability wall look identical.</w:t>
+        <w:t xml:space="preserve">reported. Without this check, candidate failures cannot be attributed to model</w:t>
+      </w:r>
+      <w:r>
+        <w:t xml:space="preserve"> </w:t>
+      </w:r>
+      <w:r>
+        <w:t xml:space="preserve">capability because the sandbox can produce the same observed outcome.</w:t>
       </w:r>
     </w:p>
-    <w:bookmarkEnd w:id="77"/>
-    <w:bookmarkStart w:id="78" w:name="sec:budget"/>
+    <w:bookmarkEnd w:id="79"/>
+    <w:bookmarkStart w:id="80" w:name="sec:budget"/>
     <w:p>
       <w:pPr>
         <w:pStyle w:val="Heading2"/>
@@ -28667,27 +29083,77 @@
         </m:r>
       </m:oMath>
       <w:r>
-        <w:t xml:space="preserve">, so E4 fired—the same item-supply condition, with the quantile cut at</w:t>
-      </w:r>
-      <w:r>
-        <w:t xml:space="preserve"> </w:t>
-      </w:r>
-      <m:oMath>
-        <m:r>
-          <m:t>0.750</m:t>
-        </m:r>
-      </m:oMath>
-      <w:r>
-        <w:t xml:space="preserve"> </w:t>
-      </w:r>
-      <w:r>
-        <w:t xml:space="preserve">and the gated set again non-empty, and not the degenerate case</w:t>
-      </w:r>
-      <w:r>
-        <w:t xml:space="preserve"> </w:t>
-      </w:r>
-      <w:r>
-        <w:t xml:space="preserve">finding (f) reports. That abstention is testable rather than a matter of taste,</w:t>
+        <w:t xml:space="preserve">, so</w:t>
+      </w:r>
+      <w:r>
+        <w:t xml:space="preserve"> </w:t>
+      </w:r>
+      <m:oMath>
+        <m:sSub>
+          <m:e>
+            <m:r>
+              <m:t>A</m:t>
+            </m:r>
+          </m:e>
+          <m:sub>
+            <m:r>
+              <m:rPr>
+                <m:sty m:val="p"/>
+              </m:rPr>
+              <m:t>s</m:t>
+            </m:r>
+            <m:r>
+              <m:rPr>
+                <m:sty m:val="p"/>
+              </m:rPr>
+              <m:t>i</m:t>
+            </m:r>
+            <m:r>
+              <m:rPr>
+                <m:sty m:val="p"/>
+              </m:rPr>
+              <m:t>z</m:t>
+            </m:r>
+            <m:r>
+              <m:rPr>
+                <m:sty m:val="p"/>
+              </m:rPr>
+              <m:t>e</m:t>
+            </m:r>
+          </m:sub>
+        </m:sSub>
+      </m:oMath>
+      <w:r>
+        <w:t xml:space="preserve"> </w:t>
+      </w:r>
+      <w:r>
+        <w:t xml:space="preserve">fired. This is the same item-supply condition,</w:t>
+      </w:r>
+      <w:r>
+        <w:t xml:space="preserve"> </w:t>
+      </w:r>
+      <w:r>
+        <w:t xml:space="preserve">with the quantile cut at</w:t>
+      </w:r>
+      <w:r>
+        <w:t xml:space="preserve"> </w:t>
+      </w:r>
+      <m:oMath>
+        <m:r>
+          <m:t>0.875</m:t>
+        </m:r>
+      </m:oMath>
+      <w:r>
+        <w:t xml:space="preserve"> </w:t>
+      </w:r>
+      <w:r>
+        <w:t xml:space="preserve">and the gated set again non-empty. It differs</w:t>
+      </w:r>
+      <w:r>
+        <w:t xml:space="preserve"> </w:t>
+      </w:r>
+      <w:r>
+        <w:t xml:space="preserve">from the degenerate quantile case in the planted-sensitivity replay. That abstention is testable,</w:t>
       </w:r>
       <w:r>
         <w:t xml:space="preserve"> </w:t>
@@ -28881,12 +29347,32 @@
         <w:t xml:space="preserve"> </w:t>
       </w:r>
       <w:r>
-        <w:t xml:space="preserve">half of them, and none of the reachable configurations is significant.</w:t>
+        <w:t xml:space="preserve">half of them, and none of the reachable configurations reaches</w:t>
+      </w:r>
+      <w:r>
+        <w:t xml:space="preserve"> </w:t>
+      </w:r>
+      <m:oMath>
+        <m:r>
+          <m:t>p</m:t>
+        </m:r>
+        <m:r>
+          <m:rPr>
+            <m:sty m:val="p"/>
+          </m:rPr>
+          <m:t>&lt;</m:t>
+        </m:r>
+        <m:r>
+          <m:t>0.05</m:t>
+        </m:r>
+      </m:oMath>
+      <w:r>
+        <w:t xml:space="preserve">.</w:t>
       </w:r>
     </w:p>
-    <w:bookmarkEnd w:id="78"/>
-    <w:bookmarkEnd w:id="79"/>
-    <w:bookmarkStart w:id="80" w:name="sec:limits"/>
+    <w:bookmarkEnd w:id="80"/>
+    <w:bookmarkEnd w:id="81"/>
+    <w:bookmarkStart w:id="82" w:name="sec:limits"/>
     <w:p>
       <w:pPr>
         <w:pStyle w:val="Heading1"/>
@@ -28983,19 +29469,13 @@
         <w:t xml:space="preserve">tact</w:t>
       </w:r>
       <w:r>
-        <w:t xml:space="preserve">’s own invariance group, so passing them tests that the</w:t>
-      </w:r>
-      <w:r>
-        <w:t xml:space="preserve"> </w:t>
-      </w:r>
-      <w:r>
-        <w:t xml:space="preserve">implementation respects an invariance it was built to have rather than</w:t>
-      </w:r>
-      <w:r>
-        <w:t xml:space="preserve"> </w:t>
-      </w:r>
-      <w:r>
-        <w:t xml:space="preserve">probing an untested regime; mechanism-recovery claims (does</w:t>
+        <w:t xml:space="preserve">’s own invariance group, so passing them shows only that the</w:t>
+      </w:r>
+      <w:r>
+        <w:t xml:space="preserve"> </w:t>
+      </w:r>
+      <w:r>
+        <w:t xml:space="preserve">implementation respects an invariance it was built to have; mechanism-recovery claims (does</w:t>
       </w:r>
       <w:r>
         <w:t xml:space="preserve"> </w:t>
@@ -29418,7 +29898,45 @@
         </m:r>
       </m:oMath>
       <w:r>
-        <w:t xml:space="preserve">. None of the four alarms fires, because E1 keys on</w:t>
+        <w:t xml:space="preserve">. None of the four alarms fires, because</w:t>
+      </w:r>
+      <w:r>
+        <w:t xml:space="preserve"> </w:t>
+      </w:r>
+      <m:oMath>
+        <m:sSub>
+          <m:e>
+            <m:r>
+              <m:t>A</m:t>
+            </m:r>
+          </m:e>
+          <m:sub>
+            <m:r>
+              <m:rPr>
+                <m:sty m:val="p"/>
+              </m:rPr>
+              <m:t>d</m:t>
+            </m:r>
+            <m:r>
+              <m:rPr>
+                <m:sty m:val="p"/>
+              </m:rPr>
+              <m:t>u</m:t>
+            </m:r>
+            <m:r>
+              <m:rPr>
+                <m:sty m:val="p"/>
+              </m:rPr>
+              <m:t>p</m:t>
+            </m:r>
+          </m:sub>
+        </m:sSub>
+      </m:oMath>
+      <w:r>
+        <w:t xml:space="preserve"> </w:t>
+      </w:r>
+      <w:r>
+        <w:t xml:space="preserve">keys on</w:t>
       </w:r>
       <w:r>
         <w:t xml:space="preserve"> </w:t>
@@ -29448,7 +29966,7 @@
         <w:t xml:space="preserve"> </w:t>
       </w:r>
       <w:r>
-        <w:t xml:space="preserve">semi-label-free mode (sign from</w:t>
+        <w:t xml:space="preserve">semi-label-free mode uses</w:t>
       </w:r>
       <w:r>
         <w:t xml:space="preserve"> </w:t>
@@ -29468,19 +29986,19 @@
         <w:t xml:space="preserve"> </w:t>
       </w:r>
       <w:r>
-        <w:t xml:space="preserve">labels) should be the default rather</w:t>
-      </w:r>
-      <w:r>
-        <w:t xml:space="preserve"> </w:t>
-      </w:r>
-      <w:r>
-        <w:t xml:space="preserve">than an optional refinement. The other standard remedy is not tried here and</w:t>
-      </w:r>
-      <w:r>
-        <w:t xml:space="preserve"> </w:t>
-      </w:r>
-      <w:r>
-        <w:t xml:space="preserve">should be: the failure is driven by a semantically tight wrong cluster that</w:t>
+        <w:t xml:space="preserve">labels to identify the sign; the fully</w:t>
+      </w:r>
+      <w:r>
+        <w:t xml:space="preserve"> </w:t>
+      </w:r>
+      <w:r>
+        <w:t xml:space="preserve">label-free path has no corresponding guard. A second possible remedy is semantic</w:t>
+      </w:r>
+      <w:r>
+        <w:t xml:space="preserve"> </w:t>
+      </w:r>
+      <w:r>
+        <w:t xml:space="preserve">clustering. It is not evaluated here, although the failure is driven by a semantically tight wrong cluster that</w:t>
       </w:r>
       <w:r>
         <w:t xml:space="preserve"> </w:t>
@@ -29585,7 +30103,7 @@
           <w:b/>
           <w:bCs/>
         </w:rPr>
-        <w:t xml:space="preserve">The thin window.</w:t>
+        <w:t xml:space="preserve">The thin-window phenomenon.</w:t>
       </w:r>
       <w:r>
         <w:t xml:space="preserve"> </w:t>
@@ -29651,25 +30169,34 @@
         <w:t xml:space="preserve"> </w:t>
       </w:r>
       <w:r>
-        <w:t xml:space="preserve">saturated straight to capability-limited. Two consequences follow for the</w:t>
-      </w:r>
-      <w:r>
-        <w:t xml:space="preserve"> </w:t>
-      </w:r>
-      <w:r>
-        <w:t xml:space="preserve">method proposed here. First, abstention is not a conservative compromise but</w:t>
-      </w:r>
-      <w:r>
-        <w:t xml:space="preserve"> </w:t>
-      </w:r>
-      <w:r>
-        <w:t xml:space="preserve">the only correct default, and the measured cost of acting anyway was negative</w:t>
-      </w:r>
-      <w:r>
-        <w:t xml:space="preserve"> </w:t>
-      </w:r>
-      <w:r>
-        <w:t xml:space="preserve">on both real substrates (best-single-confidence loses</w:t>
+        <w:t xml:space="preserve">saturated straight to capability-limited. At these widths, the real campaigns</w:t>
+      </w:r>
+      <w:r>
+        <w:t xml:space="preserve"> </w:t>
+      </w:r>
+      <w:r>
+        <w:t xml:space="preserve">provide no evidence for changing the</w:t>
+      </w:r>
+      <w:r>
+        <w:t xml:space="preserve"> </w:t>
+      </w:r>
+      <w:r>
+        <w:rPr>
+          <w:smallCaps/>
+        </w:rPr>
+        <w:t xml:space="preserve">sc</w:t>
+      </w:r>
+      <w:r>
+        <w:t xml:space="preserve"> </w:t>
+      </w:r>
+      <w:r>
+        <w:t xml:space="preserve">decision. Best-single-confidence,</w:t>
+      </w:r>
+      <w:r>
+        <w:t xml:space="preserve"> </w:t>
+      </w:r>
+      <w:r>
+        <w:t xml:space="preserve">which uses the confidence channel on every item, loses</w:t>
       </w:r>
       <w:r>
         <w:t xml:space="preserve"> </w:t>
@@ -29683,13 +30210,7 @@
         <w:t xml:space="preserve"> </w:t>
       </w:r>
       <w:r>
-        <w:t xml:space="preserve">points in</w:t>
-      </w:r>
-      <w:r>
-        <w:t xml:space="preserve"> </w:t>
-      </w:r>
-      <w:r>
-        <w:t xml:space="preserve">Table </w:t>
+        <w:t xml:space="preserve">points in Table </w:t>
       </w:r>
       <w:hyperlink w:anchor="tab:hard">
         <w:r>
@@ -29700,10 +30221,13 @@
         </w:r>
       </w:hyperlink>
       <w:r>
-        <w:t xml:space="preserve"> </w:t>
-      </w:r>
-      <w:r>
-        <w:t xml:space="preserve">where the dead zone holds</w:t>
+        <w:t xml:space="preserve">,</w:t>
+      </w:r>
+      <w:r>
+        <w:t xml:space="preserve"> </w:t>
+      </w:r>
+      <w:r>
+        <w:t xml:space="preserve">while the dead zone holds</w:t>
       </w:r>
       <w:r>
         <w:t xml:space="preserve"> </w:t>
@@ -29733,37 +30257,25 @@
         <w:t xml:space="preserve"> </w:t>
       </w:r>
       <w:r>
-        <w:t xml:space="preserve">floor).</w:t>
-      </w:r>
-      <w:r>
-        <w:t xml:space="preserve"> </w:t>
-      </w:r>
-      <w:r>
-        <w:t xml:space="preserve">Second, an aggregation gain of the size reported on the synthetic harness is</w:t>
-      </w:r>
-      <w:r>
-        <w:t xml:space="preserve"> </w:t>
-      </w:r>
-      <w:r>
-        <w:t xml:space="preserve">not measurable on a benchmark of a few hundred items at these window widths,</w:t>
-      </w:r>
-      <w:r>
-        <w:t xml:space="preserve"> </w:t>
-      </w:r>
-      <w:r>
-        <w:t xml:space="preserve">which is why the real-trace claim in this paper is confined to the premise</w:t>
-      </w:r>
-      <w:r>
-        <w:t xml:space="preserve"> </w:t>
-      </w:r>
-      <w:r>
-        <w:t xml:space="preserve">(the channel exists and is signed) and to the abstention behaviour, and does</w:t>
-      </w:r>
-      <w:r>
-        <w:t xml:space="preserve"> </w:t>
-      </w:r>
-      <w:r>
-        <w:t xml:space="preserve">not extend to accuracy. Demonstrating the gain needs a (model, benchmark)</w:t>
+        <w:t xml:space="preserve">floor. A synthetic gain of the</w:t>
+      </w:r>
+      <w:r>
+        <w:t xml:space="preserve"> </w:t>
+      </w:r>
+      <w:r>
+        <w:t xml:space="preserve">reported size is also not measurable on a benchmark of a few hundred items.</w:t>
+      </w:r>
+      <w:r>
+        <w:t xml:space="preserve"> </w:t>
+      </w:r>
+      <w:r>
+        <w:t xml:space="preserve">The real-trace claim is therefore limited to signed channel measurement and</w:t>
+      </w:r>
+      <w:r>
+        <w:t xml:space="preserve"> </w:t>
+      </w:r>
+      <w:r>
+        <w:t xml:space="preserve">the observed abstention behaviour. Demonstrating an accuracy gain needs a (model, benchmark)</w:t>
       </w:r>
       <w:r>
         <w:t xml:space="preserve"> </w:t>
@@ -29823,13 +30335,7 @@
         <w:t xml:space="preserve"> </w:t>
       </w:r>
       <w:r>
-        <w:t xml:space="preserve">adds the one axis that does widen the window, and it</w:t>
-      </w:r>
-      <w:r>
-        <w:t xml:space="preserve"> </w:t>
-      </w:r>
-      <w:r>
-        <w:t xml:space="preserve">cuts the same way: with the window at</w:t>
+        <w:t xml:space="preserve">widens the window to</w:t>
       </w:r>
       <w:r>
         <w:t xml:space="preserve"> </w:t>
@@ -29846,22 +30352,19 @@
         </m:r>
       </m:oMath>
       <w:r>
-        <w:t xml:space="preserve"> </w:t>
-      </w:r>
-      <w:r>
-        <w:t xml:space="preserve">and an oracle able to convert</w:t>
-      </w:r>
-      <w:r>
-        <w:t xml:space="preserve"> </w:t>
-      </w:r>
-      <w:r>
-        <w:t xml:space="preserve">nine items, confidence weighting still reaches fewer than half of them. The</w:t>
-      </w:r>
-      <w:r>
-        <w:t xml:space="preserve"> </w:t>
-      </w:r>
-      <w:r>
-        <w:t xml:space="preserve">width of the window is not the only thing in the way.</w:t>
+        <w:t xml:space="preserve">, with an oracle able to</w:t>
+      </w:r>
+      <w:r>
+        <w:t xml:space="preserve"> </w:t>
+      </w:r>
+      <w:r>
+        <w:t xml:space="preserve">convert nine items, yet confidence weighting reaches fewer than half of them.</w:t>
+      </w:r>
+      <w:r>
+        <w:t xml:space="preserve"> </w:t>
+      </w:r>
+      <w:r>
+        <w:t xml:space="preserve">Both window width and conversion efficiency constrain the measured gain.</w:t>
       </w:r>
     </w:p>
     <w:p>
@@ -29929,13 +30432,13 @@
         <w:t xml:space="preserve"> </w:t>
       </w:r>
       <w:r>
-        <w:t xml:space="preserve">and neither was swept. If the sampling regime is a controllable input rather</w:t>
-      </w:r>
-      <w:r>
-        <w:t xml:space="preserve"> </w:t>
-      </w:r>
-      <w:r>
-        <w:t xml:space="preserve">than a fixed property of the substrate, the question changes from</w:t>
+        <w:t xml:space="preserve">and neither was swept. If the sampling regime is a controllable input, not a fixed property</w:t>
+      </w:r>
+      <w:r>
+        <w:t xml:space="preserve"> </w:t>
+      </w:r>
+      <w:r>
+        <w:t xml:space="preserve">of the substrate, the question changes from</w:t>
       </w:r>
       <w:r>
         <w:t xml:space="preserve"> </w:t>
@@ -30075,8 +30578,8 @@
         <w:t xml:space="preserve">measurement here is what makes it worth attempting.</w:t>
       </w:r>
     </w:p>
-    <w:bookmarkEnd w:id="80"/>
-    <w:bookmarkStart w:id="81" w:name="conclusion"/>
+    <w:bookmarkEnd w:id="82"/>
+    <w:bookmarkStart w:id="83" w:name="conclusion"/>
     <w:p>
       <w:pPr>
         <w:pStyle w:val="Heading1"/>
@@ -30099,43 +30602,19 @@
         <w:t xml:space="preserve"> </w:t>
       </w:r>
       <w:r>
-        <w:t xml:space="preserve">turns</w:t>
-      </w:r>
-      <w:r>
-        <w:t xml:space="preserve"> </w:t>
-      </w:r>
-      <w:r>
-        <w:t xml:space="preserve">“how far should this model’s confidence be trusted?”</w:t>
-      </w:r>
-      <w:r>
-        <w:t xml:space="preserve"> </w:t>
-      </w:r>
-      <w:r>
-        <w:t xml:space="preserve">into a</w:t>
-      </w:r>
-      <w:r>
-        <w:t xml:space="preserve"> </w:t>
-      </w:r>
-      <w:r>
-        <w:t xml:space="preserve">measured, signed, uncertainty-aware scalar, and recovers the sign without</w:t>
-      </w:r>
-      <w:r>
-        <w:t xml:space="preserve"> </w:t>
-      </w:r>
-      <w:r>
-        <w:t xml:space="preserve">labels under conditions this paper states and tests. The measurement that</w:t>
-      </w:r>
-      <w:r>
-        <w:t xml:space="preserve"> </w:t>
-      </w:r>
-      <w:r>
-        <w:t xml:space="preserve">frames it matters more than the estimator: across five substrates in two</w:t>
-      </w:r>
-      <w:r>
-        <w:t xml:space="preserve"> </w:t>
-      </w:r>
-      <w:r>
-        <w:t xml:space="preserve">domains, the stratum on which any label-free aggregation method can act is</w:t>
+        <w:t xml:space="preserve">estimates a signed, uncertainty-aware scalar for confidence-weighted</w:t>
+      </w:r>
+      <w:r>
+        <w:t xml:space="preserve"> </w:t>
+      </w:r>
+      <w:r>
+        <w:t xml:space="preserve">self-consistency and can recover its sign without labels under the stated</w:t>
+      </w:r>
+      <w:r>
+        <w:t xml:space="preserve"> </w:t>
+      </w:r>
+      <w:r>
+        <w:t xml:space="preserve">class-conditional-noise condition. Across five substrates in two domains, only</w:t>
       </w:r>
       <w:r>
         <w:t xml:space="preserve"> </w:t>
@@ -30163,23 +30642,67 @@
         <w:t xml:space="preserve"> </w:t>
       </w:r>
       <w:r>
-        <w:t xml:space="preserve">of items, and on both real substrates the in-pool oracle cannot</w:t>
-      </w:r>
-      <w:r>
-        <w:t xml:space="preserve"> </w:t>
-      </w:r>
-      <w:r>
-        <w:t xml:space="preserve">clear a pre-registered endpoint. In that regime the useful property of an</w:t>
-      </w:r>
-      <w:r>
-        <w:t xml:space="preserve"> </w:t>
-      </w:r>
-      <w:r>
-        <w:t xml:space="preserve">estimator is knowing when not to act, which the dead zone does exactly.</w:t>
+        <w:t xml:space="preserve">of items fall within the stratum where label-free aggregation</w:t>
+      </w:r>
+      <w:r>
+        <w:t xml:space="preserve"> </w:t>
+      </w:r>
+      <w:r>
+        <w:t xml:space="preserve">could change an incorrect plurality to the correct in-pool answer. Neither</w:t>
+      </w:r>
+      <w:r>
+        <w:t xml:space="preserve"> </w:t>
+      </w:r>
+      <w:r>
+        <w:t xml:space="preserve">real-trace campaign provides enough such items for the in-pool oracle to clear</w:t>
+      </w:r>
+      <w:r>
+        <w:t xml:space="preserve"> </w:t>
+      </w:r>
+      <w:r>
+        <w:t xml:space="preserve">the pre-registered accuracy endpoint. In both campaigns, the dead zone sets</w:t>
+      </w:r>
+      <w:r>
+        <w:t xml:space="preserve"> </w:t>
+      </w:r>
+      <m:oMath>
+        <m:r>
+          <m:t>γ</m:t>
+        </m:r>
+        <m:r>
+          <m:rPr>
+            <m:sty m:val="p"/>
+          </m:rPr>
+          <m:t>=</m:t>
+        </m:r>
+        <m:r>
+          <m:t>0</m:t>
+        </m:r>
+      </m:oMath>
+      <w:r>
+        <w:t xml:space="preserve"> </w:t>
+      </w:r>
+      <w:r>
+        <w:t xml:space="preserve">and reproduces the corresponding</w:t>
+      </w:r>
+      <w:r>
+        <w:t xml:space="preserve"> </w:t>
+      </w:r>
+      <w:r>
+        <w:rPr>
+          <w:smallCaps/>
+        </w:rPr>
+        <w:t xml:space="preserve">sc</w:t>
+      </w:r>
+      <w:r>
+        <w:t xml:space="preserve"> </w:t>
+      </w:r>
+      <w:r>
+        <w:t xml:space="preserve">decisions.</w:t>
       </w:r>
     </w:p>
-    <w:bookmarkEnd w:id="81"/>
-    <w:bookmarkStart w:id="83" w:name="code-and-data-availability"/>
+    <w:bookmarkEnd w:id="83"/>
+    <w:bookmarkStart w:id="85" w:name="code-and-data-availability"/>
     <w:p>
       <w:pPr>
         <w:pStyle w:val="Heading1"/>
@@ -30198,7 +30721,7 @@
       <w:r>
         <w:t xml:space="preserve"> </w:t>
       </w:r>
-      <w:hyperlink r:id="rId82">
+      <w:hyperlink r:id="rId84">
         <w:r>
           <w:rPr>
             <w:rStyle w:val="Hyperlink"/>
@@ -30245,7 +30768,7 @@
         <w:rPr>
           <w:rStyle w:val="VerbatimChar"/>
         </w:rPr>
-        <w:t xml:space="preserve">35ad160</w:t>
+        <w:t xml:space="preserve">5f14b20</w:t>
       </w:r>
       <w:r>
         <w:t xml:space="preserve">; the synthetic results by</w:t>
@@ -30393,8 +30916,8 @@
         <w:t xml:space="preserve">the same JSON.</w:t>
       </w:r>
     </w:p>
-    <w:bookmarkEnd w:id="83"/>
-    <w:bookmarkStart w:id="85" w:name="app:notation"/>
+    <w:bookmarkEnd w:id="85"/>
+    <w:bookmarkStart w:id="87" w:name="app:notation"/>
     <w:p>
       <w:pPr>
         <w:pStyle w:val="Heading1"/>
@@ -30403,7 +30926,7 @@
         <w:t xml:space="preserve">Notation</w:t>
       </w:r>
     </w:p>
-    <w:bookmarkStart w:id="84" w:name="tab:notation"/>
+    <w:bookmarkStart w:id="86" w:name="tab:notation"/>
     <w:p>
       <w:pPr>
         <w:pStyle w:val="TableCaption"/>
@@ -31272,7 +31795,7 @@
                 <m:t>2</m:t>
               </m:r>
               <m:r>
-                <m:t> </m:t>
+                <m:t xml:space="preserve"> </m:t>
               </m:r>
               <m:sSub>
                 <m:e>
@@ -31320,7 +31843,7 @@
                 <m:t>2</m:t>
               </m:r>
               <m:r>
-                <m:t> </m:t>
+                <m:t xml:space="preserve"> </m:t>
               </m:r>
               <m:sSub>
                 <m:e>
@@ -32366,30 +32889,62 @@
               <m:sSub>
                 <m:e>
                   <m:r>
-                    <m:t>E</m:t>
+                    <m:t>A</m:t>
                   </m:r>
                 </m:e>
                 <m:sub>
                   <m:r>
-                    <m:t>1</m:t>
+                    <m:rPr>
+                      <m:sty m:val="p"/>
+                    </m:rPr>
+                    <m:t>d</m:t>
+                  </m:r>
+                  <m:r>
+                    <m:rPr>
+                      <m:sty m:val="p"/>
+                    </m:rPr>
+                    <m:t>u</m:t>
+                  </m:r>
+                  <m:r>
+                    <m:rPr>
+                      <m:sty m:val="p"/>
+                    </m:rPr>
+                    <m:t>p</m:t>
                   </m:r>
                 </m:sub>
               </m:sSub>
-              <m:r>
-                <m:rPr>
-                  <m:sty m:val="p"/>
-                </m:rPr>
-                <m:t>…</m:t>
-              </m:r>
+            </m:oMath>
+            <w:r>
+              <w:t xml:space="preserve">,</w:t>
+            </w:r>
+            <w:r>
+              <w:t xml:space="preserve"> </w:t>
+            </w:r>
+            <m:oMath>
               <m:sSub>
                 <m:e>
                   <m:r>
-                    <m:t>E</m:t>
+                    <m:t>A</m:t>
                   </m:r>
                 </m:e>
                 <m:sub>
                   <m:r>
-                    <m:t>4</m:t>
+                    <m:rPr>
+                      <m:sty m:val="p"/>
+                    </m:rPr>
+                    <m:t>m</m:t>
+                  </m:r>
+                  <m:r>
+                    <m:rPr>
+                      <m:sty m:val="p"/>
+                    </m:rPr>
+                    <m:t>g</m:t>
+                  </m:r>
+                  <m:r>
+                    <m:rPr>
+                      <m:sty m:val="p"/>
+                    </m:rPr>
+                    <m:t>n</m:t>
                   </m:r>
                 </m:sub>
               </m:sSub>
@@ -32404,25 +32959,107 @@
               <w:jc w:val="left"/>
             </w:pPr>
             <w:r>
-              <w:t xml:space="preserve">the four alarms; any one forces</w:t>
+              <w:t xml:space="preserve">duplicate-collapse and margin-decoupling alarms</w:t>
+            </w:r>
+          </w:p>
+        </w:tc>
+      </w:tr>
+      <w:tr>
+        <w:tc>
+          <w:tcPr/>
+          <w:p>
+            <w:pPr>
+              <w:pStyle w:val="Compact"/>
+              <w:jc w:val="left"/>
+            </w:pPr>
+            <m:oMath>
+              <m:sSub>
+                <m:e>
+                  <m:r>
+                    <m:t>A</m:t>
+                  </m:r>
+                </m:e>
+                <m:sub>
+                  <m:r>
+                    <m:rPr>
+                      <m:sty m:val="p"/>
+                    </m:rPr>
+                    <m:t>r</m:t>
+                  </m:r>
+                  <m:r>
+                    <m:rPr>
+                      <m:sty m:val="p"/>
+                    </m:rPr>
+                    <m:t>o</m:t>
+                  </m:r>
+                  <m:r>
+                    <m:rPr>
+                      <m:sty m:val="p"/>
+                    </m:rPr>
+                    <m:t>o</m:t>
+                  </m:r>
+                  <m:r>
+                    <m:rPr>
+                      <m:sty m:val="p"/>
+                    </m:rPr>
+                    <m:t>t</m:t>
+                  </m:r>
+                </m:sub>
+              </m:sSub>
+            </m:oMath>
+            <w:r>
+              <w:t xml:space="preserve">,</w:t>
             </w:r>
             <w:r>
               <w:t xml:space="preserve"> </w:t>
             </w:r>
             <m:oMath>
-              <m:r>
-                <m:t>γ</m:t>
-              </m:r>
-              <m:r>
-                <m:rPr>
-                  <m:sty m:val="p"/>
-                </m:rPr>
-                <m:t>=</m:t>
-              </m:r>
-              <m:r>
-                <m:t>0</m:t>
-              </m:r>
+              <m:sSub>
+                <m:e>
+                  <m:r>
+                    <m:t>A</m:t>
+                  </m:r>
+                </m:e>
+                <m:sub>
+                  <m:r>
+                    <m:rPr>
+                      <m:sty m:val="p"/>
+                    </m:rPr>
+                    <m:t>s</m:t>
+                  </m:r>
+                  <m:r>
+                    <m:rPr>
+                      <m:sty m:val="p"/>
+                    </m:rPr>
+                    <m:t>i</m:t>
+                  </m:r>
+                  <m:r>
+                    <m:rPr>
+                      <m:sty m:val="p"/>
+                    </m:rPr>
+                    <m:t>z</m:t>
+                  </m:r>
+                  <m:r>
+                    <m:rPr>
+                      <m:sty m:val="p"/>
+                    </m:rPr>
+                    <m:t>e</m:t>
+                  </m:r>
+                </m:sub>
+              </m:sSub>
             </m:oMath>
+          </w:p>
+        </w:tc>
+        <w:tc>
+          <w:tcPr/>
+          <w:p>
+            <w:pPr>
+              <w:pStyle w:val="Compact"/>
+              <w:jc w:val="left"/>
+            </w:pPr>
+            <w:r>
+              <w:t xml:space="preserve">split-root ambiguity and gated-item supply alarms</w:t>
+            </w:r>
           </w:p>
         </w:tc>
       </w:tr>
@@ -32449,7 +33086,7 @@
               <w:jc w:val="left"/>
             </w:pPr>
             <w:r>
-              <w:t xml:space="preserve">margin-decoupling statistic behind</w:t>
+              <w:t xml:space="preserve">statistic used by</w:t>
             </w:r>
             <w:r>
               <w:t xml:space="preserve"> </w:t>
@@ -32458,12 +33095,27 @@
               <m:sSub>
                 <m:e>
                   <m:r>
-                    <m:t>E</m:t>
+                    <m:t>A</m:t>
                   </m:r>
                 </m:e>
                 <m:sub>
                   <m:r>
-                    <m:t>2</m:t>
+                    <m:rPr>
+                      <m:sty m:val="p"/>
+                    </m:rPr>
+                    <m:t>m</m:t>
+                  </m:r>
+                  <m:r>
+                    <m:rPr>
+                      <m:sty m:val="p"/>
+                    </m:rPr>
+                    <m:t>g</m:t>
+                  </m:r>
+                  <m:r>
+                    <m:rPr>
+                      <m:sty m:val="p"/>
+                    </m:rPr>
+                    <m:t>n</m:t>
                   </m:r>
                 </m:sub>
               </m:sSub>
@@ -32557,9 +33209,9 @@
         </w:tc>
       </w:tr>
     </w:tbl>
-    <w:bookmarkEnd w:id="84"/>
-    <w:bookmarkEnd w:id="85"/>
-    <w:bookmarkStart w:id="138" w:name="references"/>
+    <w:bookmarkEnd w:id="86"/>
+    <w:bookmarkEnd w:id="87"/>
+    <w:bookmarkStart w:id="140" w:name="references"/>
     <w:p>
       <w:pPr>
         <w:pStyle w:val="Heading1"/>
@@ -32576,15 +33228,20 @@
         <w:t xml:space="preserve">99</w:t>
       </w:r>
     </w:p>
+    <w:bookmarkStart w:id="88" w:name="bib:wang2023selfconsistency"/>
     <w:p>
       <w:pPr>
         <w:pStyle w:val="BodyText"/>
       </w:pPr>
-      <w:bookmarkStart w:id="86" w:name="bib:wang2023selfconsistency"/>
-      <w:bookmarkEnd w:id="86"/>
-      <w:r>
-        <w:t xml:space="preserve"> </w:t>
-      </w:r>
+      <w:r>
+        <w:t xml:space="preserve">[1]</w:t>
+      </w:r>
+    </w:p>
+    <w:bookmarkEnd w:id="88"/>
+    <w:p>
+      <w:pPr>
+        <w:pStyle w:val="BodyText"/>
+      </w:pPr>
       <w:r>
         <w:t xml:space="preserve">X. Wang, J. Wei, D. Schuurmans, Q. Le, E. Chi, S. Narang, A. Chowdhery, and D. Zhou,</w:t>
       </w:r>
@@ -32613,7 +33270,7 @@
       <w:r>
         <w:t xml:space="preserve">, 2023. </w:t>
       </w:r>
-      <w:hyperlink r:id="rId87">
+      <w:hyperlink r:id="rId89">
         <w:r>
           <w:rPr>
             <w:rStyle w:val="Hyperlink"/>
@@ -32622,15 +33279,20 @@
         </w:r>
       </w:hyperlink>
     </w:p>
+    <w:bookmarkStart w:id="90" w:name="bib:tian2023just"/>
     <w:p>
       <w:pPr>
         <w:pStyle w:val="BodyText"/>
       </w:pPr>
-      <w:bookmarkStart w:id="88" w:name="bib:tian2023just"/>
-      <w:bookmarkEnd w:id="88"/>
-      <w:r>
-        <w:t xml:space="preserve"> </w:t>
-      </w:r>
+      <w:r>
+        <w:t xml:space="preserve">[2]</w:t>
+      </w:r>
+    </w:p>
+    <w:bookmarkEnd w:id="90"/>
+    <w:p>
+      <w:pPr>
+        <w:pStyle w:val="BodyText"/>
+      </w:pPr>
       <w:r>
         <w:t xml:space="preserve">K. Tian</w:t>
       </w:r>
@@ -32672,7 +33334,7 @@
       <w:r>
         <w:t xml:space="preserve">, 2023. </w:t>
       </w:r>
-      <w:hyperlink r:id="rId89">
+      <w:hyperlink r:id="rId91">
         <w:r>
           <w:rPr>
             <w:rStyle w:val="Hyperlink"/>
@@ -32681,15 +33343,20 @@
         </w:r>
       </w:hyperlink>
     </w:p>
+    <w:bookmarkStart w:id="92" w:name="bib:xiong2024can"/>
     <w:p>
       <w:pPr>
         <w:pStyle w:val="BodyText"/>
       </w:pPr>
-      <w:bookmarkStart w:id="90" w:name="bib:xiong2024can"/>
-      <w:bookmarkEnd w:id="90"/>
-      <w:r>
-        <w:t xml:space="preserve"> </w:t>
-      </w:r>
+      <w:r>
+        <w:t xml:space="preserve">[3]</w:t>
+      </w:r>
+    </w:p>
+    <w:bookmarkEnd w:id="92"/>
+    <w:p>
+      <w:pPr>
+        <w:pStyle w:val="BodyText"/>
+      </w:pPr>
       <w:r>
         <w:t xml:space="preserve">M. Xiong</w:t>
       </w:r>
@@ -32731,7 +33398,7 @@
       <w:r>
         <w:t xml:space="preserve">, 2024. </w:t>
       </w:r>
-      <w:hyperlink r:id="rId91">
+      <w:hyperlink r:id="rId93">
         <w:r>
           <w:rPr>
             <w:rStyle w:val="Hyperlink"/>
@@ -32740,15 +33407,20 @@
         </w:r>
       </w:hyperlink>
     </w:p>
+    <w:bookmarkStart w:id="94" w:name="bib:kadavath2022language"/>
     <w:p>
       <w:pPr>
         <w:pStyle w:val="BodyText"/>
       </w:pPr>
-      <w:bookmarkStart w:id="92" w:name="bib:kadavath2022language"/>
-      <w:bookmarkEnd w:id="92"/>
-      <w:r>
-        <w:t xml:space="preserve"> </w:t>
-      </w:r>
+      <w:r>
+        <w:t xml:space="preserve">[4]</w:t>
+      </w:r>
+    </w:p>
+    <w:bookmarkEnd w:id="94"/>
+    <w:p>
+      <w:pPr>
+        <w:pStyle w:val="BodyText"/>
+      </w:pPr>
       <w:r>
         <w:t xml:space="preserve">S. Kadavath</w:t>
       </w:r>
@@ -32777,7 +33449,7 @@
       <w:r>
         <w:t xml:space="preserve">arXiv:2207.05221, 2022. </w:t>
       </w:r>
-      <w:hyperlink r:id="rId93">
+      <w:hyperlink r:id="rId95">
         <w:r>
           <w:rPr>
             <w:rStyle w:val="Hyperlink"/>
@@ -32786,15 +33458,20 @@
         </w:r>
       </w:hyperlink>
     </w:p>
+    <w:bookmarkStart w:id="96" w:name="bib:taubenfeld2025cisc"/>
     <w:p>
       <w:pPr>
         <w:pStyle w:val="BodyText"/>
       </w:pPr>
-      <w:bookmarkStart w:id="94" w:name="bib:taubenfeld2025cisc"/>
-      <w:bookmarkEnd w:id="94"/>
-      <w:r>
-        <w:t xml:space="preserve"> </w:t>
-      </w:r>
+      <w:r>
+        <w:t xml:space="preserve">[5]</w:t>
+      </w:r>
+    </w:p>
+    <w:bookmarkEnd w:id="96"/>
+    <w:p>
+      <w:pPr>
+        <w:pStyle w:val="BodyText"/>
+      </w:pPr>
       <w:r>
         <w:t xml:space="preserve">A. Taubenfeld</w:t>
       </w:r>
@@ -32836,7 +33513,7 @@
       <w:r>
         <w:t xml:space="preserve">, 2025, arXiv:2502.06233. </w:t>
       </w:r>
-      <w:hyperlink r:id="rId95">
+      <w:hyperlink r:id="rId97">
         <w:r>
           <w:rPr>
             <w:rStyle w:val="Hyperlink"/>
@@ -32845,15 +33522,20 @@
         </w:r>
       </w:hyperlink>
     </w:p>
+    <w:bookmarkStart w:id="98" w:name="bib:reasc2026"/>
     <w:p>
       <w:pPr>
         <w:pStyle w:val="BodyText"/>
       </w:pPr>
-      <w:bookmarkStart w:id="96" w:name="bib:reasc2026"/>
-      <w:bookmarkEnd w:id="96"/>
-      <w:r>
-        <w:t xml:space="preserve"> </w:t>
-      </w:r>
+      <w:r>
+        <w:t xml:space="preserve">[6]</w:t>
+      </w:r>
+    </w:p>
+    <w:bookmarkEnd w:id="98"/>
+    <w:p>
+      <w:pPr>
+        <w:pStyle w:val="BodyText"/>
+      </w:pPr>
       <w:r>
         <w:t xml:space="preserve">J. Kim, N. Yang, K. Min, and K. Jung,</w:t>
       </w:r>
@@ -32882,7 +33564,7 @@
       <w:r>
         <w:t xml:space="preserve">, 2026, pp. 21575–21590. </w:t>
       </w:r>
-      <w:hyperlink r:id="rId97">
+      <w:hyperlink r:id="rId99">
         <w:r>
           <w:rPr>
             <w:rStyle w:val="Hyperlink"/>
@@ -32891,15 +33573,20 @@
         </w:r>
       </w:hyperlink>
     </w:p>
+    <w:bookmarkStart w:id="100" w:name="bib:deepconf2025"/>
     <w:p>
       <w:pPr>
         <w:pStyle w:val="BodyText"/>
       </w:pPr>
-      <w:bookmarkStart w:id="98" w:name="bib:deepconf2025"/>
-      <w:bookmarkEnd w:id="98"/>
-      <w:r>
-        <w:t xml:space="preserve"> </w:t>
-      </w:r>
+      <w:r>
+        <w:t xml:space="preserve">[7]</w:t>
+      </w:r>
+    </w:p>
+    <w:bookmarkEnd w:id="100"/>
+    <w:p>
+      <w:pPr>
+        <w:pStyle w:val="BodyText"/>
+      </w:pPr>
       <w:r>
         <w:t xml:space="preserve">Y. Fu</w:t>
       </w:r>
@@ -32928,7 +33615,7 @@
       <w:r>
         <w:t xml:space="preserve">arXiv:2508.15260, 2025. </w:t>
       </w:r>
-      <w:hyperlink r:id="rId99">
+      <w:hyperlink r:id="rId101">
         <w:r>
           <w:rPr>
             <w:rStyle w:val="Hyperlink"/>
@@ -32937,15 +33624,20 @@
         </w:r>
       </w:hyperlink>
     </w:p>
+    <w:bookmarkStart w:id="102" w:name="bib:huang2024rankcalibration"/>
     <w:p>
       <w:pPr>
         <w:pStyle w:val="BodyText"/>
       </w:pPr>
-      <w:bookmarkStart w:id="100" w:name="bib:huang2024rankcalibration"/>
-      <w:bookmarkEnd w:id="100"/>
-      <w:r>
-        <w:t xml:space="preserve"> </w:t>
-      </w:r>
+      <w:r>
+        <w:t xml:space="preserve">[8]</w:t>
+      </w:r>
+    </w:p>
+    <w:bookmarkEnd w:id="102"/>
+    <w:p>
+      <w:pPr>
+        <w:pStyle w:val="BodyText"/>
+      </w:pPr>
       <w:r>
         <w:t xml:space="preserve">X. Huang, S. Li, M. Yu, M. Sesia, H. Hassani, I. Lee, O. Bastani, and E. Dobriban,</w:t>
       </w:r>
@@ -32974,7 +33666,7 @@
       <w:r>
         <w:t xml:space="preserve">, 2024, pp. 284–312. </w:t>
       </w:r>
-      <w:hyperlink r:id="rId101">
+      <w:hyperlink r:id="rId103">
         <w:r>
           <w:rPr>
             <w:rStyle w:val="Hyperlink"/>
@@ -32983,15 +33675,20 @@
         </w:r>
       </w:hyperlink>
     </w:p>
+    <w:bookmarkStart w:id="104" w:name="bib:dawid1979maximum"/>
     <w:p>
       <w:pPr>
         <w:pStyle w:val="BodyText"/>
       </w:pPr>
-      <w:bookmarkStart w:id="102" w:name="bib:dawid1979maximum"/>
-      <w:bookmarkEnd w:id="102"/>
-      <w:r>
-        <w:t xml:space="preserve"> </w:t>
-      </w:r>
+      <w:r>
+        <w:t xml:space="preserve">[9]</w:t>
+      </w:r>
+    </w:p>
+    <w:bookmarkEnd w:id="104"/>
+    <w:p>
+      <w:pPr>
+        <w:pStyle w:val="BodyText"/>
+      </w:pPr>
       <w:r>
         <w:t xml:space="preserve">A. P. Dawid and A. M. Skene,</w:t>
       </w:r>
@@ -33014,7 +33711,7 @@
       <w:r>
         <w:t xml:space="preserve">, vol. 28, no. 1, pp. 20–28, 1979. </w:t>
       </w:r>
-      <w:hyperlink r:id="rId103">
+      <w:hyperlink r:id="rId105">
         <w:r>
           <w:rPr>
             <w:rStyle w:val="Hyperlink"/>
@@ -33023,15 +33720,20 @@
         </w:r>
       </w:hyperlink>
     </w:p>
+    <w:bookmarkStart w:id="106" w:name="bib:parisi2014ranking"/>
     <w:p>
       <w:pPr>
         <w:pStyle w:val="BodyText"/>
       </w:pPr>
-      <w:bookmarkStart w:id="104" w:name="bib:parisi2014ranking"/>
-      <w:bookmarkEnd w:id="104"/>
-      <w:r>
-        <w:t xml:space="preserve"> </w:t>
-      </w:r>
+      <w:r>
+        <w:t xml:space="preserve">[10]</w:t>
+      </w:r>
+    </w:p>
+    <w:bookmarkEnd w:id="106"/>
+    <w:p>
+      <w:pPr>
+        <w:pStyle w:val="BodyText"/>
+      </w:pPr>
       <w:r>
         <w:t xml:space="preserve">F. Parisi, F. Strino, B. Nadler, and Y. Kluger,</w:t>
       </w:r>
@@ -33054,7 +33756,7 @@
       <w:r>
         <w:t xml:space="preserve">, vol. 111, no. 4, pp. 1253–1258, 2014. </w:t>
       </w:r>
-      <w:hyperlink r:id="rId105">
+      <w:hyperlink r:id="rId107">
         <w:r>
           <w:rPr>
             <w:rStyle w:val="Hyperlink"/>
@@ -33063,15 +33765,20 @@
         </w:r>
       </w:hyperlink>
     </w:p>
+    <w:bookmarkStart w:id="108" w:name="bib:li2023diverse"/>
     <w:p>
       <w:pPr>
         <w:pStyle w:val="BodyText"/>
       </w:pPr>
-      <w:bookmarkStart w:id="106" w:name="bib:li2023diverse"/>
-      <w:bookmarkEnd w:id="106"/>
-      <w:r>
-        <w:t xml:space="preserve"> </w:t>
-      </w:r>
+      <w:r>
+        <w:t xml:space="preserve">[11]</w:t>
+      </w:r>
+    </w:p>
+    <w:bookmarkEnd w:id="108"/>
+    <w:p>
+      <w:pPr>
+        <w:pStyle w:val="BodyText"/>
+      </w:pPr>
       <w:r>
         <w:t xml:space="preserve">Y. Li</w:t>
       </w:r>
@@ -33113,7 +33820,7 @@
       <w:r>
         <w:t xml:space="preserve">, 2023. </w:t>
       </w:r>
-      <w:hyperlink r:id="rId107">
+      <w:hyperlink r:id="rId109">
         <w:r>
           <w:rPr>
             <w:rStyle w:val="Hyperlink"/>
@@ -33122,15 +33829,20 @@
         </w:r>
       </w:hyperlink>
     </w:p>
+    <w:bookmarkStart w:id="110" w:name="bib:aggarwal2023adaptive"/>
     <w:p>
       <w:pPr>
         <w:pStyle w:val="BodyText"/>
       </w:pPr>
-      <w:bookmarkStart w:id="108" w:name="bib:aggarwal2023adaptive"/>
-      <w:bookmarkEnd w:id="108"/>
-      <w:r>
-        <w:t xml:space="preserve"> </w:t>
-      </w:r>
+      <w:r>
+        <w:t xml:space="preserve">[12]</w:t>
+      </w:r>
+    </w:p>
+    <w:bookmarkEnd w:id="110"/>
+    <w:p>
+      <w:pPr>
+        <w:pStyle w:val="BodyText"/>
+      </w:pPr>
       <w:r>
         <w:t xml:space="preserve">P. Aggarwal, A. Madaan, Y. Yang, and Mausam,</w:t>
       </w:r>
@@ -33168,7 +33880,7 @@
       <w:r>
         <w:t xml:space="preserve">, 2023, pp. 12375–12396. </w:t>
       </w:r>
-      <w:hyperlink r:id="rId109">
+      <w:hyperlink r:id="rId111">
         <w:r>
           <w:rPr>
             <w:rStyle w:val="Hyperlink"/>
@@ -33177,15 +33889,20 @@
         </w:r>
       </w:hyperlink>
     </w:p>
+    <w:bookmarkStart w:id="112" w:name="bib:li2024escape"/>
     <w:p>
       <w:pPr>
         <w:pStyle w:val="BodyText"/>
       </w:pPr>
-      <w:bookmarkStart w:id="110" w:name="bib:li2024escape"/>
-      <w:bookmarkEnd w:id="110"/>
-      <w:r>
-        <w:t xml:space="preserve"> </w:t>
-      </w:r>
+      <w:r>
+        <w:t xml:space="preserve">[13]</w:t>
+      </w:r>
+    </w:p>
+    <w:bookmarkEnd w:id="112"/>
+    <w:p>
+      <w:pPr>
+        <w:pStyle w:val="BodyText"/>
+      </w:pPr>
       <w:r>
         <w:t xml:space="preserve">Y. Li</w:t>
       </w:r>
@@ -33227,7 +33944,7 @@
       <w:r>
         <w:t xml:space="preserve">, 2024. </w:t>
       </w:r>
-      <w:hyperlink r:id="rId111">
+      <w:hyperlink r:id="rId113">
         <w:r>
           <w:rPr>
             <w:rStyle w:val="Hyperlink"/>
@@ -33236,15 +33953,20 @@
         </w:r>
       </w:hyperlink>
     </w:p>
+    <w:bookmarkStart w:id="114" w:name="bib:borda2025"/>
     <w:p>
       <w:pPr>
         <w:pStyle w:val="BodyText"/>
       </w:pPr>
-      <w:bookmarkStart w:id="112" w:name="bib:borda2025"/>
-      <w:bookmarkEnd w:id="112"/>
-      <w:r>
-        <w:t xml:space="preserve"> </w:t>
-      </w:r>
+      <w:r>
+        <w:t xml:space="preserve">[14]</w:t>
+      </w:r>
+    </w:p>
+    <w:bookmarkEnd w:id="114"/>
+    <w:p>
+      <w:pPr>
+        <w:pStyle w:val="BodyText"/>
+      </w:pPr>
       <w:r>
         <w:t xml:space="preserve">Z. Kang, X. Zhao, and D. Song,</w:t>
       </w:r>
@@ -33273,7 +33995,7 @@
       <w:r>
         <w:t xml:space="preserve">, 2025, arXiv:2502.18581. </w:t>
       </w:r>
-      <w:hyperlink r:id="rId113">
+      <w:hyperlink r:id="rId115">
         <w:r>
           <w:rPr>
             <w:rStyle w:val="Hyperlink"/>
@@ -33282,15 +34004,20 @@
         </w:r>
       </w:hyperlink>
     </w:p>
+    <w:bookmarkStart w:id="116" w:name="bib:whitehill2009whose"/>
     <w:p>
       <w:pPr>
         <w:pStyle w:val="BodyText"/>
       </w:pPr>
-      <w:bookmarkStart w:id="114" w:name="bib:whitehill2009whose"/>
-      <w:bookmarkEnd w:id="114"/>
-      <w:r>
-        <w:t xml:space="preserve"> </w:t>
-      </w:r>
+      <w:r>
+        <w:t xml:space="preserve">[15]</w:t>
+      </w:r>
+    </w:p>
+    <w:bookmarkEnd w:id="116"/>
+    <w:p>
+      <w:pPr>
+        <w:pStyle w:val="BodyText"/>
+      </w:pPr>
       <w:r>
         <w:t xml:space="preserve">J. Whitehill</w:t>
       </w:r>
@@ -33332,7 +34059,7 @@
       <w:r>
         <w:t xml:space="preserve">, 2009. </w:t>
       </w:r>
-      <w:hyperlink r:id="rId115">
+      <w:hyperlink r:id="rId117">
         <w:r>
           <w:rPr>
             <w:rStyle w:val="Hyperlink"/>
@@ -33341,15 +34068,20 @@
         </w:r>
       </w:hyperlink>
     </w:p>
+    <w:bookmarkStart w:id="118" w:name="bib:karger2011iterative"/>
     <w:p>
       <w:pPr>
         <w:pStyle w:val="BodyText"/>
       </w:pPr>
-      <w:bookmarkStart w:id="116" w:name="bib:karger2011iterative"/>
-      <w:bookmarkEnd w:id="116"/>
-      <w:r>
-        <w:t xml:space="preserve"> </w:t>
-      </w:r>
+      <w:r>
+        <w:t xml:space="preserve">[16]</w:t>
+      </w:r>
+    </w:p>
+    <w:bookmarkEnd w:id="118"/>
+    <w:p>
+      <w:pPr>
+        <w:pStyle w:val="BodyText"/>
+      </w:pPr>
       <w:r>
         <w:t xml:space="preserve">D. R. Karger, S. Oh, and D. Shah,</w:t>
       </w:r>
@@ -33378,7 +34110,7 @@
       <w:r>
         <w:t xml:space="preserve">, 2011. </w:t>
       </w:r>
-      <w:hyperlink r:id="rId117">
+      <w:hyperlink r:id="rId119">
         <w:r>
           <w:rPr>
             <w:rStyle w:val="Hyperlink"/>
@@ -33387,15 +34119,20 @@
         </w:r>
       </w:hyperlink>
     </w:p>
+    <w:bookmarkStart w:id="120" w:name="bib:fuse2026"/>
     <w:p>
       <w:pPr>
         <w:pStyle w:val="BodyText"/>
       </w:pPr>
-      <w:bookmarkStart w:id="118" w:name="bib:fuse2026"/>
-      <w:bookmarkEnd w:id="118"/>
-      <w:r>
-        <w:t xml:space="preserve"> </w:t>
-      </w:r>
+      <w:r>
+        <w:t xml:space="preserve">[17]</w:t>
+      </w:r>
+    </w:p>
+    <w:bookmarkEnd w:id="120"/>
+    <w:p>
+      <w:pPr>
+        <w:pStyle w:val="BodyText"/>
+      </w:pPr>
       <w:r>
         <w:t xml:space="preserve">J. Lee, V. Ma, S. Zhao, Y. Nair, A. Spector, R. Cohen, and E. J. Candès,</w:t>
       </w:r>
@@ -33411,7 +34148,7 @@
       <w:r>
         <w:t xml:space="preserve">arXiv:2604.18547, 2026. </w:t>
       </w:r>
-      <w:hyperlink r:id="rId119">
+      <w:hyperlink r:id="rId121">
         <w:r>
           <w:rPr>
             <w:rStyle w:val="Hyperlink"/>
@@ -33420,15 +34157,20 @@
         </w:r>
       </w:hyperlink>
     </w:p>
+    <w:bookmarkStart w:id="122" w:name="bib:beyondmajority2025"/>
     <w:p>
       <w:pPr>
         <w:pStyle w:val="BodyText"/>
       </w:pPr>
-      <w:bookmarkStart w:id="120" w:name="bib:beyondmajority2025"/>
-      <w:bookmarkEnd w:id="120"/>
-      <w:r>
-        <w:t xml:space="preserve"> </w:t>
-      </w:r>
+      <w:r>
+        <w:t xml:space="preserve">[18]</w:t>
+      </w:r>
+    </w:p>
+    <w:bookmarkEnd w:id="122"/>
+    <w:p>
+      <w:pPr>
+        <w:pStyle w:val="BodyText"/>
+      </w:pPr>
       <w:r>
         <w:t xml:space="preserve">R. Ai, Y. Pan, D. Simchi-Levi, M. Tambe, and H. Xu,</w:t>
       </w:r>
@@ -33444,7 +34186,7 @@
       <w:r>
         <w:t xml:space="preserve">arXiv:2510.01499, 2025, accepted to ICML 2026. </w:t>
       </w:r>
-      <w:hyperlink r:id="rId121">
+      <w:hyperlink r:id="rId123">
         <w:r>
           <w:rPr>
             <w:rStyle w:val="Hyperlink"/>
@@ -33453,15 +34195,20 @@
         </w:r>
       </w:hyperlink>
     </w:p>
+    <w:bookmarkStart w:id="124" w:name="bib:vanelteren1960"/>
     <w:p>
       <w:pPr>
         <w:pStyle w:val="BodyText"/>
       </w:pPr>
-      <w:bookmarkStart w:id="122" w:name="bib:vanelteren1960"/>
-      <w:bookmarkEnd w:id="122"/>
-      <w:r>
-        <w:t xml:space="preserve"> </w:t>
-      </w:r>
+      <w:r>
+        <w:t xml:space="preserve">[19]</w:t>
+      </w:r>
+    </w:p>
+    <w:bookmarkEnd w:id="124"/>
+    <w:p>
+      <w:pPr>
+        <w:pStyle w:val="BodyText"/>
+      </w:pPr>
       <w:r>
         <w:t xml:space="preserve">P. van Elteren,</w:t>
       </w:r>
@@ -33484,7 +34231,7 @@
       <w:r>
         <w:t xml:space="preserve">, vol. 37, pp. 351–361, 1960. </w:t>
       </w:r>
-      <w:hyperlink r:id="rId123">
+      <w:hyperlink r:id="rId125">
         <w:r>
           <w:rPr>
             <w:rStyle w:val="Hyperlink"/>
@@ -33493,15 +34240,20 @@
         </w:r>
       </w:hyperlink>
     </w:p>
+    <w:bookmarkStart w:id="126" w:name="bib:james1961estimation"/>
     <w:p>
       <w:pPr>
         <w:pStyle w:val="BodyText"/>
       </w:pPr>
-      <w:bookmarkStart w:id="124" w:name="bib:james1961estimation"/>
-      <w:bookmarkEnd w:id="124"/>
-      <w:r>
-        <w:t xml:space="preserve"> </w:t>
-      </w:r>
+      <w:r>
+        <w:t xml:space="preserve">[20]</w:t>
+      </w:r>
+    </w:p>
+    <w:bookmarkEnd w:id="126"/>
+    <w:p>
+      <w:pPr>
+        <w:pStyle w:val="BodyText"/>
+      </w:pPr>
       <w:r>
         <w:t xml:space="preserve">W. James and C. Stein,</w:t>
       </w:r>
@@ -33530,7 +34282,7 @@
       <w:r>
         <w:t xml:space="preserve">, 1961, pp. 361–379. </w:t>
       </w:r>
-      <w:hyperlink r:id="rId125">
+      <w:hyperlink r:id="rId127">
         <w:r>
           <w:rPr>
             <w:rStyle w:val="Hyperlink"/>
@@ -33539,15 +34291,20 @@
         </w:r>
       </w:hyperlink>
     </w:p>
+    <w:bookmarkStart w:id="128" w:name="bib:kish1965"/>
     <w:p>
       <w:pPr>
         <w:pStyle w:val="BodyText"/>
       </w:pPr>
-      <w:bookmarkStart w:id="126" w:name="bib:kish1965"/>
-      <w:bookmarkEnd w:id="126"/>
-      <w:r>
-        <w:t xml:space="preserve"> </w:t>
-      </w:r>
+      <w:r>
+        <w:t xml:space="preserve">[21]</w:t>
+      </w:r>
+    </w:p>
+    <w:bookmarkEnd w:id="128"/>
+    <w:p>
+      <w:pPr>
+        <w:pStyle w:val="BodyText"/>
+      </w:pPr>
       <w:r>
         <w:t xml:space="preserve">L. Kish,</w:t>
       </w:r>
@@ -33564,7 +34321,7 @@
       <w:r>
         <w:t xml:space="preserve">. New York, NY, USA: Wiley, 1965. </w:t>
       </w:r>
-      <w:hyperlink r:id="rId127">
+      <w:hyperlink r:id="rId129">
         <w:r>
           <w:rPr>
             <w:rStyle w:val="Hyperlink"/>
@@ -33573,15 +34330,20 @@
         </w:r>
       </w:hyperlink>
     </w:p>
+    <w:bookmarkStart w:id="130" w:name="bib:rao1981analysis"/>
     <w:p>
       <w:pPr>
         <w:pStyle w:val="BodyText"/>
       </w:pPr>
-      <w:bookmarkStart w:id="128" w:name="bib:rao1981analysis"/>
-      <w:bookmarkEnd w:id="128"/>
-      <w:r>
-        <w:t xml:space="preserve"> </w:t>
-      </w:r>
+      <w:r>
+        <w:t xml:space="preserve">[22]</w:t>
+      </w:r>
+    </w:p>
+    <w:bookmarkEnd w:id="130"/>
+    <w:p>
+      <w:pPr>
+        <w:pStyle w:val="BodyText"/>
+      </w:pPr>
       <w:r>
         <w:t xml:space="preserve">J. N. K. Rao and A. J. Scott,</w:t>
       </w:r>
@@ -33604,7 +34366,7 @@
       <w:r>
         <w:t xml:space="preserve">, vol. 76, no. 374, pp. 221–230, 1981. </w:t>
       </w:r>
-      <w:hyperlink r:id="rId129">
+      <w:hyperlink r:id="rId131">
         <w:r>
           <w:rPr>
             <w:rStyle w:val="Hyperlink"/>
@@ -33613,55 +34375,22 @@
         </w:r>
       </w:hyperlink>
     </w:p>
+    <w:bookmarkStart w:id="132" w:name="bib:gsm8k2021"/>
     <w:p>
       <w:pPr>
         <w:pStyle w:val="BodyText"/>
       </w:pPr>
-      <w:bookmarkStart w:id="130" w:name="bib:gsm8k2021"/>
-      <w:bookmarkEnd w:id="130"/>
-      <w:r>
-        <w:t xml:space="preserve"> </w:t>
-      </w:r>
-      <w:r>
-        <w:t xml:space="preserve">K. Cobbe</w:t>
-      </w:r>
-      <w:r>
-        <w:t xml:space="preserve"> </w:t>
-      </w:r>
-      <w:r>
-        <w:rPr>
-          <w:i/>
-          <w:iCs/>
-        </w:rPr>
-        <w:t xml:space="preserve">et al.</w:t>
-      </w:r>
-      <w:r>
-        <w:t xml:space="preserve">,</w:t>
-      </w:r>
-      <w:r>
-        <w:t xml:space="preserve"> </w:t>
-      </w:r>
-      <w:r>
-        <w:t xml:space="preserve">“Training verifiers to solve math word problems,”</w:t>
-      </w:r>
-      <w:r>
-        <w:t xml:space="preserve"> </w:t>
-      </w:r>
-      <w:r>
-        <w:t xml:space="preserve">arXiv:2110.14168, 2021.</w:t>
+      <w:r>
+        <w:t xml:space="preserve">[23]</w:t>
       </w:r>
     </w:p>
+    <w:bookmarkEnd w:id="132"/>
     <w:p>
       <w:pPr>
         <w:pStyle w:val="BodyText"/>
       </w:pPr>
-      <w:bookmarkStart w:id="131" w:name="bib:math500"/>
-      <w:bookmarkEnd w:id="131"/>
-      <w:r>
-        <w:t xml:space="preserve"> </w:t>
-      </w:r>
-      <w:r>
-        <w:t xml:space="preserve">D. Hendrycks</w:t>
+      <w:r>
+        <w:t xml:space="preserve">K. Cobbe</w:t>
       </w:r>
       <w:r>
         <w:t xml:space="preserve"> </w:t>
@@ -33680,13 +34409,31 @@
         <w:t xml:space="preserve"> </w:t>
       </w:r>
       <w:r>
-        <w:t xml:space="preserve">“Measuring mathematical problem solving with the MATH dataset,”</w:t>
-      </w:r>
-      <w:r>
-        <w:t xml:space="preserve"> </w:t>
-      </w:r>
-      <w:r>
-        <w:t xml:space="preserve">in</w:t>
+        <w:t xml:space="preserve">“Training verifiers to solve math word problems,”</w:t>
+      </w:r>
+      <w:r>
+        <w:t xml:space="preserve"> </w:t>
+      </w:r>
+      <w:r>
+        <w:t xml:space="preserve">arXiv:2110.14168, 2021.</w:t>
+      </w:r>
+    </w:p>
+    <w:bookmarkStart w:id="133" w:name="bib:math500"/>
+    <w:p>
+      <w:pPr>
+        <w:pStyle w:val="BodyText"/>
+      </w:pPr>
+      <w:r>
+        <w:t xml:space="preserve">[24]</w:t>
+      </w:r>
+    </w:p>
+    <w:bookmarkEnd w:id="133"/>
+    <w:p>
+      <w:pPr>
+        <w:pStyle w:val="BodyText"/>
+      </w:pPr>
+      <w:r>
+        <w:t xml:space="preserve">D. Hendrycks</w:t>
       </w:r>
       <w:r>
         <w:t xml:space="preserve"> </w:t>
@@ -33696,12 +34443,37 @@
           <w:i/>
           <w:iCs/>
         </w:rPr>
+        <w:t xml:space="preserve">et al.</w:t>
+      </w:r>
+      <w:r>
+        <w:t xml:space="preserve">,</w:t>
+      </w:r>
+      <w:r>
+        <w:t xml:space="preserve"> </w:t>
+      </w:r>
+      <w:r>
+        <w:t xml:space="preserve">“Measuring mathematical problem solving with the MATH dataset,”</w:t>
+      </w:r>
+      <w:r>
+        <w:t xml:space="preserve"> </w:t>
+      </w:r>
+      <w:r>
+        <w:t xml:space="preserve">in</w:t>
+      </w:r>
+      <w:r>
+        <w:t xml:space="preserve"> </w:t>
+      </w:r>
+      <w:r>
+        <w:rPr>
+          <w:i/>
+          <w:iCs/>
+        </w:rPr>
         <w:t xml:space="preserve">Proc. NeurIPS Datasets and Benchmarks</w:t>
       </w:r>
       <w:r>
         <w:t xml:space="preserve">, 2021. </w:t>
       </w:r>
-      <w:hyperlink r:id="rId132">
+      <w:hyperlink r:id="rId134">
         <w:r>
           <w:rPr>
             <w:rStyle w:val="Hyperlink"/>
@@ -33710,68 +34482,22 @@
         </w:r>
       </w:hyperlink>
     </w:p>
+    <w:bookmarkStart w:id="135" w:name="bib:lightman2024verify"/>
     <w:p>
       <w:pPr>
         <w:pStyle w:val="BodyText"/>
       </w:pPr>
-      <w:bookmarkStart w:id="133" w:name="bib:lightman2024verify"/>
-      <w:bookmarkEnd w:id="133"/>
-      <w:r>
-        <w:t xml:space="preserve"> </w:t>
-      </w:r>
-      <w:r>
-        <w:t xml:space="preserve">H. Lightman</w:t>
-      </w:r>
-      <w:r>
-        <w:t xml:space="preserve"> </w:t>
-      </w:r>
-      <w:r>
-        <w:rPr>
-          <w:i/>
-          <w:iCs/>
-        </w:rPr>
-        <w:t xml:space="preserve">et al.</w:t>
-      </w:r>
-      <w:r>
-        <w:t xml:space="preserve">,</w:t>
-      </w:r>
-      <w:r>
-        <w:t xml:space="preserve"> </w:t>
-      </w:r>
-      <w:r>
-        <w:t xml:space="preserve">“Let’s verify step by step,”</w:t>
-      </w:r>
-      <w:r>
-        <w:t xml:space="preserve"> </w:t>
-      </w:r>
-      <w:r>
-        <w:t xml:space="preserve">in</w:t>
-      </w:r>
-      <w:r>
-        <w:t xml:space="preserve"> </w:t>
-      </w:r>
-      <w:r>
-        <w:rPr>
-          <w:i/>
-          <w:iCs/>
-        </w:rPr>
-        <w:t xml:space="preserve">Proc. ICLR</w:t>
-      </w:r>
-      <w:r>
-        <w:t xml:space="preserve">, 2024. (MATH-500 test subset.)</w:t>
+      <w:r>
+        <w:t xml:space="preserve">[25]</w:t>
       </w:r>
     </w:p>
+    <w:bookmarkEnd w:id="135"/>
     <w:p>
       <w:pPr>
         <w:pStyle w:val="BodyText"/>
       </w:pPr>
-      <w:bookmarkStart w:id="134" w:name="bib:leetcodedataset"/>
-      <w:bookmarkEnd w:id="134"/>
-      <w:r>
-        <w:t xml:space="preserve"> </w:t>
-      </w:r>
-      <w:r>
-        <w:t xml:space="preserve">Y. Xia</w:t>
+      <w:r>
+        <w:t xml:space="preserve">H. Lightman</w:t>
       </w:r>
       <w:r>
         <w:t xml:space="preserve"> </w:t>
@@ -33790,6 +34516,62 @@
         <w:t xml:space="preserve"> </w:t>
       </w:r>
       <w:r>
+        <w:t xml:space="preserve">“Let’s verify step by step,”</w:t>
+      </w:r>
+      <w:r>
+        <w:t xml:space="preserve"> </w:t>
+      </w:r>
+      <w:r>
+        <w:t xml:space="preserve">in</w:t>
+      </w:r>
+      <w:r>
+        <w:t xml:space="preserve"> </w:t>
+      </w:r>
+      <w:r>
+        <w:rPr>
+          <w:i/>
+          <w:iCs/>
+        </w:rPr>
+        <w:t xml:space="preserve">Proc. ICLR</w:t>
+      </w:r>
+      <w:r>
+        <w:t xml:space="preserve">, 2024. (MATH-500 test subset.)</w:t>
+      </w:r>
+    </w:p>
+    <w:bookmarkStart w:id="136" w:name="bib:leetcodedataset"/>
+    <w:p>
+      <w:pPr>
+        <w:pStyle w:val="BodyText"/>
+      </w:pPr>
+      <w:r>
+        <w:t xml:space="preserve">[26]</w:t>
+      </w:r>
+    </w:p>
+    <w:bookmarkEnd w:id="136"/>
+    <w:p>
+      <w:pPr>
+        <w:pStyle w:val="BodyText"/>
+      </w:pPr>
+      <w:r>
+        <w:t xml:space="preserve">Y. Xia</w:t>
+      </w:r>
+      <w:r>
+        <w:t xml:space="preserve"> </w:t>
+      </w:r>
+      <w:r>
+        <w:rPr>
+          <w:i/>
+          <w:iCs/>
+        </w:rPr>
+        <w:t xml:space="preserve">et al.</w:t>
+      </w:r>
+      <w:r>
+        <w:t xml:space="preserve">,</w:t>
+      </w:r>
+      <w:r>
+        <w:t xml:space="preserve"> </w:t>
+      </w:r>
+      <w:r>
         <w:t xml:space="preserve">“LeetCodeDataset: A temporal dataset for robust evaluation and efficient training of code LLMs,”</w:t>
       </w:r>
       <w:r>
@@ -33798,7 +34580,7 @@
       <w:r>
         <w:t xml:space="preserve">arXiv:2504.14655, 2025. </w:t>
       </w:r>
-      <w:hyperlink r:id="rId135">
+      <w:hyperlink r:id="rId137">
         <w:r>
           <w:rPr>
             <w:rStyle w:val="Hyperlink"/>
@@ -33807,15 +34589,20 @@
         </w:r>
       </w:hyperlink>
     </w:p>
+    <w:bookmarkStart w:id="138" w:name="bib:kuhn2023semantic"/>
     <w:p>
       <w:pPr>
         <w:pStyle w:val="BodyText"/>
       </w:pPr>
-      <w:bookmarkStart w:id="136" w:name="bib:kuhn2023semantic"/>
-      <w:bookmarkEnd w:id="136"/>
-      <w:r>
-        <w:t xml:space="preserve"> </w:t>
-      </w:r>
+      <w:r>
+        <w:t xml:space="preserve">[27]</w:t>
+      </w:r>
+    </w:p>
+    <w:bookmarkEnd w:id="138"/>
+    <w:p>
+      <w:pPr>
+        <w:pStyle w:val="BodyText"/>
+      </w:pPr>
       <w:r>
         <w:t xml:space="preserve">L. Kuhn, Y. Gal, and S. Farquhar,</w:t>
       </w:r>
@@ -33844,7 +34631,7 @@
       <w:r>
         <w:t xml:space="preserve">, 2023. </w:t>
       </w:r>
-      <w:hyperlink r:id="rId137">
+      <w:hyperlink r:id="rId139">
         <w:r>
           <w:rPr>
             <w:rStyle w:val="Hyperlink"/>
@@ -33853,7 +34640,7 @@
         </w:r>
       </w:hyperlink>
     </w:p>
-    <w:bookmarkEnd w:id="138"/>
+    <w:bookmarkEnd w:id="140"/>
     <w:sectPr>
       <w:footnotePr>
         <w:numRestart w:val="eachSect"/>
